--- a/resume-output/docx/侯钟棋-海外技术支持-中文-一页版.docx
+++ b/resume-output/docx/侯钟棋-海外技术支持-中文-一页版.docx
@@ -85,7 +85,7 @@
           <w:b w:val="0"/>
           <w:sz w:val="19"/>
         </w:rPr>
-        <w:t>做过欧洲现场和远程售后，去过西班牙、荷兰、法国、德国做问题处理和产品培训，英语沟通比较顺畅，客户基本能听懂。</w:t>
+        <w:t>具备海外客户现场与远程支持经验，曾赴西班牙、荷兰、法国、德国开展售后处理与产品培训，英语听说沟通顺畅。</w:t>
       </w:r>
     </w:p>
     <w:p>
@@ -99,7 +99,7 @@
           <w:b w:val="0"/>
           <w:sz w:val="19"/>
         </w:rPr>
-        <w:t>常在客户和研发中间传话对接。有一个大客户的四轮定位软硬件需求，跟了大概4个月，需求和方案对清楚后产品顺利交出去了。</w:t>
+        <w:t>擅长在客户与研发之间进行需求对接与进度协同。曾跟进大客户四轮定位设备软硬件需求约4个月，完成需求澄清、方案对齐并推动产品交付。</w:t>
       </w:r>
     </w:p>
     <w:p>
@@ -113,7 +113,7 @@
           <w:b w:val="0"/>
           <w:sz w:val="19"/>
         </w:rPr>
-        <w:t>自己用 Cursor 搭过服务部门的知识库助手，跑在公司服务器上，销售和服务同事都能问。另外还做了售后工单记录和问题看板。</w:t>
+        <w:t>使用 Cursor 搭建服务部门知识库助手，部署于公司服务器并全天运行。同时开发售后工单记录与问题数据看板，提升跨时区资料检索与 case 管理效率。</w:t>
       </w:r>
     </w:p>
     <w:p>
@@ -127,7 +127,7 @@
           <w:b w:val="0"/>
           <w:sz w:val="19"/>
         </w:rPr>
-        <w:t>自动化专业，大学在智能车实验室待了三年，会看 PCB、写一点嵌入式 C，也做过焊接和万用表调试。新产品上手不算慢。</w:t>
+        <w:t>自动化专业背景，具备智能车实验室实践经验，掌握 PCB 识图、嵌入式 C、焊接与万用表调试等基础，能够较快完成新产品线上手。</w:t>
       </w:r>
     </w:p>
     <w:p>
@@ -183,7 +183,7 @@
           <w:color w:val="555555"/>
           <w:sz w:val="19"/>
         </w:rPr>
-        <w:t>汽车后市场检测与维保设备。对内是服务工程师，对外做海外技术支持，售前培训和售后都做。</w:t>
+        <w:t>汽车后市场检测与维保设备｜负责售前培训、售后支持及客户与研发之间的技术沟通</w:t>
       </w:r>
     </w:p>
     <w:p>
@@ -197,7 +197,7 @@
           <w:b w:val="0"/>
           <w:sz w:val="19"/>
         </w:rPr>
-        <w:t>负责过的产品包括四轮定位、ADAS 校准、冷媒交换机、喷油嘴检测清洗、变速箱油液交换、新能源电池包充放电和均衡维保、诊断平板等。产品线比较多，公司培训不够细，主要靠自己查资料和跟现场案子学，后面可以独立跟客户。</w:t>
+        <w:t>负责产品线包括四轮定位、ADAS 校准、冷媒交换机、喷油嘴检测清洗、变速箱油液交换、新能源电池包充放电与均衡维保、诊断平板等。在培训深度有限的情况下，通过自学与实战快速形成可独立支持客户的能力。</w:t>
       </w:r>
     </w:p>
     <w:p>
@@ -211,7 +211,7 @@
           <w:b w:val="0"/>
           <w:sz w:val="19"/>
         </w:rPr>
-        <w:t>出差去过西班牙、荷兰、法国、德国，现场处理售后问题，也给经销商和终端客户做产品培训、演示和答疑。</w:t>
+        <w:t>赴西班牙、荷兰、法国、德国开展售后问题处理与现场产品培训，面向经销商与终端客户完成演示、答疑与故障处理。</w:t>
       </w:r>
     </w:p>
     <w:p>
@@ -225,7 +225,7 @@
           <w:b w:val="0"/>
           <w:sz w:val="19"/>
         </w:rPr>
-        <w:t>跟过大客户四轮定位设备的软硬件需求，前后大约4个月。客户提的改动我会整理清楚再给研发，研发进度和限制也会跟客户说明，最后产品完成落地。</w:t>
+        <w:t>主导大客户四轮定位设备软硬件需求对接约4个月，在客户与研发之间拆解需求、对齐方案与验证节奏，最终完成产品交付。</w:t>
       </w:r>
     </w:p>
     <w:p>
@@ -239,7 +239,7 @@
           <w:b w:val="0"/>
           <w:sz w:val="19"/>
         </w:rPr>
-        <w:t>用 Cursor 做了服务部门的问答知识库，把常见问题、处理办法和产品文件放进去。同事提问就能找到对应材料。账号开给了销售和服务，程序挂在公司服务器上全天跑，减少时差导致找资料不方便的情况。</w:t>
+        <w:t>使用 Cursor 搭建服务部门问答式知识库，沉淀常见问题、处理办法与产品文档，为销售与服务同事开通账号，并部署于公司服务器全天运行，缓解时差导致的资料检索不便。</w:t>
       </w:r>
     </w:p>
     <w:p>
@@ -253,7 +253,7 @@
           <w:b w:val="0"/>
           <w:sz w:val="19"/>
         </w:rPr>
-        <w:t>做了售后工单记录平台，可以上传视频、图片和文档，每个 case 对应客户和问题。另外有个简单看板，能看各客户问题累计情况。</w:t>
+        <w:t>开发售后工单记录系统，支持视频、图片与文档上传，按 case 关联客户与问题，并配套数据看板统计客户问题累计情况。</w:t>
       </w:r>
     </w:p>
     <w:p>
@@ -293,7 +293,7 @@
           <w:color w:val="555555"/>
           <w:sz w:val="19"/>
         </w:rPr>
-        <w:t>3D 打印出海。主要在工位远程回复欧美客户的技术问题。</w:t>
+        <w:t>3D 打印出海｜远程处理欧美客户技术咨询与问题跟进</w:t>
       </w:r>
     </w:p>
     <w:p>
@@ -307,7 +307,7 @@
           <w:b w:val="0"/>
           <w:sz w:val="19"/>
         </w:rPr>
-        <w:t>尽快熟悉产品后，自己处理欧美客户咨询。把常见问题和处理方法整理成个人知识库，并训练了 AI Agent，回复会快一些。</w:t>
+        <w:t>快速掌握公司产品线，独立处理欧美客户技术问题。整理典型案例与解决方案，搭建个人知识库并训练 AI Agent，提升响应效率。</w:t>
       </w:r>
     </w:p>
     <w:p>
@@ -321,7 +321,7 @@
           <w:b w:val="0"/>
           <w:sz w:val="19"/>
         </w:rPr>
-        <w:t>一线遇到的高频问题和可疑设计问题，会整理后反馈给产品和研发。</w:t>
+        <w:t>将一线高频问题、设计缺陷与改进建议整理反馈至产品与技术部门，作为产品迭代输入。</w:t>
       </w:r>
     </w:p>
     <w:p>
@@ -377,7 +377,7 @@
           <w:b w:val="0"/>
           <w:sz w:val="19"/>
         </w:rPr>
-        <w:t>智能车实验室三年。做过英飞凌 TC264/TC377 惯导定位越野车，GPS 和 IMU 融合，调过 PID。第十八届全国大学生智能车竞赛浙江省二等奖（省第四）。</w:t>
+        <w:t>智能车实验室三年。参与英飞凌 TC264/TC377 惯导定位越野车项目，完成 GPS 与 IMU 融合及 PID 整定，获第十八届全国大学生智能车竞赛浙江省二等奖（省第四）。</w:t>
       </w:r>
     </w:p>
     <w:p>
@@ -391,7 +391,7 @@
           <w:b w:val="0"/>
           <w:sz w:val="19"/>
         </w:rPr>
-        <w:t>接触过 STM32、传感器驱动、UART/SPI、FreeRTOS 基础，也会看 PCB、焊接、万用表和嵌入式 C。</w:t>
+        <w:t>具备 STM32、传感器驱动、UART/SPI、FreeRTOS 基础，以及 PCB 识图、焊接、万用表调试与嵌入式 C 实践经验。</w:t>
       </w:r>
     </w:p>
     <w:p>
@@ -421,7 +421,7 @@
           <w:b w:val="0"/>
           <w:sz w:val="19"/>
         </w:rPr>
-        <w:t>语言：英语 CET-6，能独立和海外客户打电话、做现场培训，也能写英文邮件和简单技术说明。</w:t>
+        <w:t>语言：英语 CET-6，可独立完成海外客户技术沟通、现场培训与英文邮件、文档处理。</w:t>
       </w:r>
     </w:p>
     <w:p>
@@ -435,7 +435,7 @@
           <w:b w:val="0"/>
           <w:sz w:val="19"/>
         </w:rPr>
-        <w:t>支持：多产品售后排查、售前培训、把客户需求讲给研发听，也把研发方案讲回给客户和销售。</w:t>
+        <w:t>支持能力：多产品线售后诊断、售前培训、需求转译、跨部门协调（客户、研发、销售）。</w:t>
       </w:r>
     </w:p>
     <w:p>
@@ -449,7 +449,7 @@
           <w:b w:val="0"/>
           <w:sz w:val="19"/>
         </w:rPr>
-        <w:t>技术：自动化和嵌入式基础，Python/Matlab 做过一点数据分析，会用 Cursor 等工具整理资料和搭小工具。</w:t>
+        <w:t>技术基础：嵌入式与自动化背景，具备 Python/Matlab 数据分析能力，熟悉 Cursor 等 AI 工具提效，以及流程文档与知识库建设。</w:t>
       </w:r>
     </w:p>
     <w:p>
@@ -463,7 +463,7 @@
           <w:b w:val="0"/>
           <w:sz w:val="19"/>
         </w:rPr>
-        <w:t>其他：期望工作地深圳。出差可以接受，大约一年三次，单次一个月左右。</w:t>
+        <w:t>其他：期望工作地深圳。可接受海外出差，约一年三次，单次约一个月。</w:t>
       </w:r>
     </w:p>
     <w:p>
@@ -564,7 +564,7 @@
           <w:b w:val="0"/>
           <w:sz w:val="19"/>
         </w:rPr>
-        <w:t>沟通还可以，学东西不算慢。比较适合先做海外技术支持，把设备和客户问题摸熟，后面再往海外销售方向转。</w:t>
+        <w:t>具备较强的沟通协调与快速学习能力，擅长在客户现场与研发之间澄清问题并推进方案落地。希望深耕海外技术支持，积累设备与行业经验后，逐步向海外销售方向发展。</w:t>
       </w:r>
     </w:p>
     <w:sectPr>

--- a/resume-output/docx/侯钟棋-海外技术支持-中文-一页版.docx
+++ b/resume-output/docx/侯钟棋-海外技术支持-中文-一页版.docx
@@ -27,7 +27,7 @@
           <w:b/>
           <w:sz w:val="21"/>
         </w:rPr>
-        <w:t>求职意向：海外技术支持工程师（半导体设备 / 机器人）｜深圳｜可接受海外出差</w:t>
+        <w:t>求职意向：海外技术支持工程师（半导体设备 / 机器人 · 复合岗）｜深圳｜可接受海外出差</w:t>
       </w:r>
     </w:p>
     <w:p>
@@ -76,7 +76,6 @@
     </w:p>
     <w:p>
       <w:pPr>
-        <w:pStyle w:val="ListBullet"/>
         <w:spacing w:before="0" w:after="20" w:line="288" w:lineRule="auto"/>
       </w:pPr>
       <w:r>
@@ -85,12 +84,11 @@
           <w:b w:val="0"/>
           <w:sz w:val="19"/>
         </w:rPr>
-        <w:t>具备海外客户现场与远程支持经验，曾赴西班牙、荷兰、法国、德国开展售后处理与产品培训，英语听说沟通顺畅。</w:t>
+        <w:t>❖ 海外客户现场与远程支持：欧洲多国（西班牙 / 荷兰 / 法国 / 德国）售后处理与产品培训，英文听说沟通基本无口音。</w:t>
       </w:r>
     </w:p>
     <w:p>
       <w:pPr>
-        <w:pStyle w:val="ListBullet"/>
         <w:spacing w:before="0" w:after="20" w:line="288" w:lineRule="auto"/>
       </w:pPr>
       <w:r>
@@ -99,12 +97,11 @@
           <w:b w:val="0"/>
           <w:sz w:val="19"/>
         </w:rPr>
-        <w:t>擅长在客户与研发之间进行需求对接与进度协同。曾跟进大客户四轮定位设备软硬件需求约4个月，完成需求澄清、方案对齐并推动产品交付。</w:t>
+        <w:t>❖ 客户—研发桥梁：跟进大客户四轮定位设备软硬件需求约4个月，推动需求澄清、方案对齐与产品落地。</w:t>
       </w:r>
     </w:p>
     <w:p>
       <w:pPr>
-        <w:pStyle w:val="ListBullet"/>
         <w:spacing w:before="0" w:after="20" w:line="288" w:lineRule="auto"/>
       </w:pPr>
       <w:r>
@@ -113,12 +110,11 @@
           <w:b w:val="0"/>
           <w:sz w:val="19"/>
         </w:rPr>
-        <w:t>使用 Cursor 搭建服务部门知识库助手，部署于公司服务器并全天运行。同时开发售后工单记录与问题数据看板，提升跨时区资料检索与 case 管理效率。</w:t>
+        <w:t>❖ 工具化提效：用 Cursor 搭建服务知识库智能助手（公司服务器 7×24 运行），并开发售后工单与数据看板平台。</w:t>
       </w:r>
     </w:p>
     <w:p>
       <w:pPr>
-        <w:pStyle w:val="ListBullet"/>
         <w:spacing w:before="0" w:after="20" w:line="288" w:lineRule="auto"/>
       </w:pPr>
       <w:r>
@@ -127,7 +123,7 @@
           <w:b w:val="0"/>
           <w:sz w:val="19"/>
         </w:rPr>
-        <w:t>自动化专业背景，具备智能车实验室实践经验，掌握 PCB 识图、嵌入式 C、焊接与万用表调试等基础，能够较快完成新产品线上手。</w:t>
+        <w:t>❖ 技术底座：自动化专业 + 智能车实验室，具备 PCB 识图、嵌入式 C、焊接与万用表等基础，学习新产品线速度快。</w:t>
       </w:r>
     </w:p>
     <w:p>
@@ -188,7 +184,6 @@
     </w:p>
     <w:p>
       <w:pPr>
-        <w:pStyle w:val="ListBullet"/>
         <w:spacing w:before="0" w:after="20" w:line="288" w:lineRule="auto"/>
       </w:pPr>
       <w:r>
@@ -197,12 +192,11 @@
           <w:b w:val="0"/>
           <w:sz w:val="19"/>
         </w:rPr>
-        <w:t>负责产品线包括四轮定位、ADAS 校准、冷媒交换机、喷油嘴检测清洗、变速箱油液交换、新能源电池包充放电与均衡维保、诊断平板等。在培训深度有限的情况下，通过自学与实战快速形成可独立支持客户的能力。</w:t>
+        <w:t>❖ 覆盖产品线：四轮定位、ADAS 校准、冷媒交换机、喷油嘴检测清洗、变速箱油液交换、新能源电池包充放电/均衡维保、诊断平板等；快速完成多线产品上手并独立支持客户。</w:t>
       </w:r>
     </w:p>
     <w:p>
       <w:pPr>
-        <w:pStyle w:val="ListBullet"/>
         <w:spacing w:before="0" w:after="20" w:line="288" w:lineRule="auto"/>
       </w:pPr>
       <w:r>
@@ -211,12 +205,11 @@
           <w:b w:val="0"/>
           <w:sz w:val="19"/>
         </w:rPr>
-        <w:t>赴西班牙、荷兰、法国、德国开展售后问题处理与现场产品培训，面向经销商与终端客户完成演示、答疑与故障处理。</w:t>
+        <w:t>❖ 海外出差：赴西班牙、荷兰、法国、德国开展售后问题处理与现场产品培训，面向经销商/终端客户完成演示、答疑与故障闭环。</w:t>
       </w:r>
     </w:p>
     <w:p>
       <w:pPr>
-        <w:pStyle w:val="ListBullet"/>
         <w:spacing w:before="0" w:after="20" w:line="288" w:lineRule="auto"/>
       </w:pPr>
       <w:r>
@@ -225,12 +218,11 @@
           <w:b w:val="0"/>
           <w:sz w:val="19"/>
         </w:rPr>
-        <w:t>主导大客户四轮定位设备软硬件需求对接约4个月，在客户与研发之间拆解需求、对齐方案与验证节奏，最终完成产品交付。</w:t>
+        <w:t>❖ 大客户交付：主导四轮定位设备软硬件需求对接约4个月，在客户与研发之间拆解需求、对齐方案与验证节奏，最终推动产品落地。</w:t>
       </w:r>
     </w:p>
     <w:p>
       <w:pPr>
-        <w:pStyle w:val="ListBullet"/>
         <w:spacing w:before="0" w:after="20" w:line="288" w:lineRule="auto"/>
       </w:pPr>
       <w:r>
@@ -239,12 +231,11 @@
           <w:b w:val="0"/>
           <w:sz w:val="19"/>
         </w:rPr>
-        <w:t>使用 Cursor 搭建服务部门问答式知识库，沉淀常见问题、处理办法与产品文档，为销售与服务同事开通账号，并部署于公司服务器全天运行，缓解时差导致的资料检索不便。</w:t>
+        <w:t>❖ 智能知识库：用 Cursor 搭建服务部门问答式知识库（问题处理办法 + 产品文档），为销售/服务同事开通账号并部署于公司服务器 7×24 运行，缓解时差导致的资料检索瓶颈。</w:t>
       </w:r>
     </w:p>
     <w:p>
       <w:pPr>
-        <w:pStyle w:val="ListBullet"/>
         <w:spacing w:before="0" w:after="20" w:line="288" w:lineRule="auto"/>
       </w:pPr>
       <w:r>
@@ -253,7 +244,7 @@
           <w:b w:val="0"/>
           <w:sz w:val="19"/>
         </w:rPr>
-        <w:t>开发售后工单记录系统，支持视频、图片与文档上传，按 case 关联客户与问题，并配套数据看板统计客户问题累计情况。</w:t>
+        <w:t>❖ 工单平台：开发售后工单记录系统，支持视频/图片/文档上传与客户问题看板，实现 case 可追溯与问题累计可视化。</w:t>
       </w:r>
     </w:p>
     <w:p>
@@ -293,12 +284,11 @@
           <w:color w:val="555555"/>
           <w:sz w:val="19"/>
         </w:rPr>
-        <w:t>3D 打印出海｜远程处理欧美客户技术咨询与问题跟进</w:t>
+        <w:t>3D 打印出海｜远程服务欧美客户技术咨询与问题闭环</w:t>
       </w:r>
     </w:p>
     <w:p>
       <w:pPr>
-        <w:pStyle w:val="ListBullet"/>
         <w:spacing w:before="0" w:after="20" w:line="288" w:lineRule="auto"/>
       </w:pPr>
       <w:r>
@@ -307,12 +297,11 @@
           <w:b w:val="0"/>
           <w:sz w:val="19"/>
         </w:rPr>
-        <w:t>快速掌握公司产品线，独立处理欧美客户技术问题。整理典型案例与解决方案，搭建个人知识库并训练 AI Agent，提升响应效率。</w:t>
+        <w:t>❖ 快速掌握产品线，独立处理欧美客户技术问题；整理典型案例与解决方案，搭建个人知识库并训练 AI Agent 提升响应效率。</w:t>
       </w:r>
     </w:p>
     <w:p>
       <w:pPr>
-        <w:pStyle w:val="ListBullet"/>
         <w:spacing w:before="0" w:after="20" w:line="288" w:lineRule="auto"/>
       </w:pPr>
       <w:r>
@@ -321,7 +310,7 @@
           <w:b w:val="0"/>
           <w:sz w:val="19"/>
         </w:rPr>
-        <w:t>将一线高频问题、设计缺陷与改进建议整理反馈至产品与技术部门，作为产品迭代输入。</w:t>
+        <w:t>❖ 将一线高频问题、设计缺陷与改进建议系统反馈产品/技术部门，形成可复用的迭代输入。</w:t>
       </w:r>
     </w:p>
     <w:p>
@@ -368,7 +357,6 @@
     </w:p>
     <w:p>
       <w:pPr>
-        <w:pStyle w:val="ListBullet"/>
         <w:spacing w:before="0" w:after="20" w:line="288" w:lineRule="auto"/>
       </w:pPr>
       <w:r>
@@ -377,12 +365,11 @@
           <w:b w:val="0"/>
           <w:sz w:val="19"/>
         </w:rPr>
-        <w:t>智能车实验室三年。参与英飞凌 TC264/TC377 惯导定位越野车项目，完成 GPS 与 IMU 融合及 PID 整定，获第十八届全国大学生智能车竞赛浙江省二等奖（省第四）。</w:t>
+        <w:t>❖ 智能车实验室 3 年：英飞凌 TC264/TC377 惯导定位越野车（GPS+IMU 融合、PID 整定），获第十八届全国大学生智能车竞赛浙江省二等奖（省第四）。</w:t>
       </w:r>
     </w:p>
     <w:p>
       <w:pPr>
-        <w:pStyle w:val="ListBullet"/>
         <w:spacing w:before="0" w:after="20" w:line="288" w:lineRule="auto"/>
       </w:pPr>
       <w:r>
@@ -391,7 +378,7 @@
           <w:b w:val="0"/>
           <w:sz w:val="19"/>
         </w:rPr>
-        <w:t>具备 STM32、传感器驱动、UART/SPI、FreeRTOS 基础，以及 PCB 识图、焊接、万用表调试与嵌入式 C 实践经验。</w:t>
+        <w:t>❖ 具备 STM32 / 传感器驱动 / UART·SPI / FreeRTOS 基础，以及 PCB 识图、焊接、万用表调试与嵌入式 C 实践经验。</w:t>
       </w:r>
     </w:p>
     <w:p>
@@ -412,7 +399,6 @@
     </w:p>
     <w:p>
       <w:pPr>
-        <w:pStyle w:val="ListBullet"/>
         <w:spacing w:before="0" w:after="20" w:line="288" w:lineRule="auto"/>
       </w:pPr>
       <w:r>
@@ -421,12 +407,11 @@
           <w:b w:val="0"/>
           <w:sz w:val="19"/>
         </w:rPr>
-        <w:t>语言：英语 CET-6，可独立完成海外客户技术沟通、现场培训与英文邮件、文档处理。</w:t>
+        <w:t>❖ 语言：英语 CET-6；可独立完成海外客户技术沟通、现场培训与英文邮件/文档处理。</w:t>
       </w:r>
     </w:p>
     <w:p>
       <w:pPr>
-        <w:pStyle w:val="ListBullet"/>
         <w:spacing w:before="0" w:after="20" w:line="288" w:lineRule="auto"/>
       </w:pPr>
       <w:r>
@@ -435,12 +420,11 @@
           <w:b w:val="0"/>
           <w:sz w:val="19"/>
         </w:rPr>
-        <w:t>支持能力：多产品线售后诊断、售前培训、需求转译、跨部门协调（客户、研发、销售）。</w:t>
+        <w:t>❖ 支持能力：多产品线售后诊断、售前培训、需求转译、跨部门协调（客户 ↔ 研发 ↔ 销售）。</w:t>
       </w:r>
     </w:p>
     <w:p>
       <w:pPr>
-        <w:pStyle w:val="ListBullet"/>
         <w:spacing w:before="0" w:after="20" w:line="288" w:lineRule="auto"/>
       </w:pPr>
       <w:r>
@@ -449,12 +433,11 @@
           <w:b w:val="0"/>
           <w:sz w:val="19"/>
         </w:rPr>
-        <w:t>技术基础：嵌入式与自动化背景，具备 Python/Matlab 数据分析能力，熟悉 Cursor 等 AI 工具提效，以及流程文档与知识库建设。</w:t>
+        <w:t>❖ 技术基础：嵌入式与自动化背景；Python/Matlab 数据分析；Cursor / AI 工具提效；流程文档与知识库建设。</w:t>
       </w:r>
     </w:p>
     <w:p>
       <w:pPr>
-        <w:pStyle w:val="ListBullet"/>
         <w:spacing w:before="0" w:after="20" w:line="288" w:lineRule="auto"/>
       </w:pPr>
       <w:r>
@@ -463,7 +446,7 @@
           <w:b w:val="0"/>
           <w:sz w:val="19"/>
         </w:rPr>
-        <w:t>其他：期望工作地深圳。可接受海外出差，约一年三次，单次约一个月。</w:t>
+        <w:t>❖ 出差意愿：约 1 年 3 次，单次约 1 个月；工作地期望深圳。</w:t>
       </w:r>
     </w:p>
     <w:p>
@@ -484,7 +467,6 @@
     </w:p>
     <w:p>
       <w:pPr>
-        <w:pStyle w:val="ListBullet"/>
         <w:spacing w:before="0" w:after="20" w:line="288" w:lineRule="auto"/>
       </w:pPr>
       <w:r>
@@ -493,12 +475,11 @@
           <w:b w:val="0"/>
           <w:sz w:val="19"/>
         </w:rPr>
-        <w:t>第十八届全国大学生智能车竞赛 浙江省二等奖（2023.07）</w:t>
+        <w:t>❖ 第十八届全国大学生智能车竞赛 浙江省二等奖（2023.07）｜浙江省大学生英语竞赛 校一等奖（2022.05）</w:t>
       </w:r>
     </w:p>
     <w:p>
       <w:pPr>
-        <w:pStyle w:val="ListBullet"/>
         <w:spacing w:before="0" w:after="20" w:line="288" w:lineRule="auto"/>
       </w:pPr>
       <w:r>
@@ -507,35 +488,7 @@
           <w:b w:val="0"/>
           <w:sz w:val="19"/>
         </w:rPr>
-        <w:t>浙江省大学生英语竞赛 校一等奖（2022.05）</w:t>
-      </w:r>
-    </w:p>
-    <w:p>
-      <w:pPr>
-        <w:pStyle w:val="ListBullet"/>
-        <w:spacing w:before="0" w:after="20" w:line="288" w:lineRule="auto"/>
-      </w:pPr>
-      <w:r>
-        <w:rPr>
-          <w:rFonts w:ascii="Calibri" w:hAnsi="Calibri" w:eastAsia="微软雅黑"/>
-          <w:b w:val="0"/>
-          <w:sz w:val="19"/>
-        </w:rPr>
-        <w:t>第六届普译奖全国大学生英语写作大赛 全国三等奖（2023.12）</w:t>
-      </w:r>
-    </w:p>
-    <w:p>
-      <w:pPr>
-        <w:pStyle w:val="ListBullet"/>
-        <w:spacing w:before="0" w:after="20" w:line="288" w:lineRule="auto"/>
-      </w:pPr>
-      <w:r>
-        <w:rPr>
-          <w:rFonts w:ascii="Calibri" w:hAnsi="Calibri" w:eastAsia="微软雅黑"/>
-          <w:b w:val="0"/>
-          <w:sz w:val="19"/>
-        </w:rPr>
-        <w:t>学业优秀奖学金、美仪企业奖学金（7/92）</w:t>
+        <w:t>❖ 第六届普译奖全国大学生英语写作大赛 全国三等奖（2023.12）｜学业优秀奖学金 / 美仪企业奖学金（7/92）</w:t>
       </w:r>
     </w:p>
     <w:p>
@@ -564,7 +517,7 @@
           <w:b w:val="0"/>
           <w:sz w:val="19"/>
         </w:rPr>
-        <w:t>具备较强的沟通协调与快速学习能力，擅长在客户现场与研发之间澄清问题并推进方案落地。希望深耕海外技术支持，积累设备与行业经验后，逐步向海外销售方向发展。</w:t>
+        <w:t>沟通协调强、学习速度快，擅长在客户现场与研发之间把问题说清楚、把方案推落地。目标先深耕海外技术支持，积累设备与行业经验后向海外销售/复合型客户成功路径发展。</w:t>
       </w:r>
     </w:p>
     <w:sectPr>

--- a/resume-output/docx/侯钟棋-海外技术支持-中文-一页版.docx
+++ b/resume-output/docx/侯钟棋-海外技术支持-中文-一页版.docx
@@ -4,526 +4,3468 @@
   <w:body>
     <w:p>
       <w:pPr>
-        <w:spacing w:before="0" w:after="80" w:line="276" w:lineRule="auto"/>
+        <w:autoSpaceDN w:val="0"/>
+        <w:autoSpaceDE w:val="0"/>
+        <w:widowControl/>
+        <w:spacing w:line="220" w:lineRule="exact" w:before="0" w:after="66"/>
+        <w:ind w:left="0" w:right="0"/>
+      </w:pPr>
+    </w:p>
+    <w:p>
+      <w:pPr>
+        <w:autoSpaceDN w:val="0"/>
+        <w:autoSpaceDE w:val="0"/>
+        <w:widowControl/>
+        <w:spacing w:line="404" w:lineRule="exact" w:before="66" w:after="84"/>
+        <w:ind w:left="0" w:right="5400" w:firstLine="0"/>
+        <w:jc w:val="right"/>
+      </w:pPr>
+      <w:r>
+        <w:rPr>
+          <w:rFonts w:ascii="Type3 (12 0 R)" w:hAnsi="Type3 (12 0 R)" w:eastAsia="Type3 (12 0 R)"/>
+          <w:b w:val="0"/>
+          <w:i w:val="0"/>
+          <w:color w:val="1A1A1A"/>
+          <w:sz w:val="40"/>
+        </w:rPr>
+        <w:t>侯</w:t>
+      </w:r>
+      <w:r>
+        <w:rPr>
+          <w:rFonts w:ascii="Type3 (42 0 R)" w:hAnsi="Type3 (42 0 R)" w:eastAsia="Type3 (42 0 R)"/>
+          <w:b w:val="0"/>
+          <w:i w:val="0"/>
+          <w:color w:val="1A1A1A"/>
+          <w:sz w:val="40"/>
+        </w:rPr>
+        <w:t>钟</w:t>
+      </w:r>
+      <w:r>
+        <w:rPr>
+          <w:rFonts w:ascii="Type3 (4 0 R)" w:hAnsi="Type3 (4 0 R)" w:eastAsia="Type3 (4 0 R)"/>
+          <w:b w:val="0"/>
+          <w:i w:val="0"/>
+          <w:color w:val="1A1A1A"/>
+          <w:sz w:val="40"/>
+        </w:rPr>
+        <w:t>棋</w:t>
+      </w:r>
+    </w:p>
+    <w:tbl>
+      <w:tblPr>
+        <w:tblW w:type="auto" w:w="0"/>
+        <w:tblLayout w:type="fixed"/>
+        <w:tblLook w:firstColumn="1" w:firstRow="1" w:lastColumn="0" w:lastRow="0" w:noHBand="0" w:noVBand="1" w:val="04A0"/>
+        <w:tblInd w:w="490.0" w:type="dxa"/>
+      </w:tblPr>
+      <w:tblGrid>
+        <w:gridCol w:w="5342"/>
+        <w:gridCol w:w="5342"/>
+      </w:tblGrid>
+      <w:tr>
+        <w:trPr>
+          <w:trHeight w:hRule="exact" w:val="328"/>
+        </w:trPr>
+        <w:tc>
+          <w:tcPr>
+            <w:tcW w:type="dxa" w:w="9012"/>
+            <w:tcBorders/>
+            <w:tcMar>
+              <w:start w:w="0" w:type="dxa"/>
+              <w:end w:w="0" w:type="dxa"/>
+            </w:tcMar>
+          </w:tcPr>
+          <w:p>
+            <w:pPr>
+              <w:autoSpaceDN w:val="0"/>
+              <w:autoSpaceDE w:val="0"/>
+              <w:widowControl/>
+              <w:spacing w:line="250" w:lineRule="exact" w:before="60" w:after="0"/>
+              <w:ind w:left="516" w:right="0" w:firstLine="0"/>
+              <w:jc w:val="left"/>
+            </w:pPr>
+            <w:r>
+              <w:rPr>
+                <w:w w:val="102.16666327582465"/>
+                <w:rFonts w:ascii="Type3 (29 0 R)" w:hAnsi="Type3 (29 0 R)" w:eastAsia="Type3 (29 0 R)"/>
+                <w:b w:val="0"/>
+                <w:i w:val="0"/>
+                <w:color w:val="1A1A1A"/>
+                <w:sz w:val="18"/>
+              </w:rPr>
+              <w:t>求</w:t>
+            </w:r>
+            <w:r>
+              <w:rPr>
+                <w:w w:val="102.16666327582465"/>
+                <w:rFonts w:ascii="Type3 (17 0 R)" w:hAnsi="Type3 (17 0 R)" w:eastAsia="Type3 (17 0 R)"/>
+                <w:b w:val="0"/>
+                <w:i w:val="0"/>
+                <w:color w:val="1A1A1A"/>
+                <w:sz w:val="18"/>
+              </w:rPr>
+              <w:t>职</w:t>
+            </w:r>
+            <w:r>
+              <w:rPr>
+                <w:w w:val="102.16666327582465"/>
+                <w:rFonts w:ascii="Type3 (43 0 R)" w:hAnsi="Type3 (43 0 R)" w:eastAsia="Type3 (43 0 R)"/>
+                <w:b w:val="0"/>
+                <w:i w:val="0"/>
+                <w:color w:val="1A1A1A"/>
+                <w:sz w:val="18"/>
+              </w:rPr>
+              <w:t>意</w:t>
+            </w:r>
+            <w:r>
+              <w:rPr>
+                <w:w w:val="102.16666327582465"/>
+                <w:rFonts w:ascii="Type3 (14 0 R)" w:hAnsi="Type3 (14 0 R)" w:eastAsia="Type3 (14 0 R)"/>
+                <w:b w:val="0"/>
+                <w:i w:val="0"/>
+                <w:color w:val="1A1A1A"/>
+                <w:sz w:val="18"/>
+              </w:rPr>
+              <w:t>向</w:t>
+            </w:r>
+            <w:r>
+              <w:rPr>
+                <w:w w:val="102.16666327582465"/>
+                <w:rFonts w:ascii="Type3 (20 0 R)" w:hAnsi="Type3 (20 0 R)" w:eastAsia="Type3 (20 0 R)"/>
+                <w:b w:val="0"/>
+                <w:i w:val="0"/>
+                <w:color w:val="1A1A1A"/>
+                <w:sz w:val="18"/>
+              </w:rPr>
+              <w:t>：</w:t>
+            </w:r>
+            <w:r>
+              <w:rPr>
+                <w:w w:val="102.16666327582465"/>
+                <w:rFonts w:ascii="Type3 (21 0 R)" w:hAnsi="Type3 (21 0 R)" w:eastAsia="Type3 (21 0 R)"/>
+                <w:b w:val="0"/>
+                <w:i w:val="0"/>
+                <w:color w:val="1A1A1A"/>
+                <w:sz w:val="18"/>
+              </w:rPr>
+              <w:t>海</w:t>
+            </w:r>
+            <w:r>
+              <w:rPr>
+                <w:w w:val="102.16666327582465"/>
+                <w:rFonts w:ascii="Type3 (22 0 R)" w:hAnsi="Type3 (22 0 R)" w:eastAsia="Type3 (22 0 R)"/>
+                <w:b w:val="0"/>
+                <w:i w:val="0"/>
+                <w:color w:val="1A1A1A"/>
+                <w:sz w:val="18"/>
+              </w:rPr>
+              <w:t>外</w:t>
+            </w:r>
+            <w:r>
+              <w:rPr>
+                <w:w w:val="102.16666327582465"/>
+                <w:rFonts w:ascii="Type3 (23 0 R)" w:hAnsi="Type3 (23 0 R)" w:eastAsia="Type3 (23 0 R)"/>
+                <w:b w:val="0"/>
+                <w:i w:val="0"/>
+                <w:color w:val="1A1A1A"/>
+                <w:sz w:val="18"/>
+              </w:rPr>
+              <w:t>技</w:t>
+            </w:r>
+            <w:r>
+              <w:rPr>
+                <w:w w:val="102.16666327582465"/>
+                <w:rFonts w:ascii="Type3 (16 0 R)" w:hAnsi="Type3 (16 0 R)" w:eastAsia="Type3 (16 0 R)"/>
+                <w:b w:val="0"/>
+                <w:i w:val="0"/>
+                <w:color w:val="1A1A1A"/>
+                <w:sz w:val="18"/>
+              </w:rPr>
+              <w:t>术</w:t>
+            </w:r>
+            <w:r>
+              <w:rPr>
+                <w:w w:val="102.16666327582465"/>
+                <w:rFonts w:ascii="Type3 (24 0 R)" w:hAnsi="Type3 (24 0 R)" w:eastAsia="Type3 (24 0 R)"/>
+                <w:b w:val="0"/>
+                <w:i w:val="0"/>
+                <w:color w:val="1A1A1A"/>
+                <w:sz w:val="18"/>
+              </w:rPr>
+              <w:t>支</w:t>
+            </w:r>
+            <w:r>
+              <w:rPr>
+                <w:w w:val="102.16666327582465"/>
+                <w:rFonts w:ascii="Type3 (23 0 R)" w:hAnsi="Type3 (23 0 R)" w:eastAsia="Type3 (23 0 R)"/>
+                <w:b w:val="0"/>
+                <w:i w:val="0"/>
+                <w:color w:val="1A1A1A"/>
+                <w:sz w:val="18"/>
+              </w:rPr>
+              <w:t>持</w:t>
+            </w:r>
+            <w:r>
+              <w:rPr>
+                <w:w w:val="102.16666327582465"/>
+                <w:rFonts w:ascii="Type3 (11 0 R)" w:hAnsi="Type3 (11 0 R)" w:eastAsia="Type3 (11 0 R)"/>
+                <w:b w:val="0"/>
+                <w:i w:val="0"/>
+                <w:color w:val="1A1A1A"/>
+                <w:sz w:val="18"/>
+              </w:rPr>
+              <w:t>工</w:t>
+            </w:r>
+            <w:r>
+              <w:rPr>
+                <w:w w:val="102.16666327582465"/>
+                <w:rFonts w:ascii="Type3 (25 0 R)" w:hAnsi="Type3 (25 0 R)" w:eastAsia="Type3 (25 0 R)"/>
+                <w:b w:val="0"/>
+                <w:i w:val="0"/>
+                <w:color w:val="1A1A1A"/>
+                <w:sz w:val="18"/>
+              </w:rPr>
+              <w:t>程</w:t>
+            </w:r>
+            <w:r>
+              <w:rPr>
+                <w:w w:val="102.16666327582465"/>
+                <w:rFonts w:ascii="Type3 (11 0 R)" w:hAnsi="Type3 (11 0 R)" w:eastAsia="Type3 (11 0 R)"/>
+                <w:b w:val="0"/>
+                <w:i w:val="0"/>
+                <w:color w:val="1A1A1A"/>
+                <w:sz w:val="18"/>
+              </w:rPr>
+              <w:t>师</w:t>
+            </w:r>
+            <w:r>
+              <w:rPr>
+                <w:w w:val="102.16666327582465"/>
+                <w:rFonts w:ascii="Type3 (18 0 R)" w:hAnsi="Type3 (18 0 R)" w:eastAsia="Type3 (18 0 R)"/>
+                <w:b w:val="0"/>
+                <w:i w:val="0"/>
+                <w:color w:val="1A1A1A"/>
+                <w:sz w:val="18"/>
+              </w:rPr>
+              <w:t>（</w:t>
+            </w:r>
+            <w:r>
+              <w:rPr>
+                <w:w w:val="102.16666327582465"/>
+                <w:rFonts w:ascii="Type3 (14 0 R)" w:hAnsi="Type3 (14 0 R)" w:eastAsia="Type3 (14 0 R)"/>
+                <w:b w:val="0"/>
+                <w:i w:val="0"/>
+                <w:color w:val="1A1A1A"/>
+                <w:sz w:val="18"/>
+              </w:rPr>
+              <w:t>半</w:t>
+            </w:r>
+            <w:r>
+              <w:rPr>
+                <w:w w:val="102.16666327582465"/>
+                <w:rFonts w:ascii="Type3 (30 0 R)" w:hAnsi="Type3 (30 0 R)" w:eastAsia="Type3 (30 0 R)"/>
+                <w:b w:val="0"/>
+                <w:i w:val="0"/>
+                <w:color w:val="1A1A1A"/>
+                <w:sz w:val="18"/>
+              </w:rPr>
+              <w:t>导</w:t>
+            </w:r>
+            <w:r>
+              <w:rPr>
+                <w:w w:val="102.16666327582465"/>
+                <w:rFonts w:ascii="Type3 (12 0 R)" w:hAnsi="Type3 (12 0 R)" w:eastAsia="Type3 (12 0 R)"/>
+                <w:b w:val="0"/>
+                <w:i w:val="0"/>
+                <w:color w:val="1A1A1A"/>
+                <w:sz w:val="18"/>
+              </w:rPr>
+              <w:t>体</w:t>
+            </w:r>
+            <w:r>
+              <w:rPr>
+                <w:w w:val="102.16666327582465"/>
+                <w:rFonts w:ascii="Type3 (41 0 R)" w:hAnsi="Type3 (41 0 R)" w:eastAsia="Type3 (41 0 R)"/>
+                <w:b w:val="0"/>
+                <w:i w:val="0"/>
+                <w:color w:val="1A1A1A"/>
+                <w:sz w:val="18"/>
+              </w:rPr>
+              <w:t>设</w:t>
+            </w:r>
+            <w:r>
+              <w:rPr>
+                <w:w w:val="102.16666327582465"/>
+                <w:rFonts w:ascii="Type3 (22 0 R)" w:hAnsi="Type3 (22 0 R)" w:eastAsia="Type3 (22 0 R)"/>
+                <w:b w:val="0"/>
+                <w:i w:val="0"/>
+                <w:color w:val="1A1A1A"/>
+                <w:sz w:val="18"/>
+              </w:rPr>
+              <w:t>备</w:t>
+            </w:r>
+            <w:r>
+              <w:rPr>
+                <w:w w:val="102.16666327582465"/>
+                <w:rFonts w:ascii="Noto Sans" w:hAnsi="Noto Sans" w:eastAsia="Noto Sans"/>
+                <w:b/>
+                <w:i w:val="0"/>
+                <w:color w:val="1A1A1A"/>
+                <w:sz w:val="18"/>
+              </w:rPr>
+              <w:t xml:space="preserve"> / </w:t>
+            </w:r>
+            <w:r>
+              <w:rPr>
+                <w:w w:val="102.16666327582465"/>
+                <w:rFonts w:ascii="Type3 (45 0 R)" w:hAnsi="Type3 (45 0 R)" w:eastAsia="Type3 (45 0 R)"/>
+                <w:b w:val="0"/>
+                <w:i w:val="0"/>
+                <w:color w:val="1A1A1A"/>
+                <w:sz w:val="18"/>
+              </w:rPr>
+              <w:t>机</w:t>
+            </w:r>
+            <w:r>
+              <w:rPr>
+                <w:w w:val="102.16666327582465"/>
+                <w:rFonts w:ascii="Type3 (26 0 R)" w:hAnsi="Type3 (26 0 R)" w:eastAsia="Type3 (26 0 R)"/>
+                <w:b w:val="0"/>
+                <w:i w:val="0"/>
+                <w:color w:val="1A1A1A"/>
+                <w:sz w:val="18"/>
+              </w:rPr>
+              <w:t>器</w:t>
+            </w:r>
+            <w:r>
+              <w:rPr>
+                <w:w w:val="102.16666327582465"/>
+                <w:rFonts w:ascii="Type3 (6 0 R)" w:hAnsi="Type3 (6 0 R)" w:eastAsia="Type3 (6 0 R)"/>
+                <w:b w:val="0"/>
+                <w:i w:val="0"/>
+                <w:color w:val="1A1A1A"/>
+                <w:sz w:val="18"/>
+              </w:rPr>
+              <w:t>人</w:t>
+            </w:r>
+            <w:r>
+              <w:rPr>
+                <w:w w:val="102.16666327582465"/>
+                <w:rFonts w:ascii="Noto Sans" w:hAnsi="Noto Sans" w:eastAsia="Noto Sans"/>
+                <w:b/>
+                <w:i w:val="0"/>
+                <w:color w:val="1A1A1A"/>
+                <w:sz w:val="18"/>
+              </w:rPr>
+              <w:t xml:space="preserve"> · </w:t>
+            </w:r>
+            <w:r>
+              <w:rPr>
+                <w:w w:val="102.16666327582465"/>
+                <w:rFonts w:ascii="Type3 (22 0 R)" w:hAnsi="Type3 (22 0 R)" w:eastAsia="Type3 (22 0 R)"/>
+                <w:b w:val="0"/>
+                <w:i w:val="0"/>
+                <w:color w:val="1A1A1A"/>
+                <w:sz w:val="18"/>
+              </w:rPr>
+              <w:t>复</w:t>
+            </w:r>
+            <w:r>
+              <w:rPr>
+                <w:w w:val="102.16666327582465"/>
+                <w:rFonts w:ascii="Type3 (14 0 R)" w:hAnsi="Type3 (14 0 R)" w:eastAsia="Type3 (14 0 R)"/>
+                <w:b w:val="0"/>
+                <w:i w:val="0"/>
+                <w:color w:val="1A1A1A"/>
+                <w:sz w:val="18"/>
+              </w:rPr>
+              <w:t>合</w:t>
+            </w:r>
+            <w:r>
+              <w:rPr>
+                <w:w w:val="102.16666327582465"/>
+                <w:rFonts w:ascii="Type3 (46 0 R)" w:hAnsi="Type3 (46 0 R)" w:eastAsia="Type3 (46 0 R)"/>
+                <w:b w:val="0"/>
+                <w:i w:val="0"/>
+                <w:color w:val="1A1A1A"/>
+                <w:sz w:val="18"/>
+              </w:rPr>
+              <w:t>岗</w:t>
+            </w:r>
+            <w:r>
+              <w:rPr>
+                <w:w w:val="102.16666327582465"/>
+                <w:rFonts w:ascii="Type3 (20 0 R)" w:hAnsi="Type3 (20 0 R)" w:eastAsia="Type3 (20 0 R)"/>
+                <w:b w:val="0"/>
+                <w:i w:val="0"/>
+                <w:color w:val="1A1A1A"/>
+                <w:sz w:val="18"/>
+              </w:rPr>
+              <w:t>）｜</w:t>
+            </w:r>
+            <w:r>
+              <w:rPr>
+                <w:w w:val="102.16666327582465"/>
+                <w:rFonts w:ascii="Type3 (21 0 R)" w:hAnsi="Type3 (21 0 R)" w:eastAsia="Type3 (21 0 R)"/>
+                <w:b w:val="0"/>
+                <w:i w:val="0"/>
+                <w:color w:val="1A1A1A"/>
+                <w:sz w:val="18"/>
+              </w:rPr>
+              <w:t>深</w:t>
+            </w:r>
+            <w:r>
+              <w:rPr>
+                <w:w w:val="102.16666327582465"/>
+                <w:rFonts w:ascii="Type3 (26 0 R)" w:hAnsi="Type3 (26 0 R)" w:eastAsia="Type3 (26 0 R)"/>
+                <w:b w:val="0"/>
+                <w:i w:val="0"/>
+                <w:color w:val="1A1A1A"/>
+                <w:sz w:val="18"/>
+              </w:rPr>
+              <w:t>圳</w:t>
+            </w:r>
+            <w:r>
+              <w:rPr>
+                <w:w w:val="102.16666327582465"/>
+                <w:rFonts w:ascii="Type3 (20 0 R)" w:hAnsi="Type3 (20 0 R)" w:eastAsia="Type3 (20 0 R)"/>
+                <w:b w:val="0"/>
+                <w:i w:val="0"/>
+                <w:color w:val="1A1A1A"/>
+                <w:sz w:val="18"/>
+              </w:rPr>
+              <w:t>｜</w:t>
+            </w:r>
+            <w:r>
+              <w:rPr>
+                <w:w w:val="102.16666327582465"/>
+                <w:rFonts w:ascii="Type3 (14 0 R)" w:hAnsi="Type3 (14 0 R)" w:eastAsia="Type3 (14 0 R)"/>
+                <w:b w:val="0"/>
+                <w:i w:val="0"/>
+                <w:color w:val="1A1A1A"/>
+                <w:sz w:val="18"/>
+              </w:rPr>
+              <w:t>可</w:t>
+            </w:r>
+            <w:r>
+              <w:rPr>
+                <w:w w:val="102.16666327582465"/>
+                <w:rFonts w:ascii="Type3 (47 0 R)" w:hAnsi="Type3 (47 0 R)" w:eastAsia="Type3 (47 0 R)"/>
+                <w:b w:val="0"/>
+                <w:i w:val="0"/>
+                <w:color w:val="1A1A1A"/>
+                <w:sz w:val="18"/>
+              </w:rPr>
+              <w:t>接</w:t>
+            </w:r>
+            <w:r>
+              <w:rPr>
+                <w:w w:val="102.16666327582465"/>
+                <w:rFonts w:ascii="Type3 (14 0 R)" w:hAnsi="Type3 (14 0 R)" w:eastAsia="Type3 (14 0 R)"/>
+                <w:b w:val="0"/>
+                <w:i w:val="0"/>
+                <w:color w:val="1A1A1A"/>
+                <w:sz w:val="18"/>
+              </w:rPr>
+              <w:t>受</w:t>
+            </w:r>
+            <w:r>
+              <w:rPr>
+                <w:w w:val="102.16666327582465"/>
+                <w:rFonts w:ascii="Type3 (21 0 R)" w:hAnsi="Type3 (21 0 R)" w:eastAsia="Type3 (21 0 R)"/>
+                <w:b w:val="0"/>
+                <w:i w:val="0"/>
+                <w:color w:val="1A1A1A"/>
+                <w:sz w:val="18"/>
+              </w:rPr>
+              <w:t>海</w:t>
+            </w:r>
+            <w:r>
+              <w:rPr>
+                <w:w w:val="102.16666327582465"/>
+                <w:rFonts w:ascii="Type3 (22 0 R)" w:hAnsi="Type3 (22 0 R)" w:eastAsia="Type3 (22 0 R)"/>
+                <w:b w:val="0"/>
+                <w:i w:val="0"/>
+                <w:color w:val="1A1A1A"/>
+                <w:sz w:val="18"/>
+              </w:rPr>
+              <w:t>外</w:t>
+            </w:r>
+            <w:r>
+              <w:rPr>
+                <w:w w:val="102.16666327582465"/>
+                <w:rFonts w:ascii="Type3 (28 0 R)" w:hAnsi="Type3 (28 0 R)" w:eastAsia="Type3 (28 0 R)"/>
+                <w:b w:val="0"/>
+                <w:i w:val="0"/>
+                <w:color w:val="1A1A1A"/>
+                <w:sz w:val="18"/>
+              </w:rPr>
+              <w:t>出</w:t>
+            </w:r>
+            <w:r>
+              <w:rPr>
+                <w:w w:val="102.16666327582465"/>
+                <w:rFonts w:ascii="Type3 (11 0 R)" w:hAnsi="Type3 (11 0 R)" w:eastAsia="Type3 (11 0 R)"/>
+                <w:b w:val="0"/>
+                <w:i w:val="0"/>
+                <w:color w:val="1A1A1A"/>
+                <w:sz w:val="18"/>
+              </w:rPr>
+              <w:t>差</w:t>
+            </w:r>
+          </w:p>
+        </w:tc>
+        <w:tc>
+          <w:tcPr>
+            <w:tcW w:type="dxa" w:w="1156"/>
+            <w:tcBorders/>
+            <w:shd w:fill="fafafa"/>
+            <w:tcMar>
+              <w:start w:w="0" w:type="dxa"/>
+              <w:end w:w="0" w:type="dxa"/>
+            </w:tcMar>
+          </w:tcPr>
+          <w:p>
+            <w:pPr>
+              <w:autoSpaceDN w:val="0"/>
+              <w:autoSpaceDE w:val="0"/>
+              <w:widowControl/>
+              <w:spacing w:line="185" w:lineRule="auto" w:before="72" w:after="0"/>
+              <w:ind w:left="0" w:right="0" w:firstLine="0"/>
+              <w:jc w:val="center"/>
+            </w:pPr>
+            <w:r>
+              <w:rPr>
+                <w:rFonts w:ascii="WenQuanYi Micro Hei" w:hAnsi="WenQuanYi Micro Hei" w:eastAsia="WenQuanYi Micro Hei"/>
+                <w:b w:val="0"/>
+                <w:i w:val="0"/>
+                <w:color w:val="999999"/>
+                <w:sz w:val="18"/>
+              </w:rPr>
+              <w:t>照片</w:t>
+            </w:r>
+          </w:p>
+        </w:tc>
+      </w:tr>
+    </w:tbl>
+    <w:p>
+      <w:pPr>
+        <w:autoSpaceDN w:val="0"/>
+        <w:autoSpaceDE w:val="0"/>
+        <w:widowControl/>
+        <w:spacing w:line="245" w:lineRule="auto" w:before="16" w:after="0"/>
+        <w:ind w:left="1584" w:right="2880" w:firstLine="0"/>
         <w:jc w:val="center"/>
       </w:pPr>
       <w:r>
         <w:rPr>
-          <w:rFonts w:ascii="Calibri" w:hAnsi="Calibri" w:eastAsia="微软雅黑"/>
-          <w:b/>
-          <w:sz w:val="40"/>
+          <w:w w:val="102.16666327582465"/>
+          <w:rFonts w:ascii="Noto Sans" w:hAnsi="Noto Sans" w:eastAsia="Noto Sans"/>
+          <w:b w:val="0"/>
+          <w:i w:val="0"/>
+          <w:color w:val="1A1A1A"/>
+          <w:sz w:val="18"/>
         </w:rPr>
-        <w:t>侯钟棋</w:t>
+        <w:t>23</w:t>
+      </w:r>
+      <w:r>
+        <w:rPr>
+          <w:w w:val="102.16666327582465"/>
+          <w:rFonts w:ascii="WenQuanYi Micro Hei" w:hAnsi="WenQuanYi Micro Hei" w:eastAsia="WenQuanYi Micro Hei"/>
+          <w:b w:val="0"/>
+          <w:i w:val="0"/>
+          <w:color w:val="1A1A1A"/>
+          <w:sz w:val="18"/>
+        </w:rPr>
+        <w:t>岁｜男｜本科｜英语可流利对接海外客户｜持有英国签证（约</w:t>
+      </w:r>
+      <w:r>
+        <w:rPr>
+          <w:w w:val="102.16666327582465"/>
+          <w:rFonts w:ascii="Noto Sans" w:hAnsi="Noto Sans" w:eastAsia="Noto Sans"/>
+          <w:b w:val="0"/>
+          <w:i w:val="0"/>
+          <w:color w:val="1A1A1A"/>
+          <w:sz w:val="18"/>
+        </w:rPr>
+        <w:t>2</w:t>
+      </w:r>
+      <w:r>
+        <w:rPr>
+          <w:w w:val="102.16666327582465"/>
+          <w:rFonts w:ascii="WenQuanYi Micro Hei" w:hAnsi="WenQuanYi Micro Hei" w:eastAsia="WenQuanYi Micro Hei"/>
+          <w:b w:val="0"/>
+          <w:i w:val="0"/>
+          <w:color w:val="1A1A1A"/>
+          <w:sz w:val="18"/>
+        </w:rPr>
+        <w:t>年有效）</w:t>
+      </w:r>
+      <w:r>
+        <w:rPr>
+          <w:w w:val="102.16666327582465"/>
+          <w:rFonts w:ascii="Noto Sans" w:hAnsi="Noto Sans" w:eastAsia="Noto Sans"/>
+          <w:b w:val="0"/>
+          <w:i w:val="0"/>
+          <w:color w:val="1A1A1A"/>
+          <w:sz w:val="18"/>
+        </w:rPr>
+        <w:t>178-1676-9251</w:t>
+      </w:r>
+      <w:r>
+        <w:rPr>
+          <w:w w:val="102.16666327582465"/>
+          <w:rFonts w:ascii="WenQuanYi Micro Hei" w:hAnsi="WenQuanYi Micro Hei" w:eastAsia="WenQuanYi Micro Hei"/>
+          <w:b w:val="0"/>
+          <w:i w:val="0"/>
+          <w:color w:val="1A1A1A"/>
+          <w:sz w:val="18"/>
+        </w:rPr>
+        <w:t>｜</w:t>
+      </w:r>
+      <w:r>
+        <w:rPr>
+          <w:w w:val="102.16666327582465"/>
+          <w:rFonts w:ascii="Noto Sans" w:hAnsi="Noto Sans" w:eastAsia="Noto Sans"/>
+          <w:b w:val="0"/>
+          <w:i w:val="0"/>
+          <w:color w:val="1A1A1A"/>
+          <w:sz w:val="18"/>
+        </w:rPr>
+        <w:t>zhongqi_hou@foxmail.com</w:t>
       </w:r>
     </w:p>
     <w:p>
       <w:pPr>
-        <w:spacing w:before="0" w:after="40" w:line="276" w:lineRule="auto"/>
-        <w:jc w:val="center"/>
+        <w:autoSpaceDN w:val="0"/>
+        <w:autoSpaceDE w:val="0"/>
+        <w:widowControl/>
+        <w:spacing w:line="228" w:lineRule="exact" w:before="210" w:after="0"/>
+        <w:ind w:left="0" w:right="0" w:firstLine="0"/>
+        <w:jc w:val="left"/>
       </w:pPr>
       <w:r>
         <w:rPr>
-          <w:rFonts w:ascii="Calibri" w:hAnsi="Calibri" w:eastAsia="微软雅黑"/>
-          <w:b/>
-          <w:sz w:val="21"/>
+          <w:rFonts w:ascii="Type3 (4 0 R)" w:hAnsi="Type3 (4 0 R)" w:eastAsia="Type3 (4 0 R)"/>
+          <w:b w:val="0"/>
+          <w:i w:val="0"/>
+          <w:color w:val="1A1A1A"/>
+          <w:sz w:val="22"/>
         </w:rPr>
-        <w:t>求职意向：海外技术支持工程师（半导体设备 / 机器人 · 复合岗）｜深圳｜可接受海外出差</w:t>
+        <w:t>核</w:t>
+      </w:r>
+      <w:r>
+        <w:rPr>
+          <w:rFonts w:ascii="Type3 (5 0 R)" w:hAnsi="Type3 (5 0 R)" w:eastAsia="Type3 (5 0 R)"/>
+          <w:b w:val="0"/>
+          <w:i w:val="0"/>
+          <w:color w:val="1A1A1A"/>
+          <w:sz w:val="22"/>
+        </w:rPr>
+        <w:t>心</w:t>
+      </w:r>
+      <w:r>
+        <w:rPr>
+          <w:rFonts w:ascii="Type3 (6 0 R)" w:hAnsi="Type3 (6 0 R)" w:eastAsia="Type3 (6 0 R)"/>
+          <w:b w:val="0"/>
+          <w:i w:val="0"/>
+          <w:color w:val="1A1A1A"/>
+          <w:sz w:val="22"/>
+        </w:rPr>
+        <w:t>优</w:t>
+      </w:r>
+      <w:r>
+        <w:rPr>
+          <w:rFonts w:ascii="Type3 (7 0 R)" w:hAnsi="Type3 (7 0 R)" w:eastAsia="Type3 (7 0 R)"/>
+          <w:b w:val="0"/>
+          <w:i w:val="0"/>
+          <w:color w:val="1A1A1A"/>
+          <w:sz w:val="22"/>
+        </w:rPr>
+        <w:t>势</w:t>
       </w:r>
     </w:p>
     <w:p>
       <w:pPr>
-        <w:spacing w:before="0" w:after="40" w:line="276" w:lineRule="auto"/>
-        <w:jc w:val="center"/>
+        <w:autoSpaceDN w:val="0"/>
+        <w:autoSpaceDE w:val="0"/>
+        <w:widowControl/>
+        <w:spacing w:line="216" w:lineRule="auto" w:before="158" w:after="0"/>
+        <w:ind w:left="0" w:right="0" w:firstLine="0"/>
+        <w:jc w:val="left"/>
       </w:pPr>
       <w:r>
         <w:rPr>
-          <w:rFonts w:ascii="Calibri" w:hAnsi="Calibri" w:eastAsia="微软雅黑"/>
+          <w:rFonts w:ascii="DejaVu Sans" w:hAnsi="DejaVu Sans" w:eastAsia="DejaVu Sans"/>
           <w:b w:val="0"/>
-          <w:sz w:val="20"/>
+          <w:i w:val="0"/>
+          <w:color w:val="1A1A1A"/>
+          <w:sz w:val="16"/>
         </w:rPr>
-        <w:t>23岁｜男｜本科｜英语可流利对接海外客户｜持有英国签证（约2年有效）</w:t>
+        <w:t>❖</w:t>
+      </w:r>
+      <w:r>
+        <w:rPr>
+          <w:w w:val="101.05263559441818"/>
+          <w:rFonts w:ascii="WenQuanYi Micro Hei" w:hAnsi="WenQuanYi Micro Hei" w:eastAsia="WenQuanYi Micro Hei"/>
+          <w:b w:val="0"/>
+          <w:i w:val="0"/>
+          <w:color w:val="1A1A1A"/>
+          <w:sz w:val="19"/>
+        </w:rPr>
+        <w:t>海外客户现场与远程支持：欧洲多国（西班牙</w:t>
+      </w:r>
+      <w:r>
+        <w:rPr>
+          <w:w w:val="101.05263559441818"/>
+          <w:rFonts w:ascii="Noto Sans" w:hAnsi="Noto Sans" w:eastAsia="Noto Sans"/>
+          <w:b w:val="0"/>
+          <w:i w:val="0"/>
+          <w:color w:val="1A1A1A"/>
+          <w:sz w:val="19"/>
+        </w:rPr>
+        <w:t xml:space="preserve"> / </w:t>
+      </w:r>
+      <w:r>
+        <w:rPr>
+          <w:w w:val="101.05263559441818"/>
+          <w:rFonts w:ascii="WenQuanYi Micro Hei" w:hAnsi="WenQuanYi Micro Hei" w:eastAsia="WenQuanYi Micro Hei"/>
+          <w:b w:val="0"/>
+          <w:i w:val="0"/>
+          <w:color w:val="1A1A1A"/>
+          <w:sz w:val="19"/>
+        </w:rPr>
+        <w:t>荷兰</w:t>
+      </w:r>
+      <w:r>
+        <w:rPr>
+          <w:w w:val="101.05263559441818"/>
+          <w:rFonts w:ascii="Noto Sans" w:hAnsi="Noto Sans" w:eastAsia="Noto Sans"/>
+          <w:b w:val="0"/>
+          <w:i w:val="0"/>
+          <w:color w:val="1A1A1A"/>
+          <w:sz w:val="19"/>
+        </w:rPr>
+        <w:t xml:space="preserve"> / </w:t>
+      </w:r>
+      <w:r>
+        <w:rPr>
+          <w:w w:val="101.05263559441818"/>
+          <w:rFonts w:ascii="WenQuanYi Micro Hei" w:hAnsi="WenQuanYi Micro Hei" w:eastAsia="WenQuanYi Micro Hei"/>
+          <w:b w:val="0"/>
+          <w:i w:val="0"/>
+          <w:color w:val="1A1A1A"/>
+          <w:sz w:val="19"/>
+        </w:rPr>
+        <w:t>法国</w:t>
+      </w:r>
+      <w:r>
+        <w:rPr>
+          <w:w w:val="101.05263559441818"/>
+          <w:rFonts w:ascii="Noto Sans" w:hAnsi="Noto Sans" w:eastAsia="Noto Sans"/>
+          <w:b w:val="0"/>
+          <w:i w:val="0"/>
+          <w:color w:val="1A1A1A"/>
+          <w:sz w:val="19"/>
+        </w:rPr>
+        <w:t xml:space="preserve"> / </w:t>
+      </w:r>
+      <w:r>
+        <w:rPr>
+          <w:w w:val="101.05263559441818"/>
+          <w:rFonts w:ascii="WenQuanYi Micro Hei" w:hAnsi="WenQuanYi Micro Hei" w:eastAsia="WenQuanYi Micro Hei"/>
+          <w:b w:val="0"/>
+          <w:i w:val="0"/>
+          <w:color w:val="1A1A1A"/>
+          <w:sz w:val="19"/>
+        </w:rPr>
+        <w:t>德国）售后处理与产品培训，英文听说沟通基本无口音。</w:t>
       </w:r>
     </w:p>
     <w:p>
       <w:pPr>
-        <w:spacing w:before="0" w:after="80" w:line="276" w:lineRule="auto"/>
-        <w:jc w:val="center"/>
+        <w:autoSpaceDN w:val="0"/>
+        <w:autoSpaceDE w:val="0"/>
+        <w:widowControl/>
+        <w:spacing w:line="245" w:lineRule="auto" w:before="22" w:after="0"/>
+        <w:ind w:left="0" w:right="720" w:firstLine="0"/>
+        <w:jc w:val="left"/>
       </w:pPr>
       <w:r>
         <w:rPr>
-          <w:rFonts w:ascii="Calibri" w:hAnsi="Calibri" w:eastAsia="微软雅黑"/>
+          <w:rFonts w:ascii="DejaVu Sans" w:hAnsi="DejaVu Sans" w:eastAsia="DejaVu Sans"/>
           <w:b w:val="0"/>
-          <w:sz w:val="20"/>
+          <w:i w:val="0"/>
+          <w:color w:val="1A1A1A"/>
+          <w:sz w:val="16"/>
         </w:rPr>
-        <w:t>178-1676-9251｜zhongqi_hou@foxmail.com</w:t>
+        <w:t>❖</w:t>
+      </w:r>
+      <w:r>
+        <w:rPr>
+          <w:w w:val="101.05263559441818"/>
+          <w:rFonts w:ascii="WenQuanYi Micro Hei" w:hAnsi="WenQuanYi Micro Hei" w:eastAsia="WenQuanYi Micro Hei"/>
+          <w:b w:val="0"/>
+          <w:i w:val="0"/>
+          <w:color w:val="1A1A1A"/>
+          <w:sz w:val="19"/>
+        </w:rPr>
+        <w:t>客户</w:t>
+      </w:r>
+      <w:r>
+        <w:rPr>
+          <w:w w:val="101.05263559441818"/>
+          <w:rFonts w:ascii="Noto Sans" w:hAnsi="Noto Sans" w:eastAsia="Noto Sans"/>
+          <w:b w:val="0"/>
+          <w:i w:val="0"/>
+          <w:color w:val="1A1A1A"/>
+          <w:sz w:val="19"/>
+        </w:rPr>
+        <w:t>—</w:t>
+      </w:r>
+      <w:r>
+        <w:rPr>
+          <w:w w:val="101.05263559441818"/>
+          <w:rFonts w:ascii="WenQuanYi Micro Hei" w:hAnsi="WenQuanYi Micro Hei" w:eastAsia="WenQuanYi Micro Hei"/>
+          <w:b w:val="0"/>
+          <w:i w:val="0"/>
+          <w:color w:val="1A1A1A"/>
+          <w:sz w:val="19"/>
+        </w:rPr>
+        <w:t>研发桥梁：跟进大客户四轮定位设备软硬件需求约</w:t>
+      </w:r>
+      <w:r>
+        <w:rPr>
+          <w:w w:val="101.05263559441818"/>
+          <w:rFonts w:ascii="Noto Sans" w:hAnsi="Noto Sans" w:eastAsia="Noto Sans"/>
+          <w:b w:val="0"/>
+          <w:i w:val="0"/>
+          <w:color w:val="1A1A1A"/>
+          <w:sz w:val="19"/>
+        </w:rPr>
+        <w:t>4</w:t>
+      </w:r>
+      <w:r>
+        <w:rPr>
+          <w:w w:val="101.05263559441818"/>
+          <w:rFonts w:ascii="WenQuanYi Micro Hei" w:hAnsi="WenQuanYi Micro Hei" w:eastAsia="WenQuanYi Micro Hei"/>
+          <w:b w:val="0"/>
+          <w:i w:val="0"/>
+          <w:color w:val="1A1A1A"/>
+          <w:sz w:val="19"/>
+        </w:rPr>
+        <w:t>个月，推动需求澄清、方案对齐与产品落地。</w:t>
+      </w:r>
+      <w:r>
+        <w:rPr>
+          <w:rFonts w:ascii="DejaVu Sans" w:hAnsi="DejaVu Sans" w:eastAsia="DejaVu Sans"/>
+          <w:b w:val="0"/>
+          <w:i w:val="0"/>
+          <w:color w:val="1A1A1A"/>
+          <w:sz w:val="16"/>
+        </w:rPr>
+        <w:t>❖</w:t>
+      </w:r>
+      <w:r>
+        <w:rPr>
+          <w:w w:val="101.05263559441818"/>
+          <w:rFonts w:ascii="WenQuanYi Micro Hei" w:hAnsi="WenQuanYi Micro Hei" w:eastAsia="WenQuanYi Micro Hei"/>
+          <w:b w:val="0"/>
+          <w:i w:val="0"/>
+          <w:color w:val="1A1A1A"/>
+          <w:sz w:val="19"/>
+        </w:rPr>
+        <w:t>工具化提效：用</w:t>
+      </w:r>
+      <w:r>
+        <w:rPr>
+          <w:w w:val="101.05263559441818"/>
+          <w:rFonts w:ascii="Noto Sans" w:hAnsi="Noto Sans" w:eastAsia="Noto Sans"/>
+          <w:b w:val="0"/>
+          <w:i w:val="0"/>
+          <w:color w:val="1A1A1A"/>
+          <w:sz w:val="19"/>
+        </w:rPr>
+        <w:t xml:space="preserve"> Cursor </w:t>
+      </w:r>
+      <w:r>
+        <w:rPr>
+          <w:w w:val="101.05263559441818"/>
+          <w:rFonts w:ascii="WenQuanYi Micro Hei" w:hAnsi="WenQuanYi Micro Hei" w:eastAsia="WenQuanYi Micro Hei"/>
+          <w:b w:val="0"/>
+          <w:i w:val="0"/>
+          <w:color w:val="1A1A1A"/>
+          <w:sz w:val="19"/>
+        </w:rPr>
+        <w:t>搭建服务知识库智能助手（公司服务器</w:t>
+      </w:r>
+      <w:r>
+        <w:rPr>
+          <w:w w:val="101.05263559441818"/>
+          <w:rFonts w:ascii="Noto Sans" w:hAnsi="Noto Sans" w:eastAsia="Noto Sans"/>
+          <w:b w:val="0"/>
+          <w:i w:val="0"/>
+          <w:color w:val="1A1A1A"/>
+          <w:sz w:val="19"/>
+        </w:rPr>
+        <w:t xml:space="preserve"> 7×24 </w:t>
+      </w:r>
+      <w:r>
+        <w:rPr>
+          <w:w w:val="101.05263559441818"/>
+          <w:rFonts w:ascii="WenQuanYi Micro Hei" w:hAnsi="WenQuanYi Micro Hei" w:eastAsia="WenQuanYi Micro Hei"/>
+          <w:b w:val="0"/>
+          <w:i w:val="0"/>
+          <w:color w:val="1A1A1A"/>
+          <w:sz w:val="19"/>
+        </w:rPr>
+        <w:t>运行），并开发售后工单与数据看板平台。</w:t>
+      </w:r>
+      <w:r>
+        <w:rPr>
+          <w:rFonts w:ascii="DejaVu Sans" w:hAnsi="DejaVu Sans" w:eastAsia="DejaVu Sans"/>
+          <w:b w:val="0"/>
+          <w:i w:val="0"/>
+          <w:color w:val="1A1A1A"/>
+          <w:sz w:val="16"/>
+        </w:rPr>
+        <w:t>❖</w:t>
+      </w:r>
+      <w:r>
+        <w:rPr>
+          <w:w w:val="101.05263559441818"/>
+          <w:rFonts w:ascii="WenQuanYi Micro Hei" w:hAnsi="WenQuanYi Micro Hei" w:eastAsia="WenQuanYi Micro Hei"/>
+          <w:b w:val="0"/>
+          <w:i w:val="0"/>
+          <w:color w:val="1A1A1A"/>
+          <w:sz w:val="19"/>
+        </w:rPr>
+        <w:t>技术底座：自动化专业</w:t>
+      </w:r>
+      <w:r>
+        <w:rPr>
+          <w:w w:val="101.05263559441818"/>
+          <w:rFonts w:ascii="Noto Sans" w:hAnsi="Noto Sans" w:eastAsia="Noto Sans"/>
+          <w:b w:val="0"/>
+          <w:i w:val="0"/>
+          <w:color w:val="1A1A1A"/>
+          <w:sz w:val="19"/>
+        </w:rPr>
+        <w:t xml:space="preserve"> + </w:t>
+      </w:r>
+      <w:r>
+        <w:rPr>
+          <w:w w:val="101.05263559441818"/>
+          <w:rFonts w:ascii="WenQuanYi Micro Hei" w:hAnsi="WenQuanYi Micro Hei" w:eastAsia="WenQuanYi Micro Hei"/>
+          <w:b w:val="0"/>
+          <w:i w:val="0"/>
+          <w:color w:val="1A1A1A"/>
+          <w:sz w:val="19"/>
+        </w:rPr>
+        <w:t>智能车实验室，具备</w:t>
+      </w:r>
+      <w:r>
+        <w:rPr>
+          <w:w w:val="101.05263559441818"/>
+          <w:rFonts w:ascii="Noto Sans" w:hAnsi="Noto Sans" w:eastAsia="Noto Sans"/>
+          <w:b w:val="0"/>
+          <w:i w:val="0"/>
+          <w:color w:val="1A1A1A"/>
+          <w:sz w:val="19"/>
+        </w:rPr>
+        <w:t xml:space="preserve"> PCB </w:t>
+      </w:r>
+      <w:r>
+        <w:rPr>
+          <w:w w:val="101.05263559441818"/>
+          <w:rFonts w:ascii="WenQuanYi Micro Hei" w:hAnsi="WenQuanYi Micro Hei" w:eastAsia="WenQuanYi Micro Hei"/>
+          <w:b w:val="0"/>
+          <w:i w:val="0"/>
+          <w:color w:val="1A1A1A"/>
+          <w:sz w:val="19"/>
+        </w:rPr>
+        <w:t>识图、嵌入式</w:t>
+      </w:r>
+      <w:r>
+        <w:rPr>
+          <w:w w:val="101.05263559441818"/>
+          <w:rFonts w:ascii="Noto Sans" w:hAnsi="Noto Sans" w:eastAsia="Noto Sans"/>
+          <w:b w:val="0"/>
+          <w:i w:val="0"/>
+          <w:color w:val="1A1A1A"/>
+          <w:sz w:val="19"/>
+        </w:rPr>
+        <w:t xml:space="preserve"> C</w:t>
+      </w:r>
+      <w:r>
+        <w:rPr>
+          <w:w w:val="101.05263559441818"/>
+          <w:rFonts w:ascii="WenQuanYi Micro Hei" w:hAnsi="WenQuanYi Micro Hei" w:eastAsia="WenQuanYi Micro Hei"/>
+          <w:b w:val="0"/>
+          <w:i w:val="0"/>
+          <w:color w:val="1A1A1A"/>
+          <w:sz w:val="19"/>
+        </w:rPr>
+        <w:t>、焊接与万用表等基础，学习新产品线速度快。</w:t>
       </w:r>
     </w:p>
     <w:p>
       <w:pPr>
-        <w:spacing w:before="160" w:after="40" w:line="264" w:lineRule="auto"/>
-        <w:pBdr>
-          <w:bottom w:val="single" w:sz="12" w:space="1" w:color="222222"/>
-        </w:pBdr>
+        <w:autoSpaceDN w:val="0"/>
+        <w:autoSpaceDE w:val="0"/>
+        <w:widowControl/>
+        <w:spacing w:line="226" w:lineRule="exact" w:before="164" w:after="78"/>
+        <w:ind w:left="0" w:right="0" w:firstLine="0"/>
+        <w:jc w:val="left"/>
       </w:pPr>
       <w:r>
         <w:rPr>
-          <w:rFonts w:ascii="Calibri" w:hAnsi="Calibri" w:eastAsia="微软雅黑"/>
-          <w:b/>
-          <w:sz w:val="24"/>
+          <w:rFonts w:ascii="Type3 (11 0 R)" w:hAnsi="Type3 (11 0 R)" w:eastAsia="Type3 (11 0 R)"/>
+          <w:b w:val="0"/>
+          <w:i w:val="0"/>
+          <w:color w:val="1A1A1A"/>
+          <w:sz w:val="22"/>
         </w:rPr>
-        <w:t>核心优势</w:t>
+        <w:t>工</w:t>
+      </w:r>
+      <w:r>
+        <w:rPr>
+          <w:rFonts w:ascii="Type3 (12 0 R)" w:hAnsi="Type3 (12 0 R)" w:eastAsia="Type3 (12 0 R)"/>
+          <w:b w:val="0"/>
+          <w:i w:val="0"/>
+          <w:color w:val="1A1A1A"/>
+          <w:sz w:val="22"/>
+        </w:rPr>
+        <w:t>作</w:t>
+      </w:r>
+      <w:r>
+        <w:rPr>
+          <w:rFonts w:ascii="Type3 (13 0 R)" w:hAnsi="Type3 (13 0 R)" w:eastAsia="Type3 (13 0 R)"/>
+          <w:b w:val="0"/>
+          <w:i w:val="0"/>
+          <w:color w:val="1A1A1A"/>
+          <w:sz w:val="22"/>
+        </w:rPr>
+        <w:t>经</w:t>
+      </w:r>
+      <w:r>
+        <w:rPr>
+          <w:rFonts w:ascii="Type3 (14 0 R)" w:hAnsi="Type3 (14 0 R)" w:eastAsia="Type3 (14 0 R)"/>
+          <w:b w:val="0"/>
+          <w:i w:val="0"/>
+          <w:color w:val="1A1A1A"/>
+          <w:sz w:val="22"/>
+        </w:rPr>
+        <w:t>历</w:t>
+      </w:r>
+    </w:p>
+    <w:tbl>
+      <w:tblPr>
+        <w:tblW w:type="auto" w:w="0"/>
+        <w:tblLayout w:type="fixed"/>
+        <w:tblLook w:firstColumn="1" w:firstRow="1" w:lastColumn="0" w:lastRow="0" w:noHBand="0" w:noVBand="1" w:val="04A0"/>
+        <w:tblInd w:w="0.0" w:type="dxa"/>
+      </w:tblPr>
+      <w:tblGrid>
+        <w:gridCol w:w="5342"/>
+        <w:gridCol w:w="5342"/>
+      </w:tblGrid>
+      <w:tr>
+        <w:trPr>
+          <w:trHeight w:hRule="exact" w:val="358"/>
+        </w:trPr>
+        <w:tc>
+          <w:tcPr>
+            <w:tcW w:type="dxa" w:w="7030"/>
+            <w:tcBorders>
+              <w:top w:sz="5.599999999999909" w:val="single" w:color="#212121"/>
+            </w:tcBorders>
+            <w:tcMar>
+              <w:start w:w="0" w:type="dxa"/>
+              <w:end w:w="0" w:type="dxa"/>
+            </w:tcMar>
+          </w:tcPr>
+          <w:p>
+            <w:pPr>
+              <w:autoSpaceDN w:val="0"/>
+              <w:autoSpaceDE w:val="0"/>
+              <w:widowControl/>
+              <w:spacing w:line="262" w:lineRule="exact" w:before="66" w:after="0"/>
+              <w:ind w:left="0" w:right="0" w:firstLine="0"/>
+              <w:jc w:val="left"/>
+            </w:pPr>
+            <w:r>
+              <w:rPr>
+                <w:w w:val="101.05263559441818"/>
+                <w:rFonts w:ascii="Type3 (15 0 R)" w:hAnsi="Type3 (15 0 R)" w:eastAsia="Type3 (15 0 R)"/>
+                <w:b w:val="0"/>
+                <w:i w:val="0"/>
+                <w:color w:val="1A1A1A"/>
+                <w:sz w:val="19"/>
+              </w:rPr>
+              <w:t>易</w:t>
+            </w:r>
+            <w:r>
+              <w:rPr>
+                <w:w w:val="101.05263559441818"/>
+                <w:rFonts w:ascii="Type3 (4 0 R)" w:hAnsi="Type3 (4 0 R)" w:eastAsia="Type3 (4 0 R)"/>
+                <w:b w:val="0"/>
+                <w:i w:val="0"/>
+                <w:color w:val="1A1A1A"/>
+                <w:sz w:val="19"/>
+              </w:rPr>
+              <w:t>检</w:t>
+            </w:r>
+            <w:r>
+              <w:rPr>
+                <w:w w:val="101.05263559441818"/>
+                <w:rFonts w:ascii="Type3 (16 0 R)" w:hAnsi="Type3 (16 0 R)" w:eastAsia="Type3 (16 0 R)"/>
+                <w:b w:val="0"/>
+                <w:i w:val="0"/>
+                <w:color w:val="1A1A1A"/>
+                <w:sz w:val="19"/>
+              </w:rPr>
+              <w:t>智</w:t>
+            </w:r>
+            <w:r>
+              <w:rPr>
+                <w:w w:val="101.05263559441818"/>
+                <w:rFonts w:ascii="Type3 (17 0 R)" w:hAnsi="Type3 (17 0 R)" w:eastAsia="Type3 (17 0 R)"/>
+                <w:b w:val="0"/>
+                <w:i w:val="0"/>
+                <w:color w:val="1A1A1A"/>
+                <w:sz w:val="19"/>
+              </w:rPr>
+              <w:t>能</w:t>
+            </w:r>
+            <w:r>
+              <w:rPr>
+                <w:w w:val="101.05263559441818"/>
+                <w:rFonts w:ascii="Type3 (18 0 R)" w:hAnsi="Type3 (18 0 R)" w:eastAsia="Type3 (18 0 R)"/>
+                <w:b w:val="0"/>
+                <w:i w:val="0"/>
+                <w:color w:val="1A1A1A"/>
+                <w:sz w:val="19"/>
+              </w:rPr>
+              <w:t>（</w:t>
+            </w:r>
+            <w:r>
+              <w:rPr>
+                <w:w w:val="101.05263559441818"/>
+                <w:rFonts w:ascii="Noto Sans" w:hAnsi="Noto Sans" w:eastAsia="Noto Sans"/>
+                <w:b/>
+                <w:i w:val="0"/>
+                <w:color w:val="1A1A1A"/>
+                <w:sz w:val="19"/>
+              </w:rPr>
+              <w:t>SmartSafe</w:t>
+            </w:r>
+            <w:r>
+              <w:rPr>
+                <w:w w:val="101.05263559441818"/>
+                <w:rFonts w:ascii="Type3 (20 0 R)" w:hAnsi="Type3 (20 0 R)" w:eastAsia="Type3 (20 0 R)"/>
+                <w:b w:val="0"/>
+                <w:i w:val="0"/>
+                <w:color w:val="1A1A1A"/>
+                <w:sz w:val="19"/>
+              </w:rPr>
+              <w:t>）｜</w:t>
+            </w:r>
+            <w:r>
+              <w:rPr>
+                <w:w w:val="101.05263559441818"/>
+                <w:rFonts w:ascii="Type3 (21 0 R)" w:hAnsi="Type3 (21 0 R)" w:eastAsia="Type3 (21 0 R)"/>
+                <w:b w:val="0"/>
+                <w:i w:val="0"/>
+                <w:color w:val="1A1A1A"/>
+                <w:sz w:val="19"/>
+              </w:rPr>
+              <w:t>海</w:t>
+            </w:r>
+            <w:r>
+              <w:rPr>
+                <w:w w:val="101.05263559441818"/>
+                <w:rFonts w:ascii="Type3 (22 0 R)" w:hAnsi="Type3 (22 0 R)" w:eastAsia="Type3 (22 0 R)"/>
+                <w:b w:val="0"/>
+                <w:i w:val="0"/>
+                <w:color w:val="1A1A1A"/>
+                <w:sz w:val="19"/>
+              </w:rPr>
+              <w:t>外</w:t>
+            </w:r>
+            <w:r>
+              <w:rPr>
+                <w:w w:val="101.05263559441818"/>
+                <w:rFonts w:ascii="Type3 (23 0 R)" w:hAnsi="Type3 (23 0 R)" w:eastAsia="Type3 (23 0 R)"/>
+                <w:b w:val="0"/>
+                <w:i w:val="0"/>
+                <w:color w:val="1A1A1A"/>
+                <w:sz w:val="19"/>
+              </w:rPr>
+              <w:t>技</w:t>
+            </w:r>
+            <w:r>
+              <w:rPr>
+                <w:w w:val="101.05263559441818"/>
+                <w:rFonts w:ascii="Type3 (16 0 R)" w:hAnsi="Type3 (16 0 R)" w:eastAsia="Type3 (16 0 R)"/>
+                <w:b w:val="0"/>
+                <w:i w:val="0"/>
+                <w:color w:val="1A1A1A"/>
+                <w:sz w:val="19"/>
+              </w:rPr>
+              <w:t>术</w:t>
+            </w:r>
+            <w:r>
+              <w:rPr>
+                <w:w w:val="101.05263559441818"/>
+                <w:rFonts w:ascii="Type3 (24 0 R)" w:hAnsi="Type3 (24 0 R)" w:eastAsia="Type3 (24 0 R)"/>
+                <w:b w:val="0"/>
+                <w:i w:val="0"/>
+                <w:color w:val="1A1A1A"/>
+                <w:sz w:val="19"/>
+              </w:rPr>
+              <w:t>支</w:t>
+            </w:r>
+            <w:r>
+              <w:rPr>
+                <w:w w:val="101.05263559441818"/>
+                <w:rFonts w:ascii="Type3 (23 0 R)" w:hAnsi="Type3 (23 0 R)" w:eastAsia="Type3 (23 0 R)"/>
+                <w:b w:val="0"/>
+                <w:i w:val="0"/>
+                <w:color w:val="1A1A1A"/>
+                <w:sz w:val="19"/>
+              </w:rPr>
+              <w:t>持</w:t>
+            </w:r>
+            <w:r>
+              <w:rPr>
+                <w:w w:val="101.05263559441818"/>
+                <w:rFonts w:ascii="Noto Sans" w:hAnsi="Noto Sans" w:eastAsia="Noto Sans"/>
+                <w:b/>
+                <w:i w:val="0"/>
+                <w:color w:val="1A1A1A"/>
+                <w:sz w:val="19"/>
+              </w:rPr>
+              <w:t xml:space="preserve"> / </w:t>
+            </w:r>
+            <w:r>
+              <w:rPr>
+                <w:w w:val="101.05263559441818"/>
+                <w:rFonts w:ascii="Type3 (16 0 R)" w:hAnsi="Type3 (16 0 R)" w:eastAsia="Type3 (16 0 R)"/>
+                <w:b w:val="0"/>
+                <w:i w:val="0"/>
+                <w:color w:val="1A1A1A"/>
+                <w:sz w:val="19"/>
+              </w:rPr>
+              <w:t>服</w:t>
+            </w:r>
+            <w:r>
+              <w:rPr>
+                <w:w w:val="101.05263559441818"/>
+                <w:rFonts w:ascii="Type3 (7 0 R)" w:hAnsi="Type3 (7 0 R)" w:eastAsia="Type3 (7 0 R)"/>
+                <w:b w:val="0"/>
+                <w:i w:val="0"/>
+                <w:color w:val="1A1A1A"/>
+                <w:sz w:val="19"/>
+              </w:rPr>
+              <w:t>务</w:t>
+            </w:r>
+            <w:r>
+              <w:rPr>
+                <w:w w:val="101.05263559441818"/>
+                <w:rFonts w:ascii="Type3 (11 0 R)" w:hAnsi="Type3 (11 0 R)" w:eastAsia="Type3 (11 0 R)"/>
+                <w:b w:val="0"/>
+                <w:i w:val="0"/>
+                <w:color w:val="1A1A1A"/>
+                <w:sz w:val="19"/>
+              </w:rPr>
+              <w:t>工</w:t>
+            </w:r>
+            <w:r>
+              <w:rPr>
+                <w:w w:val="101.05263559441818"/>
+                <w:rFonts w:ascii="Type3 (25 0 R)" w:hAnsi="Type3 (25 0 R)" w:eastAsia="Type3 (25 0 R)"/>
+                <w:b w:val="0"/>
+                <w:i w:val="0"/>
+                <w:color w:val="1A1A1A"/>
+                <w:sz w:val="19"/>
+              </w:rPr>
+              <w:t>程</w:t>
+            </w:r>
+            <w:r>
+              <w:rPr>
+                <w:w w:val="101.05263559441818"/>
+                <w:rFonts w:ascii="Type3 (11 0 R)" w:hAnsi="Type3 (11 0 R)" w:eastAsia="Type3 (11 0 R)"/>
+                <w:b w:val="0"/>
+                <w:i w:val="0"/>
+                <w:color w:val="1A1A1A"/>
+                <w:sz w:val="19"/>
+              </w:rPr>
+              <w:t>师</w:t>
+            </w:r>
+          </w:p>
+        </w:tc>
+        <w:tc>
+          <w:tcPr>
+            <w:tcW w:type="dxa" w:w="3636"/>
+            <w:tcBorders>
+              <w:top w:sz="5.599999999999909" w:val="single" w:color="#212121"/>
+            </w:tcBorders>
+            <w:tcMar>
+              <w:start w:w="0" w:type="dxa"/>
+              <w:end w:w="0" w:type="dxa"/>
+            </w:tcMar>
+          </w:tcPr>
+          <w:p>
+            <w:pPr>
+              <w:autoSpaceDN w:val="0"/>
+              <w:autoSpaceDE w:val="0"/>
+              <w:widowControl/>
+              <w:spacing w:line="214" w:lineRule="auto" w:before="64" w:after="0"/>
+              <w:ind w:left="0" w:right="2" w:firstLine="0"/>
+              <w:jc w:val="right"/>
+            </w:pPr>
+            <w:r>
+              <w:rPr>
+                <w:rFonts w:ascii="Noto Sans" w:hAnsi="Noto Sans" w:eastAsia="Noto Sans"/>
+                <w:b w:val="0"/>
+                <w:i w:val="0"/>
+                <w:color w:val="555555"/>
+                <w:sz w:val="18"/>
+              </w:rPr>
+              <w:t xml:space="preserve">2025.11 – </w:t>
+            </w:r>
+            <w:r>
+              <w:rPr>
+                <w:rFonts w:ascii="WenQuanYi Micro Hei" w:hAnsi="WenQuanYi Micro Hei" w:eastAsia="WenQuanYi Micro Hei"/>
+                <w:b w:val="0"/>
+                <w:i w:val="0"/>
+                <w:color w:val="555555"/>
+                <w:sz w:val="18"/>
+              </w:rPr>
+              <w:t>至今</w:t>
+            </w:r>
+          </w:p>
+        </w:tc>
+      </w:tr>
+    </w:tbl>
+    <w:p>
+      <w:pPr>
+        <w:autoSpaceDN w:val="0"/>
+        <w:tabs>
+          <w:tab w:pos="212" w:val="left"/>
+        </w:tabs>
+        <w:autoSpaceDE w:val="0"/>
+        <w:widowControl/>
+        <w:spacing w:line="245" w:lineRule="auto" w:before="16" w:after="0"/>
+        <w:ind w:left="0" w:right="0" w:firstLine="0"/>
+        <w:jc w:val="left"/>
+      </w:pPr>
+      <w:r>
+        <w:rPr>
+          <w:rFonts w:ascii="WenQuanYi Micro Hei" w:hAnsi="WenQuanYi Micro Hei" w:eastAsia="WenQuanYi Micro Hei"/>
+          <w:b w:val="0"/>
+          <w:i w:val="0"/>
+          <w:color w:val="444444"/>
+          <w:sz w:val="18"/>
+        </w:rPr>
+        <w:t>汽车后市场检测与维保设备｜负责售前培训、售后支持及客户与研发之间的技术沟通</w:t>
+      </w:r>
+      <w:r>
+        <w:br/>
+      </w:r>
+      <w:r>
+        <w:rPr>
+          <w:rFonts w:ascii="DejaVu Sans" w:hAnsi="DejaVu Sans" w:eastAsia="DejaVu Sans"/>
+          <w:b w:val="0"/>
+          <w:i w:val="0"/>
+          <w:color w:val="1A1A1A"/>
+          <w:sz w:val="16"/>
+        </w:rPr>
+        <w:t>❖</w:t>
+      </w:r>
+      <w:r>
+        <w:rPr>
+          <w:w w:val="101.05263559441818"/>
+          <w:rFonts w:ascii="WenQuanYi Micro Hei" w:hAnsi="WenQuanYi Micro Hei" w:eastAsia="WenQuanYi Micro Hei"/>
+          <w:b w:val="0"/>
+          <w:i w:val="0"/>
+          <w:color w:val="1A1A1A"/>
+          <w:sz w:val="19"/>
+        </w:rPr>
+        <w:t>覆盖产品线：四轮定位、</w:t>
+      </w:r>
+      <w:r>
+        <w:rPr>
+          <w:w w:val="101.05263559441818"/>
+          <w:rFonts w:ascii="Noto Sans" w:hAnsi="Noto Sans" w:eastAsia="Noto Sans"/>
+          <w:b w:val="0"/>
+          <w:i w:val="0"/>
+          <w:color w:val="1A1A1A"/>
+          <w:sz w:val="19"/>
+        </w:rPr>
+        <w:t xml:space="preserve">ADAS </w:t>
+      </w:r>
+      <w:r>
+        <w:rPr>
+          <w:w w:val="101.05263559441818"/>
+          <w:rFonts w:ascii="WenQuanYi Micro Hei" w:hAnsi="WenQuanYi Micro Hei" w:eastAsia="WenQuanYi Micro Hei"/>
+          <w:b w:val="0"/>
+          <w:i w:val="0"/>
+          <w:color w:val="1A1A1A"/>
+          <w:sz w:val="19"/>
+        </w:rPr>
+        <w:t>校准、冷媒交换机、喷油嘴检测清洗、变速箱油液交换、新能源电池包充放电</w:t>
+      </w:r>
+      <w:r>
+        <w:rPr>
+          <w:w w:val="101.05263559441818"/>
+          <w:rFonts w:ascii="Noto Sans" w:hAnsi="Noto Sans" w:eastAsia="Noto Sans"/>
+          <w:b w:val="0"/>
+          <w:i w:val="0"/>
+          <w:color w:val="1A1A1A"/>
+          <w:sz w:val="19"/>
+        </w:rPr>
+        <w:t>/</w:t>
+      </w:r>
+      <w:r>
+        <w:rPr>
+          <w:w w:val="101.05263559441818"/>
+          <w:rFonts w:ascii="WenQuanYi Micro Hei" w:hAnsi="WenQuanYi Micro Hei" w:eastAsia="WenQuanYi Micro Hei"/>
+          <w:b w:val="0"/>
+          <w:i w:val="0"/>
+          <w:color w:val="1A1A1A"/>
+          <w:sz w:val="19"/>
+        </w:rPr>
+        <w:t>均衡维保、诊</w:t>
+      </w:r>
+      <w:r>
+        <w:tab/>
+      </w:r>
+      <w:r>
+        <w:rPr>
+          <w:w w:val="101.05263559441818"/>
+          <w:rFonts w:ascii="WenQuanYi Micro Hei" w:hAnsi="WenQuanYi Micro Hei" w:eastAsia="WenQuanYi Micro Hei"/>
+          <w:b w:val="0"/>
+          <w:i w:val="0"/>
+          <w:color w:val="1A1A1A"/>
+          <w:sz w:val="19"/>
+        </w:rPr>
+        <w:t>断平板等；快速完成多线产品上手并独立支持客户。</w:t>
       </w:r>
     </w:p>
     <w:p>
       <w:pPr>
-        <w:spacing w:before="0" w:after="20" w:line="288" w:lineRule="auto"/>
+        <w:autoSpaceDN w:val="0"/>
+        <w:tabs>
+          <w:tab w:pos="212" w:val="left"/>
+        </w:tabs>
+        <w:autoSpaceDE w:val="0"/>
+        <w:widowControl/>
+        <w:spacing w:line="245" w:lineRule="auto" w:before="34" w:after="0"/>
+        <w:ind w:left="0" w:right="0" w:firstLine="0"/>
+        <w:jc w:val="left"/>
       </w:pPr>
       <w:r>
         <w:rPr>
-          <w:rFonts w:ascii="Calibri" w:hAnsi="Calibri" w:eastAsia="微软雅黑"/>
+          <w:rFonts w:ascii="DejaVu Sans" w:hAnsi="DejaVu Sans" w:eastAsia="DejaVu Sans"/>
           <w:b w:val="0"/>
+          <w:i w:val="0"/>
+          <w:color w:val="1A1A1A"/>
+          <w:sz w:val="16"/>
+        </w:rPr>
+        <w:t>❖</w:t>
+      </w:r>
+      <w:r>
+        <w:rPr>
+          <w:w w:val="101.05263559441818"/>
+          <w:rFonts w:ascii="WenQuanYi Micro Hei" w:hAnsi="WenQuanYi Micro Hei" w:eastAsia="WenQuanYi Micro Hei"/>
+          <w:b w:val="0"/>
+          <w:i w:val="0"/>
+          <w:color w:val="1A1A1A"/>
           <w:sz w:val="19"/>
         </w:rPr>
-        <w:t>❖ 海外客户现场与远程支持：欧洲多国（西班牙 / 荷兰 / 法国 / 德国）售后处理与产品培训，英文听说沟通基本无口音。</w:t>
+        <w:t>海外出差：赴西班牙、荷兰、法国、德国开展售后问题处理与现场产品培训，面向经销商</w:t>
+      </w:r>
+      <w:r>
+        <w:rPr>
+          <w:w w:val="101.05263559441818"/>
+          <w:rFonts w:ascii="Noto Sans" w:hAnsi="Noto Sans" w:eastAsia="Noto Sans"/>
+          <w:b w:val="0"/>
+          <w:i w:val="0"/>
+          <w:color w:val="1A1A1A"/>
+          <w:sz w:val="19"/>
+        </w:rPr>
+        <w:t>/</w:t>
+      </w:r>
+      <w:r>
+        <w:rPr>
+          <w:w w:val="101.05263559441818"/>
+          <w:rFonts w:ascii="WenQuanYi Micro Hei" w:hAnsi="WenQuanYi Micro Hei" w:eastAsia="WenQuanYi Micro Hei"/>
+          <w:b w:val="0"/>
+          <w:i w:val="0"/>
+          <w:color w:val="1A1A1A"/>
+          <w:sz w:val="19"/>
+        </w:rPr>
+        <w:t>终端客户完成演示、答疑与故障闭</w:t>
+      </w:r>
+      <w:r>
+        <w:tab/>
+      </w:r>
+      <w:r>
+        <w:rPr>
+          <w:w w:val="101.05263559441818"/>
+          <w:rFonts w:ascii="WenQuanYi Micro Hei" w:hAnsi="WenQuanYi Micro Hei" w:eastAsia="WenQuanYi Micro Hei"/>
+          <w:b w:val="0"/>
+          <w:i w:val="0"/>
+          <w:color w:val="1A1A1A"/>
+          <w:sz w:val="19"/>
+        </w:rPr>
+        <w:t>环。</w:t>
       </w:r>
     </w:p>
     <w:p>
       <w:pPr>
-        <w:spacing w:before="0" w:after="20" w:line="288" w:lineRule="auto"/>
+        <w:autoSpaceDN w:val="0"/>
+        <w:tabs>
+          <w:tab w:pos="212" w:val="left"/>
+        </w:tabs>
+        <w:autoSpaceDE w:val="0"/>
+        <w:widowControl/>
+        <w:spacing w:line="245" w:lineRule="auto" w:before="34" w:after="0"/>
+        <w:ind w:left="0" w:right="0" w:firstLine="0"/>
+        <w:jc w:val="left"/>
       </w:pPr>
       <w:r>
         <w:rPr>
-          <w:rFonts w:ascii="Calibri" w:hAnsi="Calibri" w:eastAsia="微软雅黑"/>
+          <w:rFonts w:ascii="DejaVu Sans" w:hAnsi="DejaVu Sans" w:eastAsia="DejaVu Sans"/>
           <w:b w:val="0"/>
+          <w:i w:val="0"/>
+          <w:color w:val="1A1A1A"/>
+          <w:sz w:val="16"/>
+        </w:rPr>
+        <w:t>❖</w:t>
+      </w:r>
+      <w:r>
+        <w:rPr>
+          <w:w w:val="101.05263559441818"/>
+          <w:rFonts w:ascii="WenQuanYi Micro Hei" w:hAnsi="WenQuanYi Micro Hei" w:eastAsia="WenQuanYi Micro Hei"/>
+          <w:b w:val="0"/>
+          <w:i w:val="0"/>
+          <w:color w:val="1A1A1A"/>
           <w:sz w:val="19"/>
         </w:rPr>
-        <w:t>❖ 客户—研发桥梁：跟进大客户四轮定位设备软硬件需求约4个月，推动需求澄清、方案对齐与产品落地。</w:t>
+        <w:t>大客户交付：主导四轮定位设备软硬件需求对接约</w:t>
+      </w:r>
+      <w:r>
+        <w:rPr>
+          <w:w w:val="101.05263559441818"/>
+          <w:rFonts w:ascii="Noto Sans" w:hAnsi="Noto Sans" w:eastAsia="Noto Sans"/>
+          <w:b w:val="0"/>
+          <w:i w:val="0"/>
+          <w:color w:val="1A1A1A"/>
+          <w:sz w:val="19"/>
+        </w:rPr>
+        <w:t>4</w:t>
+      </w:r>
+      <w:r>
+        <w:rPr>
+          <w:w w:val="101.05263559441818"/>
+          <w:rFonts w:ascii="WenQuanYi Micro Hei" w:hAnsi="WenQuanYi Micro Hei" w:eastAsia="WenQuanYi Micro Hei"/>
+          <w:b w:val="0"/>
+          <w:i w:val="0"/>
+          <w:color w:val="1A1A1A"/>
+          <w:sz w:val="19"/>
+        </w:rPr>
+        <w:t>个月，在客户与研发之间拆解需求、对齐方案与验证节奏，最终推动产品</w:t>
+      </w:r>
+      <w:r>
+        <w:tab/>
+      </w:r>
+      <w:r>
+        <w:rPr>
+          <w:w w:val="101.05263559441818"/>
+          <w:rFonts w:ascii="WenQuanYi Micro Hei" w:hAnsi="WenQuanYi Micro Hei" w:eastAsia="WenQuanYi Micro Hei"/>
+          <w:b w:val="0"/>
+          <w:i w:val="0"/>
+          <w:color w:val="1A1A1A"/>
+          <w:sz w:val="19"/>
+        </w:rPr>
+        <w:t>落地。</w:t>
       </w:r>
     </w:p>
     <w:p>
       <w:pPr>
-        <w:spacing w:before="0" w:after="20" w:line="288" w:lineRule="auto"/>
+        <w:autoSpaceDN w:val="0"/>
+        <w:tabs>
+          <w:tab w:pos="212" w:val="left"/>
+        </w:tabs>
+        <w:autoSpaceDE w:val="0"/>
+        <w:widowControl/>
+        <w:spacing w:line="245" w:lineRule="auto" w:before="20" w:after="0"/>
+        <w:ind w:left="0" w:right="0" w:firstLine="0"/>
+        <w:jc w:val="left"/>
       </w:pPr>
       <w:r>
         <w:rPr>
-          <w:rFonts w:ascii="Calibri" w:hAnsi="Calibri" w:eastAsia="微软雅黑"/>
+          <w:rFonts w:ascii="DejaVu Sans" w:hAnsi="DejaVu Sans" w:eastAsia="DejaVu Sans"/>
           <w:b w:val="0"/>
+          <w:i w:val="0"/>
+          <w:color w:val="1A1A1A"/>
+          <w:sz w:val="16"/>
+        </w:rPr>
+        <w:t>❖</w:t>
+      </w:r>
+      <w:r>
+        <w:rPr>
+          <w:w w:val="101.05263559441818"/>
+          <w:rFonts w:ascii="WenQuanYi Micro Hei" w:hAnsi="WenQuanYi Micro Hei" w:eastAsia="WenQuanYi Micro Hei"/>
+          <w:b w:val="0"/>
+          <w:i w:val="0"/>
+          <w:color w:val="1A1A1A"/>
           <w:sz w:val="19"/>
         </w:rPr>
-        <w:t>❖ 工具化提效：用 Cursor 搭建服务知识库智能助手（公司服务器 7×24 运行），并开发售后工单与数据看板平台。</w:t>
+        <w:t>智能知识库：用</w:t>
+      </w:r>
+      <w:r>
+        <w:rPr>
+          <w:w w:val="101.05263559441818"/>
+          <w:rFonts w:ascii="Noto Sans" w:hAnsi="Noto Sans" w:eastAsia="Noto Sans"/>
+          <w:b w:val="0"/>
+          <w:i w:val="0"/>
+          <w:color w:val="1A1A1A"/>
+          <w:sz w:val="19"/>
+        </w:rPr>
+        <w:t xml:space="preserve"> Cursor </w:t>
+      </w:r>
+      <w:r>
+        <w:rPr>
+          <w:w w:val="101.05263559441818"/>
+          <w:rFonts w:ascii="WenQuanYi Micro Hei" w:hAnsi="WenQuanYi Micro Hei" w:eastAsia="WenQuanYi Micro Hei"/>
+          <w:b w:val="0"/>
+          <w:i w:val="0"/>
+          <w:color w:val="1A1A1A"/>
+          <w:sz w:val="19"/>
+        </w:rPr>
+        <w:t>搭建服务部门问答式知识库（问题处理办法</w:t>
+      </w:r>
+      <w:r>
+        <w:rPr>
+          <w:w w:val="101.05263559441818"/>
+          <w:rFonts w:ascii="Noto Sans" w:hAnsi="Noto Sans" w:eastAsia="Noto Sans"/>
+          <w:b w:val="0"/>
+          <w:i w:val="0"/>
+          <w:color w:val="1A1A1A"/>
+          <w:sz w:val="19"/>
+        </w:rPr>
+        <w:t xml:space="preserve"> + </w:t>
+      </w:r>
+      <w:r>
+        <w:rPr>
+          <w:w w:val="101.05263559441818"/>
+          <w:rFonts w:ascii="WenQuanYi Micro Hei" w:hAnsi="WenQuanYi Micro Hei" w:eastAsia="WenQuanYi Micro Hei"/>
+          <w:b w:val="0"/>
+          <w:i w:val="0"/>
+          <w:color w:val="1A1A1A"/>
+          <w:sz w:val="19"/>
+        </w:rPr>
+        <w:t>产品文档），为销售</w:t>
+      </w:r>
+      <w:r>
+        <w:rPr>
+          <w:w w:val="101.05263559441818"/>
+          <w:rFonts w:ascii="Noto Sans" w:hAnsi="Noto Sans" w:eastAsia="Noto Sans"/>
+          <w:b w:val="0"/>
+          <w:i w:val="0"/>
+          <w:color w:val="1A1A1A"/>
+          <w:sz w:val="19"/>
+        </w:rPr>
+        <w:t>/</w:t>
+      </w:r>
+      <w:r>
+        <w:rPr>
+          <w:w w:val="101.05263559441818"/>
+          <w:rFonts w:ascii="WenQuanYi Micro Hei" w:hAnsi="WenQuanYi Micro Hei" w:eastAsia="WenQuanYi Micro Hei"/>
+          <w:b w:val="0"/>
+          <w:i w:val="0"/>
+          <w:color w:val="1A1A1A"/>
+          <w:sz w:val="19"/>
+        </w:rPr>
+        <w:t>服务同事开通账号并部署于公司</w:t>
+      </w:r>
+      <w:r>
+        <w:tab/>
+      </w:r>
+      <w:r>
+        <w:rPr>
+          <w:w w:val="101.05263559441818"/>
+          <w:rFonts w:ascii="WenQuanYi Micro Hei" w:hAnsi="WenQuanYi Micro Hei" w:eastAsia="WenQuanYi Micro Hei"/>
+          <w:b w:val="0"/>
+          <w:i w:val="0"/>
+          <w:color w:val="1A1A1A"/>
+          <w:sz w:val="19"/>
+        </w:rPr>
+        <w:t>服务器</w:t>
+      </w:r>
+      <w:r>
+        <w:rPr>
+          <w:w w:val="101.05263559441818"/>
+          <w:rFonts w:ascii="Noto Sans" w:hAnsi="Noto Sans" w:eastAsia="Noto Sans"/>
+          <w:b w:val="0"/>
+          <w:i w:val="0"/>
+          <w:color w:val="1A1A1A"/>
+          <w:sz w:val="19"/>
+        </w:rPr>
+        <w:t xml:space="preserve"> 7×24 </w:t>
+      </w:r>
+      <w:r>
+        <w:rPr>
+          <w:w w:val="101.05263559441818"/>
+          <w:rFonts w:ascii="WenQuanYi Micro Hei" w:hAnsi="WenQuanYi Micro Hei" w:eastAsia="WenQuanYi Micro Hei"/>
+          <w:b w:val="0"/>
+          <w:i w:val="0"/>
+          <w:color w:val="1A1A1A"/>
+          <w:sz w:val="19"/>
+        </w:rPr>
+        <w:t>运行，缓解时差导致的资料检索瓶颈。</w:t>
       </w:r>
     </w:p>
     <w:p>
       <w:pPr>
-        <w:spacing w:before="0" w:after="20" w:line="288" w:lineRule="auto"/>
+        <w:autoSpaceDN w:val="0"/>
+        <w:tabs>
+          <w:tab w:pos="9150" w:val="left"/>
+        </w:tabs>
+        <w:autoSpaceDE w:val="0"/>
+        <w:widowControl/>
+        <w:spacing w:line="288" w:lineRule="exact" w:before="0" w:after="0"/>
+        <w:ind w:left="0" w:right="0" w:firstLine="0"/>
+        <w:jc w:val="left"/>
       </w:pPr>
       <w:r>
         <w:rPr>
-          <w:rFonts w:ascii="Calibri" w:hAnsi="Calibri" w:eastAsia="微软雅黑"/>
+          <w:rFonts w:ascii="DejaVu Sans" w:hAnsi="DejaVu Sans" w:eastAsia="DejaVu Sans"/>
           <w:b w:val="0"/>
+          <w:i w:val="0"/>
+          <w:color w:val="1A1A1A"/>
+          <w:sz w:val="16"/>
+        </w:rPr>
+        <w:t>❖</w:t>
+      </w:r>
+      <w:r>
+        <w:rPr>
+          <w:w w:val="101.05263559441818"/>
+          <w:rFonts w:ascii="WenQuanYi Micro Hei" w:hAnsi="WenQuanYi Micro Hei" w:eastAsia="WenQuanYi Micro Hei"/>
+          <w:b w:val="0"/>
+          <w:i w:val="0"/>
+          <w:color w:val="1A1A1A"/>
           <w:sz w:val="19"/>
         </w:rPr>
-        <w:t>❖ 技术底座：自动化专业 + 智能车实验室，具备 PCB 识图、嵌入式 C、焊接与万用表等基础，学习新产品线速度快。</w:t>
+        <w:t>工单平台：开发售后工单记录系统，支持视频</w:t>
+      </w:r>
+      <w:r>
+        <w:rPr>
+          <w:w w:val="101.05263559441818"/>
+          <w:rFonts w:ascii="Noto Sans" w:hAnsi="Noto Sans" w:eastAsia="Noto Sans"/>
+          <w:b w:val="0"/>
+          <w:i w:val="0"/>
+          <w:color w:val="1A1A1A"/>
+          <w:sz w:val="19"/>
+        </w:rPr>
+        <w:t>/</w:t>
+      </w:r>
+      <w:r>
+        <w:rPr>
+          <w:w w:val="101.05263559441818"/>
+          <w:rFonts w:ascii="WenQuanYi Micro Hei" w:hAnsi="WenQuanYi Micro Hei" w:eastAsia="WenQuanYi Micro Hei"/>
+          <w:b w:val="0"/>
+          <w:i w:val="0"/>
+          <w:color w:val="1A1A1A"/>
+          <w:sz w:val="19"/>
+        </w:rPr>
+        <w:t>图片</w:t>
+      </w:r>
+      <w:r>
+        <w:rPr>
+          <w:w w:val="101.05263559441818"/>
+          <w:rFonts w:ascii="Noto Sans" w:hAnsi="Noto Sans" w:eastAsia="Noto Sans"/>
+          <w:b w:val="0"/>
+          <w:i w:val="0"/>
+          <w:color w:val="1A1A1A"/>
+          <w:sz w:val="19"/>
+        </w:rPr>
+        <w:t>/</w:t>
+      </w:r>
+      <w:r>
+        <w:rPr>
+          <w:w w:val="101.05263559441818"/>
+          <w:rFonts w:ascii="WenQuanYi Micro Hei" w:hAnsi="WenQuanYi Micro Hei" w:eastAsia="WenQuanYi Micro Hei"/>
+          <w:b w:val="0"/>
+          <w:i w:val="0"/>
+          <w:color w:val="1A1A1A"/>
+          <w:sz w:val="19"/>
+        </w:rPr>
+        <w:t>文档上传与客户问题看板，实现</w:t>
+      </w:r>
+      <w:r>
+        <w:rPr>
+          <w:w w:val="101.05263559441818"/>
+          <w:rFonts w:ascii="Noto Sans" w:hAnsi="Noto Sans" w:eastAsia="Noto Sans"/>
+          <w:b w:val="0"/>
+          <w:i w:val="0"/>
+          <w:color w:val="1A1A1A"/>
+          <w:sz w:val="19"/>
+        </w:rPr>
+        <w:t xml:space="preserve"> case </w:t>
+      </w:r>
+      <w:r>
+        <w:rPr>
+          <w:w w:val="101.05263559441818"/>
+          <w:rFonts w:ascii="WenQuanYi Micro Hei" w:hAnsi="WenQuanYi Micro Hei" w:eastAsia="WenQuanYi Micro Hei"/>
+          <w:b w:val="0"/>
+          <w:i w:val="0"/>
+          <w:color w:val="1A1A1A"/>
+          <w:sz w:val="19"/>
+        </w:rPr>
+        <w:t>可追溯与问题累计可视化。</w:t>
+      </w:r>
+      <w:r>
+        <w:rPr>
+          <w:w w:val="101.05263559441818"/>
+          <w:rFonts w:ascii="Noto Sans" w:hAnsi="Noto Sans" w:eastAsia="Noto Sans"/>
+          <w:b/>
+          <w:i w:val="0"/>
+          <w:color w:val="1A1A1A"/>
+          <w:sz w:val="19"/>
+        </w:rPr>
+        <w:t>ELEGOO</w:t>
+      </w:r>
+      <w:r>
+        <w:rPr>
+          <w:w w:val="101.05263559441818"/>
+          <w:rFonts w:ascii="Type3 (18 0 R)" w:hAnsi="Type3 (18 0 R)" w:eastAsia="Type3 (18 0 R)"/>
+          <w:b w:val="0"/>
+          <w:i w:val="0"/>
+          <w:color w:val="1A1A1A"/>
+          <w:sz w:val="19"/>
+        </w:rPr>
+        <w:t>（</w:t>
+      </w:r>
+      <w:r>
+        <w:rPr>
+          <w:w w:val="101.05263559441818"/>
+          <w:rFonts w:ascii="Type3 (21 0 R)" w:hAnsi="Type3 (21 0 R)" w:eastAsia="Type3 (21 0 R)"/>
+          <w:b w:val="0"/>
+          <w:i w:val="0"/>
+          <w:color w:val="1A1A1A"/>
+          <w:sz w:val="19"/>
+        </w:rPr>
+        <w:t>深</w:t>
+      </w:r>
+      <w:r>
+        <w:rPr>
+          <w:w w:val="101.05263559441818"/>
+          <w:rFonts w:ascii="Type3 (26 0 R)" w:hAnsi="Type3 (26 0 R)" w:eastAsia="Type3 (26 0 R)"/>
+          <w:b w:val="0"/>
+          <w:i w:val="0"/>
+          <w:color w:val="1A1A1A"/>
+          <w:sz w:val="19"/>
+        </w:rPr>
+        <w:t>圳</w:t>
+      </w:r>
+      <w:r>
+        <w:rPr>
+          <w:w w:val="101.05263559441818"/>
+          <w:rFonts w:ascii="Type3 (11 0 R)" w:hAnsi="Type3 (11 0 R)" w:eastAsia="Type3 (11 0 R)"/>
+          <w:b w:val="0"/>
+          <w:i w:val="0"/>
+          <w:color w:val="1A1A1A"/>
+          <w:sz w:val="19"/>
+        </w:rPr>
+        <w:t>市</w:t>
+      </w:r>
+      <w:r>
+        <w:rPr>
+          <w:w w:val="101.05263559441818"/>
+          <w:rFonts w:ascii="Type3 (16 0 R)" w:hAnsi="Type3 (16 0 R)" w:eastAsia="Type3 (16 0 R)"/>
+          <w:b w:val="0"/>
+          <w:i w:val="0"/>
+          <w:color w:val="1A1A1A"/>
+          <w:sz w:val="19"/>
+        </w:rPr>
+        <w:t>智</w:t>
+      </w:r>
+      <w:r>
+        <w:rPr>
+          <w:w w:val="101.05263559441818"/>
+          <w:rFonts w:ascii="Type3 (17 0 R)" w:hAnsi="Type3 (17 0 R)" w:eastAsia="Type3 (17 0 R)"/>
+          <w:b w:val="0"/>
+          <w:i w:val="0"/>
+          <w:color w:val="1A1A1A"/>
+          <w:sz w:val="19"/>
+        </w:rPr>
+        <w:t>能</w:t>
+      </w:r>
+      <w:r>
+        <w:rPr>
+          <w:w w:val="101.05263559441818"/>
+          <w:rFonts w:ascii="Type3 (21 0 R)" w:hAnsi="Type3 (21 0 R)" w:eastAsia="Type3 (21 0 R)"/>
+          <w:b w:val="0"/>
+          <w:i w:val="0"/>
+          <w:color w:val="1A1A1A"/>
+          <w:sz w:val="19"/>
+        </w:rPr>
+        <w:t>派</w:t>
+      </w:r>
+      <w:r>
+        <w:rPr>
+          <w:w w:val="101.05263559441818"/>
+          <w:rFonts w:ascii="Type3 (25 0 R)" w:hAnsi="Type3 (25 0 R)" w:eastAsia="Type3 (25 0 R)"/>
+          <w:b w:val="0"/>
+          <w:i w:val="0"/>
+          <w:color w:val="1A1A1A"/>
+          <w:sz w:val="19"/>
+        </w:rPr>
+        <w:t>科</w:t>
+      </w:r>
+      <w:r>
+        <w:rPr>
+          <w:w w:val="101.05263559441818"/>
+          <w:rFonts w:ascii="Type3 (23 0 R)" w:hAnsi="Type3 (23 0 R)" w:eastAsia="Type3 (23 0 R)"/>
+          <w:b w:val="0"/>
+          <w:i w:val="0"/>
+          <w:color w:val="1A1A1A"/>
+          <w:sz w:val="19"/>
+        </w:rPr>
+        <w:t>技</w:t>
+      </w:r>
+      <w:r>
+        <w:rPr>
+          <w:w w:val="101.05263559441818"/>
+          <w:rFonts w:ascii="Type3 (16 0 R)" w:hAnsi="Type3 (16 0 R)" w:eastAsia="Type3 (16 0 R)"/>
+          <w:b w:val="0"/>
+          <w:i w:val="0"/>
+          <w:color w:val="1A1A1A"/>
+          <w:sz w:val="19"/>
+        </w:rPr>
+        <w:t>有</w:t>
+      </w:r>
+      <w:r>
+        <w:rPr>
+          <w:w w:val="101.05263559441818"/>
+          <w:rFonts w:ascii="Type3 (27 0 R)" w:hAnsi="Type3 (27 0 R)" w:eastAsia="Type3 (27 0 R)"/>
+          <w:b w:val="0"/>
+          <w:i w:val="0"/>
+          <w:color w:val="1A1A1A"/>
+          <w:sz w:val="19"/>
+        </w:rPr>
+        <w:t>限</w:t>
+      </w:r>
+      <w:r>
+        <w:rPr>
+          <w:w w:val="101.05263559441818"/>
+          <w:rFonts w:ascii="Type3 (28 0 R)" w:hAnsi="Type3 (28 0 R)" w:eastAsia="Type3 (28 0 R)"/>
+          <w:b w:val="0"/>
+          <w:i w:val="0"/>
+          <w:color w:val="1A1A1A"/>
+          <w:sz w:val="19"/>
+        </w:rPr>
+        <w:t>公</w:t>
+      </w:r>
+      <w:r>
+        <w:rPr>
+          <w:w w:val="101.05263559441818"/>
+          <w:rFonts w:ascii="Type3 (14 0 R)" w:hAnsi="Type3 (14 0 R)" w:eastAsia="Type3 (14 0 R)"/>
+          <w:b w:val="0"/>
+          <w:i w:val="0"/>
+          <w:color w:val="1A1A1A"/>
+          <w:sz w:val="19"/>
+        </w:rPr>
+        <w:t>司</w:t>
+      </w:r>
+      <w:r>
+        <w:rPr>
+          <w:w w:val="101.05263559441818"/>
+          <w:rFonts w:ascii="Type3 (20 0 R)" w:hAnsi="Type3 (20 0 R)" w:eastAsia="Type3 (20 0 R)"/>
+          <w:b w:val="0"/>
+          <w:i w:val="0"/>
+          <w:color w:val="1A1A1A"/>
+          <w:sz w:val="19"/>
+        </w:rPr>
+        <w:t>）｜</w:t>
+      </w:r>
+      <w:r>
+        <w:rPr>
+          <w:w w:val="101.05263559441818"/>
+          <w:rFonts w:ascii="Type3 (21 0 R)" w:hAnsi="Type3 (21 0 R)" w:eastAsia="Type3 (21 0 R)"/>
+          <w:b w:val="0"/>
+          <w:i w:val="0"/>
+          <w:color w:val="1A1A1A"/>
+          <w:sz w:val="19"/>
+        </w:rPr>
+        <w:t>海</w:t>
+      </w:r>
+      <w:r>
+        <w:rPr>
+          <w:w w:val="101.05263559441818"/>
+          <w:rFonts w:ascii="Type3 (22 0 R)" w:hAnsi="Type3 (22 0 R)" w:eastAsia="Type3 (22 0 R)"/>
+          <w:b w:val="0"/>
+          <w:i w:val="0"/>
+          <w:color w:val="1A1A1A"/>
+          <w:sz w:val="19"/>
+        </w:rPr>
+        <w:t>外</w:t>
+      </w:r>
+      <w:r>
+        <w:rPr>
+          <w:w w:val="101.05263559441818"/>
+          <w:rFonts w:ascii="Type3 (23 0 R)" w:hAnsi="Type3 (23 0 R)" w:eastAsia="Type3 (23 0 R)"/>
+          <w:b w:val="0"/>
+          <w:i w:val="0"/>
+          <w:color w:val="1A1A1A"/>
+          <w:sz w:val="19"/>
+        </w:rPr>
+        <w:t>技</w:t>
+      </w:r>
+      <w:r>
+        <w:rPr>
+          <w:w w:val="101.05263559441818"/>
+          <w:rFonts w:ascii="Type3 (16 0 R)" w:hAnsi="Type3 (16 0 R)" w:eastAsia="Type3 (16 0 R)"/>
+          <w:b w:val="0"/>
+          <w:i w:val="0"/>
+          <w:color w:val="1A1A1A"/>
+          <w:sz w:val="19"/>
+        </w:rPr>
+        <w:t>术</w:t>
+      </w:r>
+      <w:r>
+        <w:rPr>
+          <w:w w:val="101.05263559441818"/>
+          <w:rFonts w:ascii="Type3 (24 0 R)" w:hAnsi="Type3 (24 0 R)" w:eastAsia="Type3 (24 0 R)"/>
+          <w:b w:val="0"/>
+          <w:i w:val="0"/>
+          <w:color w:val="1A1A1A"/>
+          <w:sz w:val="19"/>
+        </w:rPr>
+        <w:t>支</w:t>
+      </w:r>
+      <w:r>
+        <w:rPr>
+          <w:w w:val="101.05263559441818"/>
+          <w:rFonts w:ascii="Type3 (23 0 R)" w:hAnsi="Type3 (23 0 R)" w:eastAsia="Type3 (23 0 R)"/>
+          <w:b w:val="0"/>
+          <w:i w:val="0"/>
+          <w:color w:val="1A1A1A"/>
+          <w:sz w:val="19"/>
+        </w:rPr>
+        <w:t>持</w:t>
+      </w:r>
+      <w:r>
+        <w:rPr>
+          <w:w w:val="101.05263559441818"/>
+          <w:rFonts w:ascii="Type3 (11 0 R)" w:hAnsi="Type3 (11 0 R)" w:eastAsia="Type3 (11 0 R)"/>
+          <w:b w:val="0"/>
+          <w:i w:val="0"/>
+          <w:color w:val="1A1A1A"/>
+          <w:sz w:val="19"/>
+        </w:rPr>
+        <w:t>工</w:t>
+      </w:r>
+      <w:r>
+        <w:rPr>
+          <w:w w:val="101.05263559441818"/>
+          <w:rFonts w:ascii="Type3 (25 0 R)" w:hAnsi="Type3 (25 0 R)" w:eastAsia="Type3 (25 0 R)"/>
+          <w:b w:val="0"/>
+          <w:i w:val="0"/>
+          <w:color w:val="1A1A1A"/>
+          <w:sz w:val="19"/>
+        </w:rPr>
+        <w:t>程</w:t>
+      </w:r>
+      <w:r>
+        <w:rPr>
+          <w:w w:val="101.05263559441818"/>
+          <w:rFonts w:ascii="Type3 (11 0 R)" w:hAnsi="Type3 (11 0 R)" w:eastAsia="Type3 (11 0 R)"/>
+          <w:b w:val="0"/>
+          <w:i w:val="0"/>
+          <w:color w:val="1A1A1A"/>
+          <w:sz w:val="19"/>
+        </w:rPr>
+        <w:t>师</w:t>
+      </w:r>
+      <w:r>
+        <w:tab/>
+      </w:r>
+      <w:r>
+        <w:rPr>
+          <w:rFonts w:ascii="Noto Sans" w:hAnsi="Noto Sans" w:eastAsia="Noto Sans"/>
+          <w:b w:val="0"/>
+          <w:i w:val="0"/>
+          <w:color w:val="555555"/>
+          <w:sz w:val="18"/>
+        </w:rPr>
+        <w:t xml:space="preserve">2025.08 – 2025.10 </w:t>
+      </w:r>
+      <w:r>
+        <w:rPr>
+          <w:rFonts w:ascii="Noto Sans" w:hAnsi="Noto Sans" w:eastAsia="Noto Sans"/>
+          <w:b w:val="0"/>
+          <w:i w:val="0"/>
+          <w:color w:val="444444"/>
+          <w:sz w:val="18"/>
+        </w:rPr>
+        <w:t xml:space="preserve">3D </w:t>
+      </w:r>
+      <w:r>
+        <w:rPr>
+          <w:rFonts w:ascii="WenQuanYi Micro Hei" w:hAnsi="WenQuanYi Micro Hei" w:eastAsia="WenQuanYi Micro Hei"/>
+          <w:b w:val="0"/>
+          <w:i w:val="0"/>
+          <w:color w:val="444444"/>
+          <w:sz w:val="18"/>
+        </w:rPr>
+        <w:t>打印出海｜远程服务欧美客户技术咨询与问题闭环</w:t>
+      </w:r>
+      <w:r>
+        <w:br/>
+      </w:r>
+      <w:r>
+        <w:rPr>
+          <w:rFonts w:ascii="DejaVu Sans" w:hAnsi="DejaVu Sans" w:eastAsia="DejaVu Sans"/>
+          <w:b w:val="0"/>
+          <w:i w:val="0"/>
+          <w:color w:val="1A1A1A"/>
+          <w:sz w:val="16"/>
+        </w:rPr>
+        <w:t>❖</w:t>
+      </w:r>
+      <w:r>
+        <w:rPr>
+          <w:w w:val="101.05263559441818"/>
+          <w:rFonts w:ascii="WenQuanYi Micro Hei" w:hAnsi="WenQuanYi Micro Hei" w:eastAsia="WenQuanYi Micro Hei"/>
+          <w:b w:val="0"/>
+          <w:i w:val="0"/>
+          <w:color w:val="1A1A1A"/>
+          <w:sz w:val="19"/>
+        </w:rPr>
+        <w:t>快速掌握产品线，独立处理欧美客户技术问题；整理典型案例与解决方案，搭建个人知识库并训练</w:t>
+      </w:r>
+      <w:r>
+        <w:rPr>
+          <w:w w:val="101.05263559441818"/>
+          <w:rFonts w:ascii="Noto Sans" w:hAnsi="Noto Sans" w:eastAsia="Noto Sans"/>
+          <w:b w:val="0"/>
+          <w:i w:val="0"/>
+          <w:color w:val="1A1A1A"/>
+          <w:sz w:val="19"/>
+        </w:rPr>
+        <w:t xml:space="preserve"> AI Agent </w:t>
+      </w:r>
+      <w:r>
+        <w:rPr>
+          <w:w w:val="101.05263559441818"/>
+          <w:rFonts w:ascii="WenQuanYi Micro Hei" w:hAnsi="WenQuanYi Micro Hei" w:eastAsia="WenQuanYi Micro Hei"/>
+          <w:b w:val="0"/>
+          <w:i w:val="0"/>
+          <w:color w:val="1A1A1A"/>
+          <w:sz w:val="19"/>
+        </w:rPr>
+        <w:t>提升响应效率。</w:t>
+      </w:r>
+      <w:r>
+        <w:rPr>
+          <w:rFonts w:ascii="DejaVu Sans" w:hAnsi="DejaVu Sans" w:eastAsia="DejaVu Sans"/>
+          <w:b w:val="0"/>
+          <w:i w:val="0"/>
+          <w:color w:val="1A1A1A"/>
+          <w:sz w:val="16"/>
+        </w:rPr>
+        <w:t>❖</w:t>
+      </w:r>
+      <w:r>
+        <w:rPr>
+          <w:w w:val="101.05263559441818"/>
+          <w:rFonts w:ascii="WenQuanYi Micro Hei" w:hAnsi="WenQuanYi Micro Hei" w:eastAsia="WenQuanYi Micro Hei"/>
+          <w:b w:val="0"/>
+          <w:i w:val="0"/>
+          <w:color w:val="1A1A1A"/>
+          <w:sz w:val="19"/>
+        </w:rPr>
+        <w:t>将一线高频问题、设计缺陷与改进建议系统反馈产品</w:t>
+      </w:r>
+      <w:r>
+        <w:rPr>
+          <w:w w:val="101.05263559441818"/>
+          <w:rFonts w:ascii="Noto Sans" w:hAnsi="Noto Sans" w:eastAsia="Noto Sans"/>
+          <w:b w:val="0"/>
+          <w:i w:val="0"/>
+          <w:color w:val="1A1A1A"/>
+          <w:sz w:val="19"/>
+        </w:rPr>
+        <w:t>/</w:t>
+      </w:r>
+      <w:r>
+        <w:rPr>
+          <w:w w:val="101.05263559441818"/>
+          <w:rFonts w:ascii="WenQuanYi Micro Hei" w:hAnsi="WenQuanYi Micro Hei" w:eastAsia="WenQuanYi Micro Hei"/>
+          <w:b w:val="0"/>
+          <w:i w:val="0"/>
+          <w:color w:val="1A1A1A"/>
+          <w:sz w:val="19"/>
+        </w:rPr>
+        <w:t>技术部门，形成可复用的迭代输入。</w:t>
       </w:r>
     </w:p>
     <w:p>
       <w:pPr>
-        <w:spacing w:before="160" w:after="40" w:line="264" w:lineRule="auto"/>
-        <w:pBdr>
-          <w:bottom w:val="single" w:sz="12" w:space="1" w:color="222222"/>
-        </w:pBdr>
+        <w:autoSpaceDN w:val="0"/>
+        <w:autoSpaceDE w:val="0"/>
+        <w:widowControl/>
+        <w:spacing w:line="222" w:lineRule="exact" w:before="168" w:after="78"/>
+        <w:ind w:left="0" w:right="0" w:firstLine="0"/>
+        <w:jc w:val="left"/>
       </w:pPr>
       <w:r>
         <w:rPr>
-          <w:rFonts w:ascii="Calibri" w:hAnsi="Calibri" w:eastAsia="微软雅黑"/>
-          <w:b/>
-          <w:sz w:val="24"/>
+          <w:rFonts w:ascii="Type3 (15 0 R)" w:hAnsi="Type3 (15 0 R)" w:eastAsia="Type3 (15 0 R)"/>
+          <w:b w:val="0"/>
+          <w:i w:val="0"/>
+          <w:color w:val="1A1A1A"/>
+          <w:sz w:val="22"/>
         </w:rPr>
-        <w:t>工作经历</w:t>
+        <w:t>教</w:t>
+      </w:r>
+      <w:r>
+        <w:rPr>
+          <w:rFonts w:ascii="Type3 (17 0 R)" w:hAnsi="Type3 (17 0 R)" w:eastAsia="Type3 (17 0 R)"/>
+          <w:b w:val="0"/>
+          <w:i w:val="0"/>
+          <w:color w:val="1A1A1A"/>
+          <w:sz w:val="22"/>
+        </w:rPr>
+        <w:t>育背</w:t>
+      </w:r>
+      <w:r>
+        <w:rPr>
+          <w:rFonts w:ascii="Type3 (16 0 R)" w:hAnsi="Type3 (16 0 R)" w:eastAsia="Type3 (16 0 R)"/>
+          <w:b w:val="0"/>
+          <w:i w:val="0"/>
+          <w:color w:val="1A1A1A"/>
+          <w:sz w:val="22"/>
+        </w:rPr>
+        <w:t>景</w:t>
+      </w:r>
+    </w:p>
+    <w:tbl>
+      <w:tblPr>
+        <w:tblW w:type="auto" w:w="0"/>
+        <w:tblLayout w:type="fixed"/>
+        <w:tblLook w:firstColumn="1" w:firstRow="1" w:lastColumn="0" w:lastRow="0" w:noHBand="0" w:noVBand="1" w:val="04A0"/>
+        <w:tblInd w:w="0.0" w:type="dxa"/>
+      </w:tblPr>
+      <w:tblGrid>
+        <w:gridCol w:w="5342"/>
+        <w:gridCol w:w="5342"/>
+      </w:tblGrid>
+      <w:tr>
+        <w:trPr>
+          <w:trHeight w:hRule="exact" w:val="344"/>
+        </w:trPr>
+        <w:tc>
+          <w:tcPr>
+            <w:tcW w:type="dxa" w:w="6990"/>
+            <w:tcBorders>
+              <w:top w:sz="6.400000000000091" w:val="single" w:color="#212121"/>
+            </w:tcBorders>
+            <w:tcMar>
+              <w:start w:w="0" w:type="dxa"/>
+              <w:end w:w="0" w:type="dxa"/>
+            </w:tcMar>
+          </w:tcPr>
+          <w:p>
+            <w:pPr>
+              <w:autoSpaceDN w:val="0"/>
+              <w:autoSpaceDE w:val="0"/>
+              <w:widowControl/>
+              <w:spacing w:line="262" w:lineRule="exact" w:before="64" w:after="0"/>
+              <w:ind w:left="0" w:right="0" w:firstLine="0"/>
+              <w:jc w:val="left"/>
+            </w:pPr>
+            <w:r>
+              <w:rPr>
+                <w:w w:val="101.05263559441818"/>
+                <w:rFonts w:ascii="Type3 (21 0 R)" w:hAnsi="Type3 (21 0 R)" w:eastAsia="Type3 (21 0 R)"/>
+                <w:b w:val="0"/>
+                <w:i w:val="0"/>
+                <w:color w:val="1A1A1A"/>
+                <w:sz w:val="19"/>
+              </w:rPr>
+              <w:t>浙</w:t>
+            </w:r>
+            <w:r>
+              <w:rPr>
+                <w:w w:val="101.05263559441818"/>
+                <w:rFonts w:ascii="Type3 (29 0 R)" w:hAnsi="Type3 (29 0 R)" w:eastAsia="Type3 (29 0 R)"/>
+                <w:b w:val="0"/>
+                <w:i w:val="0"/>
+                <w:color w:val="1A1A1A"/>
+                <w:sz w:val="19"/>
+              </w:rPr>
+              <w:t>江</w:t>
+            </w:r>
+            <w:r>
+              <w:rPr>
+                <w:w w:val="101.05263559441818"/>
+                <w:rFonts w:ascii="Type3 (25 0 R)" w:hAnsi="Type3 (25 0 R)" w:eastAsia="Type3 (25 0 R)"/>
+                <w:b w:val="0"/>
+                <w:i w:val="0"/>
+                <w:color w:val="1A1A1A"/>
+                <w:sz w:val="19"/>
+              </w:rPr>
+              <w:t>科</w:t>
+            </w:r>
+            <w:r>
+              <w:rPr>
+                <w:w w:val="101.05263559441818"/>
+                <w:rFonts w:ascii="Type3 (23 0 R)" w:hAnsi="Type3 (23 0 R)" w:eastAsia="Type3 (23 0 R)"/>
+                <w:b w:val="0"/>
+                <w:i w:val="0"/>
+                <w:color w:val="1A1A1A"/>
+                <w:sz w:val="19"/>
+              </w:rPr>
+              <w:t>技</w:t>
+            </w:r>
+            <w:r>
+              <w:rPr>
+                <w:w w:val="101.05263559441818"/>
+                <w:rFonts w:ascii="Type3 (22 0 R)" w:hAnsi="Type3 (22 0 R)" w:eastAsia="Type3 (22 0 R)"/>
+                <w:b w:val="0"/>
+                <w:i w:val="0"/>
+                <w:color w:val="1A1A1A"/>
+                <w:sz w:val="19"/>
+              </w:rPr>
+              <w:t>大</w:t>
+            </w:r>
+            <w:r>
+              <w:rPr>
+                <w:w w:val="101.05263559441818"/>
+                <w:rFonts w:ascii="Type3 (30 0 R)" w:hAnsi="Type3 (30 0 R)" w:eastAsia="Type3 (30 0 R)"/>
+                <w:b w:val="0"/>
+                <w:i w:val="0"/>
+                <w:color w:val="1A1A1A"/>
+                <w:sz w:val="19"/>
+              </w:rPr>
+              <w:t>学</w:t>
+            </w:r>
+            <w:r>
+              <w:rPr>
+                <w:w w:val="101.05263559441818"/>
+                <w:rFonts w:ascii="Type3 (20 0 R)" w:hAnsi="Type3 (20 0 R)" w:eastAsia="Type3 (20 0 R)"/>
+                <w:b w:val="0"/>
+                <w:i w:val="0"/>
+                <w:color w:val="1A1A1A"/>
+                <w:sz w:val="19"/>
+              </w:rPr>
+              <w:t>｜</w:t>
+            </w:r>
+            <w:r>
+              <w:rPr>
+                <w:w w:val="101.05263559441818"/>
+                <w:rFonts w:ascii="Type3 (31 0 R)" w:hAnsi="Type3 (31 0 R)" w:eastAsia="Type3 (31 0 R)"/>
+                <w:b w:val="0"/>
+                <w:i w:val="0"/>
+                <w:color w:val="1A1A1A"/>
+                <w:sz w:val="19"/>
+              </w:rPr>
+              <w:t>自</w:t>
+            </w:r>
+            <w:r>
+              <w:rPr>
+                <w:w w:val="101.05263559441818"/>
+                <w:rFonts w:ascii="Type3 (7 0 R)" w:hAnsi="Type3 (7 0 R)" w:eastAsia="Type3 (7 0 R)"/>
+                <w:b w:val="0"/>
+                <w:i w:val="0"/>
+                <w:color w:val="1A1A1A"/>
+                <w:sz w:val="19"/>
+              </w:rPr>
+              <w:t>动化</w:t>
+            </w:r>
+            <w:r>
+              <w:rPr>
+                <w:w w:val="101.05263559441818"/>
+                <w:rFonts w:ascii="Type3 (20 0 R)" w:hAnsi="Type3 (20 0 R)" w:eastAsia="Type3 (20 0 R)"/>
+                <w:b w:val="0"/>
+                <w:i w:val="0"/>
+                <w:color w:val="1A1A1A"/>
+                <w:sz w:val="19"/>
+              </w:rPr>
+              <w:t>｜</w:t>
+            </w:r>
+            <w:r>
+              <w:rPr>
+                <w:w w:val="101.05263559441818"/>
+                <w:rFonts w:ascii="Type3 (16 0 R)" w:hAnsi="Type3 (16 0 R)" w:eastAsia="Type3 (16 0 R)"/>
+                <w:b w:val="0"/>
+                <w:i w:val="0"/>
+                <w:color w:val="1A1A1A"/>
+                <w:sz w:val="19"/>
+              </w:rPr>
+              <w:t>本</w:t>
+            </w:r>
+            <w:r>
+              <w:rPr>
+                <w:w w:val="101.05263559441818"/>
+                <w:rFonts w:ascii="Type3 (25 0 R)" w:hAnsi="Type3 (25 0 R)" w:eastAsia="Type3 (25 0 R)"/>
+                <w:b w:val="0"/>
+                <w:i w:val="0"/>
+                <w:color w:val="1A1A1A"/>
+                <w:sz w:val="19"/>
+              </w:rPr>
+              <w:t>科</w:t>
+            </w:r>
+            <w:r>
+              <w:rPr>
+                <w:w w:val="101.05263559441818"/>
+                <w:rFonts w:ascii="Type3 (20 0 R)" w:hAnsi="Type3 (20 0 R)" w:eastAsia="Type3 (20 0 R)"/>
+                <w:b w:val="0"/>
+                <w:i w:val="0"/>
+                <w:color w:val="1A1A1A"/>
+                <w:sz w:val="19"/>
+              </w:rPr>
+              <w:t>｜</w:t>
+            </w:r>
+            <w:r>
+              <w:rPr>
+                <w:w w:val="101.05263559441818"/>
+                <w:rFonts w:ascii="Noto Sans" w:hAnsi="Noto Sans" w:eastAsia="Noto Sans"/>
+                <w:b/>
+                <w:i w:val="0"/>
+                <w:color w:val="1A1A1A"/>
+                <w:sz w:val="19"/>
+              </w:rPr>
+              <w:t>GPA 3.04</w:t>
+            </w:r>
+            <w:r>
+              <w:rPr>
+                <w:w w:val="101.05263559441818"/>
+                <w:rFonts w:ascii="Type3 (18 0 R)" w:hAnsi="Type3 (18 0 R)" w:eastAsia="Type3 (18 0 R)"/>
+                <w:b w:val="0"/>
+                <w:i w:val="0"/>
+                <w:color w:val="1A1A1A"/>
+                <w:sz w:val="19"/>
+              </w:rPr>
+              <w:t>（</w:t>
+            </w:r>
+            <w:r>
+              <w:rPr>
+                <w:w w:val="101.05263559441818"/>
+                <w:rFonts w:ascii="Type3 (32 0 R)" w:hAnsi="Type3 (32 0 R)" w:eastAsia="Type3 (32 0 R)"/>
+                <w:b w:val="0"/>
+                <w:i w:val="0"/>
+                <w:color w:val="1A1A1A"/>
+                <w:sz w:val="19"/>
+              </w:rPr>
+              <w:t>专业</w:t>
+            </w:r>
+            <w:r>
+              <w:rPr>
+                <w:w w:val="101.05263559441818"/>
+                <w:rFonts w:ascii="Type3 (7 0 R)" w:hAnsi="Type3 (7 0 R)" w:eastAsia="Type3 (7 0 R)"/>
+                <w:b w:val="0"/>
+                <w:i w:val="0"/>
+                <w:color w:val="1A1A1A"/>
+                <w:sz w:val="19"/>
+              </w:rPr>
+              <w:t>前</w:t>
+            </w:r>
+            <w:r>
+              <w:rPr>
+                <w:w w:val="101.05263559441818"/>
+                <w:rFonts w:ascii="Noto Sans" w:hAnsi="Noto Sans" w:eastAsia="Noto Sans"/>
+                <w:b/>
+                <w:i w:val="0"/>
+                <w:color w:val="1A1A1A"/>
+                <w:sz w:val="19"/>
+              </w:rPr>
+              <w:t>15%</w:t>
+            </w:r>
+            <w:r>
+              <w:rPr>
+                <w:w w:val="101.05263559441818"/>
+                <w:rFonts w:ascii="Type3 (20 0 R)" w:hAnsi="Type3 (20 0 R)" w:eastAsia="Type3 (20 0 R)"/>
+                <w:b w:val="0"/>
+                <w:i w:val="0"/>
+                <w:color w:val="1A1A1A"/>
+                <w:sz w:val="19"/>
+              </w:rPr>
+              <w:t>）</w:t>
+            </w:r>
+          </w:p>
+        </w:tc>
+        <w:tc>
+          <w:tcPr>
+            <w:tcW w:type="dxa" w:w="3676"/>
+            <w:tcBorders>
+              <w:top w:sz="6.400000000000091" w:val="single" w:color="#212121"/>
+            </w:tcBorders>
+            <w:tcMar>
+              <w:start w:w="0" w:type="dxa"/>
+              <w:end w:w="0" w:type="dxa"/>
+            </w:tcMar>
+          </w:tcPr>
+          <w:p>
+            <w:pPr>
+              <w:autoSpaceDN w:val="0"/>
+              <w:autoSpaceDE w:val="0"/>
+              <w:widowControl/>
+              <w:spacing w:line="240" w:lineRule="auto" w:before="62" w:after="0"/>
+              <w:ind w:left="0" w:right="2" w:firstLine="0"/>
+              <w:jc w:val="right"/>
+            </w:pPr>
+            <w:r>
+              <w:rPr>
+                <w:rFonts w:ascii="Noto Sans" w:hAnsi="Noto Sans" w:eastAsia="Noto Sans"/>
+                <w:b w:val="0"/>
+                <w:i w:val="0"/>
+                <w:color w:val="555555"/>
+                <w:sz w:val="18"/>
+              </w:rPr>
+              <w:t>2021.09 – 2025.06</w:t>
+            </w:r>
+          </w:p>
+        </w:tc>
+      </w:tr>
+    </w:tbl>
+    <w:p>
+      <w:pPr>
+        <w:autoSpaceDN w:val="0"/>
+        <w:tabs>
+          <w:tab w:pos="212" w:val="left"/>
+        </w:tabs>
+        <w:autoSpaceDE w:val="0"/>
+        <w:widowControl/>
+        <w:spacing w:line="245" w:lineRule="auto" w:before="4" w:after="0"/>
+        <w:ind w:left="0" w:right="0" w:firstLine="0"/>
+        <w:jc w:val="left"/>
+      </w:pPr>
+      <w:r>
+        <w:rPr>
+          <w:rFonts w:ascii="DejaVu Sans" w:hAnsi="DejaVu Sans" w:eastAsia="DejaVu Sans"/>
+          <w:b w:val="0"/>
+          <w:i w:val="0"/>
+          <w:color w:val="1A1A1A"/>
+          <w:sz w:val="16"/>
+        </w:rPr>
+        <w:t>❖</w:t>
+      </w:r>
+      <w:r>
+        <w:rPr>
+          <w:w w:val="101.05263559441818"/>
+          <w:rFonts w:ascii="WenQuanYi Micro Hei" w:hAnsi="WenQuanYi Micro Hei" w:eastAsia="WenQuanYi Micro Hei"/>
+          <w:b w:val="0"/>
+          <w:i w:val="0"/>
+          <w:color w:val="1A1A1A"/>
+          <w:sz w:val="19"/>
+        </w:rPr>
+        <w:t>智能车实验室</w:t>
+      </w:r>
+      <w:r>
+        <w:rPr>
+          <w:w w:val="101.05263559441818"/>
+          <w:rFonts w:ascii="Noto Sans" w:hAnsi="Noto Sans" w:eastAsia="Noto Sans"/>
+          <w:b w:val="0"/>
+          <w:i w:val="0"/>
+          <w:color w:val="1A1A1A"/>
+          <w:sz w:val="19"/>
+        </w:rPr>
+        <w:t xml:space="preserve"> 3 </w:t>
+      </w:r>
+      <w:r>
+        <w:rPr>
+          <w:w w:val="101.05263559441818"/>
+          <w:rFonts w:ascii="WenQuanYi Micro Hei" w:hAnsi="WenQuanYi Micro Hei" w:eastAsia="WenQuanYi Micro Hei"/>
+          <w:b w:val="0"/>
+          <w:i w:val="0"/>
+          <w:color w:val="1A1A1A"/>
+          <w:sz w:val="19"/>
+        </w:rPr>
+        <w:t>年：英飞凌</w:t>
+      </w:r>
+      <w:r>
+        <w:rPr>
+          <w:w w:val="101.05263559441818"/>
+          <w:rFonts w:ascii="Noto Sans" w:hAnsi="Noto Sans" w:eastAsia="Noto Sans"/>
+          <w:b w:val="0"/>
+          <w:i w:val="0"/>
+          <w:color w:val="1A1A1A"/>
+          <w:sz w:val="19"/>
+        </w:rPr>
+        <w:t xml:space="preserve"> TC264/TC377 </w:t>
+      </w:r>
+      <w:r>
+        <w:rPr>
+          <w:w w:val="101.05263559441818"/>
+          <w:rFonts w:ascii="WenQuanYi Micro Hei" w:hAnsi="WenQuanYi Micro Hei" w:eastAsia="WenQuanYi Micro Hei"/>
+          <w:b w:val="0"/>
+          <w:i w:val="0"/>
+          <w:color w:val="1A1A1A"/>
+          <w:sz w:val="19"/>
+        </w:rPr>
+        <w:t>惯导定位越野车（</w:t>
+      </w:r>
+      <w:r>
+        <w:rPr>
+          <w:w w:val="101.05263559441818"/>
+          <w:rFonts w:ascii="Noto Sans" w:hAnsi="Noto Sans" w:eastAsia="Noto Sans"/>
+          <w:b w:val="0"/>
+          <w:i w:val="0"/>
+          <w:color w:val="1A1A1A"/>
+          <w:sz w:val="19"/>
+        </w:rPr>
+        <w:t xml:space="preserve">GPS+IMU </w:t>
+      </w:r>
+      <w:r>
+        <w:rPr>
+          <w:w w:val="101.05263559441818"/>
+          <w:rFonts w:ascii="WenQuanYi Micro Hei" w:hAnsi="WenQuanYi Micro Hei" w:eastAsia="WenQuanYi Micro Hei"/>
+          <w:b w:val="0"/>
+          <w:i w:val="0"/>
+          <w:color w:val="1A1A1A"/>
+          <w:sz w:val="19"/>
+        </w:rPr>
+        <w:t>融合、</w:t>
+      </w:r>
+      <w:r>
+        <w:rPr>
+          <w:w w:val="101.05263559441818"/>
+          <w:rFonts w:ascii="Noto Sans" w:hAnsi="Noto Sans" w:eastAsia="Noto Sans"/>
+          <w:b w:val="0"/>
+          <w:i w:val="0"/>
+          <w:color w:val="1A1A1A"/>
+          <w:sz w:val="19"/>
+        </w:rPr>
+        <w:t xml:space="preserve">PID </w:t>
+      </w:r>
+      <w:r>
+        <w:rPr>
+          <w:w w:val="101.05263559441818"/>
+          <w:rFonts w:ascii="WenQuanYi Micro Hei" w:hAnsi="WenQuanYi Micro Hei" w:eastAsia="WenQuanYi Micro Hei"/>
+          <w:b w:val="0"/>
+          <w:i w:val="0"/>
+          <w:color w:val="1A1A1A"/>
+          <w:sz w:val="19"/>
+        </w:rPr>
+        <w:t>整定），获第十八届全国大学生智能车竞</w:t>
+      </w:r>
+      <w:r>
+        <w:tab/>
+      </w:r>
+      <w:r>
+        <w:rPr>
+          <w:w w:val="101.05263559441818"/>
+          <w:rFonts w:ascii="WenQuanYi Micro Hei" w:hAnsi="WenQuanYi Micro Hei" w:eastAsia="WenQuanYi Micro Hei"/>
+          <w:b w:val="0"/>
+          <w:i w:val="0"/>
+          <w:color w:val="1A1A1A"/>
+          <w:sz w:val="19"/>
+        </w:rPr>
+        <w:t>赛浙江省二等奖（省第四）。</w:t>
       </w:r>
     </w:p>
     <w:p>
       <w:pPr>
-        <w:tabs>
-          <w:tab w:pos="9354" w:val="right"/>
-        </w:tabs>
-        <w:spacing w:before="100" w:after="20" w:line="276" w:lineRule="auto"/>
+        <w:autoSpaceDN w:val="0"/>
+        <w:autoSpaceDE w:val="0"/>
+        <w:widowControl/>
+        <w:spacing w:line="216" w:lineRule="auto" w:before="34" w:after="0"/>
+        <w:ind w:left="0" w:right="0" w:firstLine="0"/>
+        <w:jc w:val="left"/>
       </w:pPr>
       <w:r>
         <w:rPr>
-          <w:rFonts w:ascii="Calibri" w:hAnsi="Calibri" w:eastAsia="微软雅黑"/>
-          <w:b/>
-          <w:sz w:val="21"/>
+          <w:rFonts w:ascii="DejaVu Sans" w:hAnsi="DejaVu Sans" w:eastAsia="DejaVu Sans"/>
+          <w:b w:val="0"/>
+          <w:i w:val="0"/>
+          <w:color w:val="1A1A1A"/>
+          <w:sz w:val="16"/>
         </w:rPr>
-        <w:t>易检智能（SmartSafe）｜海外技术支持 / 服务工程师</w:t>
+        <w:t>❖</w:t>
       </w:r>
       <w:r>
         <w:rPr>
-          <w:rFonts w:ascii="Calibri" w:hAnsi="Calibri" w:eastAsia="微软雅黑"/>
+          <w:w w:val="101.05263559441818"/>
+          <w:rFonts w:ascii="WenQuanYi Micro Hei" w:hAnsi="WenQuanYi Micro Hei" w:eastAsia="WenQuanYi Micro Hei"/>
           <w:b w:val="0"/>
-          <w:color w:val="555555"/>
-          <w:sz w:val="20"/>
+          <w:i w:val="0"/>
+          <w:color w:val="1A1A1A"/>
+          <w:sz w:val="19"/>
         </w:rPr>
-        <w:tab/>
-        <w:t>2025.11 – 至今</w:t>
+        <w:t>具备</w:t>
+      </w:r>
+      <w:r>
+        <w:rPr>
+          <w:w w:val="101.05263559441818"/>
+          <w:rFonts w:ascii="Noto Sans" w:hAnsi="Noto Sans" w:eastAsia="Noto Sans"/>
+          <w:b w:val="0"/>
+          <w:i w:val="0"/>
+          <w:color w:val="1A1A1A"/>
+          <w:sz w:val="19"/>
+        </w:rPr>
+        <w:t xml:space="preserve"> STM32 / </w:t>
+      </w:r>
+      <w:r>
+        <w:rPr>
+          <w:w w:val="101.05263559441818"/>
+          <w:rFonts w:ascii="WenQuanYi Micro Hei" w:hAnsi="WenQuanYi Micro Hei" w:eastAsia="WenQuanYi Micro Hei"/>
+          <w:b w:val="0"/>
+          <w:i w:val="0"/>
+          <w:color w:val="1A1A1A"/>
+          <w:sz w:val="19"/>
+        </w:rPr>
+        <w:t>传感器驱动</w:t>
+      </w:r>
+      <w:r>
+        <w:rPr>
+          <w:w w:val="101.05263559441818"/>
+          <w:rFonts w:ascii="Noto Sans" w:hAnsi="Noto Sans" w:eastAsia="Noto Sans"/>
+          <w:b w:val="0"/>
+          <w:i w:val="0"/>
+          <w:color w:val="1A1A1A"/>
+          <w:sz w:val="19"/>
+        </w:rPr>
+        <w:t xml:space="preserve"> / UART·SPI / FreeRTOS </w:t>
+      </w:r>
+      <w:r>
+        <w:rPr>
+          <w:w w:val="101.05263559441818"/>
+          <w:rFonts w:ascii="WenQuanYi Micro Hei" w:hAnsi="WenQuanYi Micro Hei" w:eastAsia="WenQuanYi Micro Hei"/>
+          <w:b w:val="0"/>
+          <w:i w:val="0"/>
+          <w:color w:val="1A1A1A"/>
+          <w:sz w:val="19"/>
+        </w:rPr>
+        <w:t>基础，以及</w:t>
+      </w:r>
+      <w:r>
+        <w:rPr>
+          <w:w w:val="101.05263559441818"/>
+          <w:rFonts w:ascii="Noto Sans" w:hAnsi="Noto Sans" w:eastAsia="Noto Sans"/>
+          <w:b w:val="0"/>
+          <w:i w:val="0"/>
+          <w:color w:val="1A1A1A"/>
+          <w:sz w:val="19"/>
+        </w:rPr>
+        <w:t xml:space="preserve"> PCB </w:t>
+      </w:r>
+      <w:r>
+        <w:rPr>
+          <w:w w:val="101.05263559441818"/>
+          <w:rFonts w:ascii="WenQuanYi Micro Hei" w:hAnsi="WenQuanYi Micro Hei" w:eastAsia="WenQuanYi Micro Hei"/>
+          <w:b w:val="0"/>
+          <w:i w:val="0"/>
+          <w:color w:val="1A1A1A"/>
+          <w:sz w:val="19"/>
+        </w:rPr>
+        <w:t>识图、焊接、万用表调试与嵌入式</w:t>
+      </w:r>
+      <w:r>
+        <w:rPr>
+          <w:w w:val="101.05263559441818"/>
+          <w:rFonts w:ascii="Noto Sans" w:hAnsi="Noto Sans" w:eastAsia="Noto Sans"/>
+          <w:b w:val="0"/>
+          <w:i w:val="0"/>
+          <w:color w:val="1A1A1A"/>
+          <w:sz w:val="19"/>
+        </w:rPr>
+        <w:t xml:space="preserve"> C </w:t>
+      </w:r>
+      <w:r>
+        <w:rPr>
+          <w:w w:val="101.05263559441818"/>
+          <w:rFonts w:ascii="WenQuanYi Micro Hei" w:hAnsi="WenQuanYi Micro Hei" w:eastAsia="WenQuanYi Micro Hei"/>
+          <w:b w:val="0"/>
+          <w:i w:val="0"/>
+          <w:color w:val="1A1A1A"/>
+          <w:sz w:val="19"/>
+        </w:rPr>
+        <w:t>实践经验。</w:t>
       </w:r>
     </w:p>
     <w:p>
       <w:pPr>
-        <w:spacing w:before="0" w:after="20" w:line="276" w:lineRule="auto"/>
+        <w:autoSpaceDN w:val="0"/>
+        <w:autoSpaceDE w:val="0"/>
+        <w:widowControl/>
+        <w:spacing w:line="222" w:lineRule="exact" w:before="168" w:after="0"/>
+        <w:ind w:left="0" w:right="0" w:firstLine="0"/>
+        <w:jc w:val="left"/>
       </w:pPr>
       <w:r>
         <w:rPr>
-          <w:rFonts w:ascii="Calibri" w:hAnsi="Calibri" w:eastAsia="微软雅黑"/>
+          <w:rFonts w:ascii="Type3 (23 0 R)" w:hAnsi="Type3 (23 0 R)" w:eastAsia="Type3 (23 0 R)"/>
           <w:b w:val="0"/>
-          <w:color w:val="555555"/>
-          <w:sz w:val="19"/>
+          <w:i w:val="0"/>
+          <w:color w:val="1A1A1A"/>
+          <w:sz w:val="22"/>
         </w:rPr>
-        <w:t>汽车后市场检测与维保设备｜负责售前培训、售后支持及客户与研发之间的技术沟通</w:t>
+        <w:t>技</w:t>
+      </w:r>
+      <w:r>
+        <w:rPr>
+          <w:rFonts w:ascii="Type3 (17 0 R)" w:hAnsi="Type3 (17 0 R)" w:eastAsia="Type3 (17 0 R)"/>
+          <w:b w:val="0"/>
+          <w:i w:val="0"/>
+          <w:color w:val="1A1A1A"/>
+          <w:sz w:val="22"/>
+        </w:rPr>
+        <w:t>能</w:t>
+      </w:r>
+      <w:r>
+        <w:rPr>
+          <w:rFonts w:ascii="Type3 (33 0 R)" w:hAnsi="Type3 (33 0 R)" w:eastAsia="Type3 (33 0 R)"/>
+          <w:b w:val="0"/>
+          <w:i w:val="0"/>
+          <w:color w:val="1A1A1A"/>
+          <w:sz w:val="22"/>
+        </w:rPr>
+        <w:t>特</w:t>
+      </w:r>
+      <w:r>
+        <w:rPr>
+          <w:rFonts w:ascii="Type3 (34 0 R)" w:hAnsi="Type3 (34 0 R)" w:eastAsia="Type3 (34 0 R)"/>
+          <w:b w:val="0"/>
+          <w:i w:val="0"/>
+          <w:color w:val="1A1A1A"/>
+          <w:sz w:val="22"/>
+        </w:rPr>
+        <w:t>长</w:t>
       </w:r>
     </w:p>
     <w:p>
       <w:pPr>
-        <w:spacing w:before="0" w:after="20" w:line="288" w:lineRule="auto"/>
+        <w:autoSpaceDN w:val="0"/>
+        <w:autoSpaceDE w:val="0"/>
+        <w:widowControl/>
+        <w:spacing w:line="216" w:lineRule="auto" w:before="158" w:after="0"/>
+        <w:ind w:left="0" w:right="0" w:firstLine="0"/>
+        <w:jc w:val="left"/>
       </w:pPr>
       <w:r>
         <w:rPr>
-          <w:rFonts w:ascii="Calibri" w:hAnsi="Calibri" w:eastAsia="微软雅黑"/>
+          <w:w w:val="101.05263559441818"/>
+          <w:rFonts w:ascii="WenQuanYi Micro Hei" w:hAnsi="WenQuanYi Micro Hei" w:eastAsia="WenQuanYi Micro Hei"/>
           <w:b w:val="0"/>
+          <w:i w:val="0"/>
+          <w:color w:val="1A1A1A"/>
           <w:sz w:val="19"/>
         </w:rPr>
-        <w:t>❖ 覆盖产品线：四轮定位、ADAS 校准、冷媒交换机、喷油嘴检测清洗、变速箱油液交换、新能源电池包充放电/均衡维保、诊断平板等；快速完成多线产品上手并独立支持客户。</w:t>
+        <w:t>语言：英语</w:t>
+      </w:r>
+      <w:r>
+        <w:rPr>
+          <w:w w:val="101.05263559441818"/>
+          <w:rFonts w:ascii="Noto Sans" w:hAnsi="Noto Sans" w:eastAsia="Noto Sans"/>
+          <w:b w:val="0"/>
+          <w:i w:val="0"/>
+          <w:color w:val="1A1A1A"/>
+          <w:sz w:val="19"/>
+        </w:rPr>
+        <w:t xml:space="preserve"> CET-6</w:t>
+      </w:r>
+      <w:r>
+        <w:rPr>
+          <w:w w:val="101.05263559441818"/>
+          <w:rFonts w:ascii="WenQuanYi Micro Hei" w:hAnsi="WenQuanYi Micro Hei" w:eastAsia="WenQuanYi Micro Hei"/>
+          <w:b w:val="0"/>
+          <w:i w:val="0"/>
+          <w:color w:val="1A1A1A"/>
+          <w:sz w:val="19"/>
+        </w:rPr>
+        <w:t>；可独立完成海外客户技术沟通、现场培训与英文邮件</w:t>
+      </w:r>
+      <w:r>
+        <w:rPr>
+          <w:w w:val="101.05263559441818"/>
+          <w:rFonts w:ascii="Noto Sans" w:hAnsi="Noto Sans" w:eastAsia="Noto Sans"/>
+          <w:b w:val="0"/>
+          <w:i w:val="0"/>
+          <w:color w:val="1A1A1A"/>
+          <w:sz w:val="19"/>
+        </w:rPr>
+        <w:t>/</w:t>
+      </w:r>
+      <w:r>
+        <w:rPr>
+          <w:w w:val="101.05263559441818"/>
+          <w:rFonts w:ascii="WenQuanYi Micro Hei" w:hAnsi="WenQuanYi Micro Hei" w:eastAsia="WenQuanYi Micro Hei"/>
+          <w:b w:val="0"/>
+          <w:i w:val="0"/>
+          <w:color w:val="1A1A1A"/>
+          <w:sz w:val="19"/>
+        </w:rPr>
+        <w:t>文档处理。</w:t>
       </w:r>
     </w:p>
     <w:p>
       <w:pPr>
-        <w:spacing w:before="0" w:after="20" w:line="288" w:lineRule="auto"/>
+        <w:autoSpaceDN w:val="0"/>
+        <w:autoSpaceDE w:val="0"/>
+        <w:widowControl/>
+        <w:spacing w:line="185" w:lineRule="auto" w:before="50" w:after="0"/>
+        <w:ind w:left="0" w:right="0" w:firstLine="0"/>
+        <w:jc w:val="left"/>
       </w:pPr>
       <w:r>
         <w:rPr>
-          <w:rFonts w:ascii="Calibri" w:hAnsi="Calibri" w:eastAsia="微软雅黑"/>
+          <w:w w:val="101.05263559441818"/>
+          <w:rFonts w:ascii="WenQuanYi Micro Hei" w:hAnsi="WenQuanYi Micro Hei" w:eastAsia="WenQuanYi Micro Hei"/>
           <w:b w:val="0"/>
+          <w:i w:val="0"/>
+          <w:color w:val="1A1A1A"/>
           <w:sz w:val="19"/>
         </w:rPr>
-        <w:t>❖ 海外出差：赴西班牙、荷兰、法国、德国开展售后问题处理与现场产品培训，面向经销商/终端客户完成演示、答疑与故障闭环。</w:t>
+        <w:t>支持能力：多产品线售后诊断、售前培训、需求转译、跨部门协调（客户</w:t>
+      </w:r>
+      <w:r>
+        <w:rPr>
+          <w:w w:val="101.05263559441818"/>
+          <w:rFonts w:ascii="Arimo" w:hAnsi="Arimo" w:eastAsia="Arimo"/>
+          <w:b w:val="0"/>
+          <w:i w:val="0"/>
+          <w:color w:val="1A1A1A"/>
+          <w:sz w:val="19"/>
+        </w:rPr>
+        <w:t>↔</w:t>
+      </w:r>
+      <w:r>
+        <w:rPr>
+          <w:w w:val="101.05263559441818"/>
+          <w:rFonts w:ascii="WenQuanYi Micro Hei" w:hAnsi="WenQuanYi Micro Hei" w:eastAsia="WenQuanYi Micro Hei"/>
+          <w:b w:val="0"/>
+          <w:i w:val="0"/>
+          <w:color w:val="1A1A1A"/>
+          <w:sz w:val="19"/>
+        </w:rPr>
+        <w:t>研发</w:t>
+      </w:r>
+      <w:r>
+        <w:rPr>
+          <w:w w:val="101.05263559441818"/>
+          <w:rFonts w:ascii="Arimo" w:hAnsi="Arimo" w:eastAsia="Arimo"/>
+          <w:b w:val="0"/>
+          <w:i w:val="0"/>
+          <w:color w:val="1A1A1A"/>
+          <w:sz w:val="19"/>
+        </w:rPr>
+        <w:t>↔</w:t>
+      </w:r>
+      <w:r>
+        <w:rPr>
+          <w:w w:val="101.05263559441818"/>
+          <w:rFonts w:ascii="WenQuanYi Micro Hei" w:hAnsi="WenQuanYi Micro Hei" w:eastAsia="WenQuanYi Micro Hei"/>
+          <w:b w:val="0"/>
+          <w:i w:val="0"/>
+          <w:color w:val="1A1A1A"/>
+          <w:sz w:val="19"/>
+        </w:rPr>
+        <w:t>销售）。</w:t>
       </w:r>
     </w:p>
     <w:p>
       <w:pPr>
-        <w:spacing w:before="0" w:after="20" w:line="288" w:lineRule="auto"/>
+        <w:autoSpaceDN w:val="0"/>
+        <w:autoSpaceDE w:val="0"/>
+        <w:widowControl/>
+        <w:spacing w:line="245" w:lineRule="auto" w:before="50" w:after="0"/>
+        <w:ind w:left="0" w:right="1296" w:firstLine="0"/>
+        <w:jc w:val="left"/>
       </w:pPr>
       <w:r>
         <w:rPr>
-          <w:rFonts w:ascii="Calibri" w:hAnsi="Calibri" w:eastAsia="微软雅黑"/>
+          <w:w w:val="101.05263559441818"/>
+          <w:rFonts w:ascii="WenQuanYi Micro Hei" w:hAnsi="WenQuanYi Micro Hei" w:eastAsia="WenQuanYi Micro Hei"/>
           <w:b w:val="0"/>
+          <w:i w:val="0"/>
+          <w:color w:val="1A1A1A"/>
           <w:sz w:val="19"/>
         </w:rPr>
-        <w:t>❖ 大客户交付：主导四轮定位设备软硬件需求对接约4个月，在客户与研发之间拆解需求、对齐方案与验证节奏，最终推动产品落地。</w:t>
+        <w:t>技术基础：嵌入式与自动化背景；</w:t>
+      </w:r>
+      <w:r>
+        <w:rPr>
+          <w:w w:val="101.05263559441818"/>
+          <w:rFonts w:ascii="Noto Sans" w:hAnsi="Noto Sans" w:eastAsia="Noto Sans"/>
+          <w:b w:val="0"/>
+          <w:i w:val="0"/>
+          <w:color w:val="1A1A1A"/>
+          <w:sz w:val="19"/>
+        </w:rPr>
+        <w:t xml:space="preserve">Python/Matlab </w:t>
+      </w:r>
+      <w:r>
+        <w:rPr>
+          <w:w w:val="101.05263559441818"/>
+          <w:rFonts w:ascii="WenQuanYi Micro Hei" w:hAnsi="WenQuanYi Micro Hei" w:eastAsia="WenQuanYi Micro Hei"/>
+          <w:b w:val="0"/>
+          <w:i w:val="0"/>
+          <w:color w:val="1A1A1A"/>
+          <w:sz w:val="19"/>
+        </w:rPr>
+        <w:t>数据分析；</w:t>
+      </w:r>
+      <w:r>
+        <w:rPr>
+          <w:w w:val="101.05263559441818"/>
+          <w:rFonts w:ascii="Noto Sans" w:hAnsi="Noto Sans" w:eastAsia="Noto Sans"/>
+          <w:b w:val="0"/>
+          <w:i w:val="0"/>
+          <w:color w:val="1A1A1A"/>
+          <w:sz w:val="19"/>
+        </w:rPr>
+        <w:t xml:space="preserve">Cursor / AI </w:t>
+      </w:r>
+      <w:r>
+        <w:rPr>
+          <w:w w:val="101.05263559441818"/>
+          <w:rFonts w:ascii="WenQuanYi Micro Hei" w:hAnsi="WenQuanYi Micro Hei" w:eastAsia="WenQuanYi Micro Hei"/>
+          <w:b w:val="0"/>
+          <w:i w:val="0"/>
+          <w:color w:val="1A1A1A"/>
+          <w:sz w:val="19"/>
+        </w:rPr>
+        <w:t>工具提效；流程文档与知识库建设。</w:t>
+      </w:r>
+      <w:r>
+        <w:rPr>
+          <w:w w:val="101.05263559441818"/>
+          <w:rFonts w:ascii="WenQuanYi Micro Hei" w:hAnsi="WenQuanYi Micro Hei" w:eastAsia="WenQuanYi Micro Hei"/>
+          <w:b w:val="0"/>
+          <w:i w:val="0"/>
+          <w:color w:val="1A1A1A"/>
+          <w:sz w:val="19"/>
+        </w:rPr>
+        <w:t>出差意愿：约</w:t>
+      </w:r>
+      <w:r>
+        <w:rPr>
+          <w:w w:val="101.05263559441818"/>
+          <w:rFonts w:ascii="Noto Sans" w:hAnsi="Noto Sans" w:eastAsia="Noto Sans"/>
+          <w:b w:val="0"/>
+          <w:i w:val="0"/>
+          <w:color w:val="1A1A1A"/>
+          <w:sz w:val="19"/>
+        </w:rPr>
+        <w:t xml:space="preserve"> 1 </w:t>
+      </w:r>
+      <w:r>
+        <w:rPr>
+          <w:w w:val="101.05263559441818"/>
+          <w:rFonts w:ascii="WenQuanYi Micro Hei" w:hAnsi="WenQuanYi Micro Hei" w:eastAsia="WenQuanYi Micro Hei"/>
+          <w:b w:val="0"/>
+          <w:i w:val="0"/>
+          <w:color w:val="1A1A1A"/>
+          <w:sz w:val="19"/>
+        </w:rPr>
+        <w:t>年</w:t>
+      </w:r>
+      <w:r>
+        <w:rPr>
+          <w:w w:val="101.05263559441818"/>
+          <w:rFonts w:ascii="Noto Sans" w:hAnsi="Noto Sans" w:eastAsia="Noto Sans"/>
+          <w:b w:val="0"/>
+          <w:i w:val="0"/>
+          <w:color w:val="1A1A1A"/>
+          <w:sz w:val="19"/>
+        </w:rPr>
+        <w:t xml:space="preserve"> 3 </w:t>
+      </w:r>
+      <w:r>
+        <w:rPr>
+          <w:w w:val="101.05263559441818"/>
+          <w:rFonts w:ascii="WenQuanYi Micro Hei" w:hAnsi="WenQuanYi Micro Hei" w:eastAsia="WenQuanYi Micro Hei"/>
+          <w:b w:val="0"/>
+          <w:i w:val="0"/>
+          <w:color w:val="1A1A1A"/>
+          <w:sz w:val="19"/>
+        </w:rPr>
+        <w:t>次，单次约</w:t>
+      </w:r>
+      <w:r>
+        <w:rPr>
+          <w:w w:val="101.05263559441818"/>
+          <w:rFonts w:ascii="Noto Sans" w:hAnsi="Noto Sans" w:eastAsia="Noto Sans"/>
+          <w:b w:val="0"/>
+          <w:i w:val="0"/>
+          <w:color w:val="1A1A1A"/>
+          <w:sz w:val="19"/>
+        </w:rPr>
+        <w:t xml:space="preserve"> 1 </w:t>
+      </w:r>
+      <w:r>
+        <w:rPr>
+          <w:w w:val="101.05263559441818"/>
+          <w:rFonts w:ascii="WenQuanYi Micro Hei" w:hAnsi="WenQuanYi Micro Hei" w:eastAsia="WenQuanYi Micro Hei"/>
+          <w:b w:val="0"/>
+          <w:i w:val="0"/>
+          <w:color w:val="1A1A1A"/>
+          <w:sz w:val="19"/>
+        </w:rPr>
+        <w:t>个月；工作地期望深圳。</w:t>
       </w:r>
     </w:p>
     <w:p>
       <w:pPr>
-        <w:spacing w:before="0" w:after="20" w:line="288" w:lineRule="auto"/>
+        <w:autoSpaceDN w:val="0"/>
+        <w:autoSpaceDE w:val="0"/>
+        <w:widowControl/>
+        <w:spacing w:line="224" w:lineRule="exact" w:before="152" w:after="0"/>
+        <w:ind w:left="0" w:right="0" w:firstLine="0"/>
+        <w:jc w:val="left"/>
       </w:pPr>
       <w:r>
         <w:rPr>
-          <w:rFonts w:ascii="Calibri" w:hAnsi="Calibri" w:eastAsia="微软雅黑"/>
+          <w:rFonts w:ascii="Type3 (36 0 R)" w:hAnsi="Type3 (36 0 R)" w:eastAsia="Type3 (36 0 R)"/>
           <w:b w:val="0"/>
-          <w:sz w:val="19"/>
+          <w:i w:val="0"/>
+          <w:color w:val="1A1A1A"/>
+          <w:sz w:val="22"/>
         </w:rPr>
-        <w:t>❖ 智能知识库：用 Cursor 搭建服务部门问答式知识库（问题处理办法 + 产品文档），为销售/服务同事开通账号并部署于公司服务器 7×24 运行，缓解时差导致的资料检索瓶颈。</w:t>
+        <w:t>奖</w:t>
+      </w:r>
+      <w:r>
+        <w:rPr>
+          <w:rFonts w:ascii="Type3 (37 0 R)" w:hAnsi="Type3 (37 0 R)" w:eastAsia="Type3 (37 0 R)"/>
+          <w:b w:val="0"/>
+          <w:i w:val="0"/>
+          <w:color w:val="1A1A1A"/>
+          <w:sz w:val="22"/>
+        </w:rPr>
+        <w:t>项</w:t>
+      </w:r>
+      <w:r>
+        <w:rPr>
+          <w:rFonts w:ascii="Type3 (38 0 R)" w:hAnsi="Type3 (38 0 R)" w:eastAsia="Type3 (38 0 R)"/>
+          <w:b w:val="0"/>
+          <w:i w:val="0"/>
+          <w:color w:val="1A1A1A"/>
+          <w:sz w:val="22"/>
+        </w:rPr>
+        <w:t>荣</w:t>
+      </w:r>
+      <w:r>
+        <w:rPr>
+          <w:rFonts w:ascii="Type3 (39 0 R)" w:hAnsi="Type3 (39 0 R)" w:eastAsia="Type3 (39 0 R)"/>
+          <w:b w:val="0"/>
+          <w:i w:val="0"/>
+          <w:color w:val="1A1A1A"/>
+          <w:sz w:val="22"/>
+        </w:rPr>
+        <w:t>誉</w:t>
       </w:r>
     </w:p>
     <w:p>
       <w:pPr>
-        <w:spacing w:before="0" w:after="20" w:line="288" w:lineRule="auto"/>
+        <w:autoSpaceDN w:val="0"/>
+        <w:autoSpaceDE w:val="0"/>
+        <w:widowControl/>
+        <w:spacing w:line="245" w:lineRule="auto" w:before="172" w:after="0"/>
+        <w:ind w:left="0" w:right="1296" w:firstLine="0"/>
+        <w:jc w:val="left"/>
       </w:pPr>
       <w:r>
         <w:rPr>
-          <w:rFonts w:ascii="Calibri" w:hAnsi="Calibri" w:eastAsia="微软雅黑"/>
+          <w:rFonts w:ascii="DejaVu Sans" w:hAnsi="DejaVu Sans" w:eastAsia="DejaVu Sans"/>
           <w:b w:val="0"/>
+          <w:i w:val="0"/>
+          <w:color w:val="1A1A1A"/>
+          <w:sz w:val="16"/>
+        </w:rPr>
+        <w:t>❖</w:t>
+      </w:r>
+      <w:r>
+        <w:rPr>
+          <w:w w:val="101.05263559441818"/>
+          <w:rFonts w:ascii="WenQuanYi Micro Hei" w:hAnsi="WenQuanYi Micro Hei" w:eastAsia="WenQuanYi Micro Hei"/>
+          <w:b w:val="0"/>
+          <w:i w:val="0"/>
+          <w:color w:val="1A1A1A"/>
           <w:sz w:val="19"/>
         </w:rPr>
-        <w:t>❖ 工单平台：开发售后工单记录系统，支持视频/图片/文档上传与客户问题看板，实现 case 可追溯与问题累计可视化。</w:t>
+        <w:t>第十八届全国大学生智能车竞赛</w:t>
+      </w:r>
+      <w:r>
+        <w:rPr>
+          <w:w w:val="101.05263559441818"/>
+          <w:rFonts w:ascii="WenQuanYi Micro Hei" w:hAnsi="WenQuanYi Micro Hei" w:eastAsia="WenQuanYi Micro Hei"/>
+          <w:b w:val="0"/>
+          <w:i w:val="0"/>
+          <w:color w:val="1A1A1A"/>
+          <w:sz w:val="19"/>
+        </w:rPr>
+        <w:t>浙江省二等奖（</w:t>
+      </w:r>
+      <w:r>
+        <w:rPr>
+          <w:w w:val="101.05263559441818"/>
+          <w:rFonts w:ascii="Noto Sans" w:hAnsi="Noto Sans" w:eastAsia="Noto Sans"/>
+          <w:b w:val="0"/>
+          <w:i w:val="0"/>
+          <w:color w:val="1A1A1A"/>
+          <w:sz w:val="19"/>
+        </w:rPr>
+        <w:t>2023.07</w:t>
+      </w:r>
+      <w:r>
+        <w:rPr>
+          <w:w w:val="101.05263559441818"/>
+          <w:rFonts w:ascii="WenQuanYi Micro Hei" w:hAnsi="WenQuanYi Micro Hei" w:eastAsia="WenQuanYi Micro Hei"/>
+          <w:b w:val="0"/>
+          <w:i w:val="0"/>
+          <w:color w:val="1A1A1A"/>
+          <w:sz w:val="19"/>
+        </w:rPr>
+        <w:t>）｜浙江省大学生英语竞赛</w:t>
+      </w:r>
+      <w:r>
+        <w:rPr>
+          <w:w w:val="101.05263559441818"/>
+          <w:rFonts w:ascii="WenQuanYi Micro Hei" w:hAnsi="WenQuanYi Micro Hei" w:eastAsia="WenQuanYi Micro Hei"/>
+          <w:b w:val="0"/>
+          <w:i w:val="0"/>
+          <w:color w:val="1A1A1A"/>
+          <w:sz w:val="19"/>
+        </w:rPr>
+        <w:t>校一等奖（</w:t>
+      </w:r>
+      <w:r>
+        <w:rPr>
+          <w:w w:val="101.05263559441818"/>
+          <w:rFonts w:ascii="Noto Sans" w:hAnsi="Noto Sans" w:eastAsia="Noto Sans"/>
+          <w:b w:val="0"/>
+          <w:i w:val="0"/>
+          <w:color w:val="1A1A1A"/>
+          <w:sz w:val="19"/>
+        </w:rPr>
+        <w:t>2022.05</w:t>
+      </w:r>
+      <w:r>
+        <w:rPr>
+          <w:w w:val="101.05263559441818"/>
+          <w:rFonts w:ascii="WenQuanYi Micro Hei" w:hAnsi="WenQuanYi Micro Hei" w:eastAsia="WenQuanYi Micro Hei"/>
+          <w:b w:val="0"/>
+          <w:i w:val="0"/>
+          <w:color w:val="1A1A1A"/>
+          <w:sz w:val="19"/>
+        </w:rPr>
+        <w:t>）</w:t>
+      </w:r>
+      <w:r>
+        <w:rPr>
+          <w:rFonts w:ascii="DejaVu Sans" w:hAnsi="DejaVu Sans" w:eastAsia="DejaVu Sans"/>
+          <w:b w:val="0"/>
+          <w:i w:val="0"/>
+          <w:color w:val="1A1A1A"/>
+          <w:sz w:val="16"/>
+        </w:rPr>
+        <w:t>❖</w:t>
+      </w:r>
+      <w:r>
+        <w:rPr>
+          <w:w w:val="101.05263559441818"/>
+          <w:rFonts w:ascii="WenQuanYi Micro Hei" w:hAnsi="WenQuanYi Micro Hei" w:eastAsia="WenQuanYi Micro Hei"/>
+          <w:b w:val="0"/>
+          <w:i w:val="0"/>
+          <w:color w:val="1A1A1A"/>
+          <w:sz w:val="19"/>
+        </w:rPr>
+        <w:t>第六届普译奖全国大学生英语写作大赛</w:t>
+      </w:r>
+      <w:r>
+        <w:rPr>
+          <w:w w:val="101.05263559441818"/>
+          <w:rFonts w:ascii="WenQuanYi Micro Hei" w:hAnsi="WenQuanYi Micro Hei" w:eastAsia="WenQuanYi Micro Hei"/>
+          <w:b w:val="0"/>
+          <w:i w:val="0"/>
+          <w:color w:val="1A1A1A"/>
+          <w:sz w:val="19"/>
+        </w:rPr>
+        <w:t>全国三等奖（</w:t>
+      </w:r>
+      <w:r>
+        <w:rPr>
+          <w:w w:val="101.05263559441818"/>
+          <w:rFonts w:ascii="Noto Sans" w:hAnsi="Noto Sans" w:eastAsia="Noto Sans"/>
+          <w:b w:val="0"/>
+          <w:i w:val="0"/>
+          <w:color w:val="1A1A1A"/>
+          <w:sz w:val="19"/>
+        </w:rPr>
+        <w:t>2023.12</w:t>
+      </w:r>
+      <w:r>
+        <w:rPr>
+          <w:w w:val="101.05263559441818"/>
+          <w:rFonts w:ascii="WenQuanYi Micro Hei" w:hAnsi="WenQuanYi Micro Hei" w:eastAsia="WenQuanYi Micro Hei"/>
+          <w:b w:val="0"/>
+          <w:i w:val="0"/>
+          <w:color w:val="1A1A1A"/>
+          <w:sz w:val="19"/>
+        </w:rPr>
+        <w:t>）｜学业优秀奖学金</w:t>
+      </w:r>
+      <w:r>
+        <w:rPr>
+          <w:w w:val="101.05263559441818"/>
+          <w:rFonts w:ascii="Noto Sans" w:hAnsi="Noto Sans" w:eastAsia="Noto Sans"/>
+          <w:b w:val="0"/>
+          <w:i w:val="0"/>
+          <w:color w:val="1A1A1A"/>
+          <w:sz w:val="19"/>
+        </w:rPr>
+        <w:t xml:space="preserve"> / </w:t>
+      </w:r>
+      <w:r>
+        <w:rPr>
+          <w:w w:val="101.05263559441818"/>
+          <w:rFonts w:ascii="WenQuanYi Micro Hei" w:hAnsi="WenQuanYi Micro Hei" w:eastAsia="WenQuanYi Micro Hei"/>
+          <w:b w:val="0"/>
+          <w:i w:val="0"/>
+          <w:color w:val="1A1A1A"/>
+          <w:sz w:val="19"/>
+        </w:rPr>
+        <w:t>美仪企业奖学金（</w:t>
+      </w:r>
+      <w:r>
+        <w:rPr>
+          <w:w w:val="101.05263559441818"/>
+          <w:rFonts w:ascii="Noto Sans" w:hAnsi="Noto Sans" w:eastAsia="Noto Sans"/>
+          <w:b w:val="0"/>
+          <w:i w:val="0"/>
+          <w:color w:val="1A1A1A"/>
+          <w:sz w:val="19"/>
+        </w:rPr>
+        <w:t>7/92</w:t>
+      </w:r>
+      <w:r>
+        <w:rPr>
+          <w:w w:val="101.05263559441818"/>
+          <w:rFonts w:ascii="WenQuanYi Micro Hei" w:hAnsi="WenQuanYi Micro Hei" w:eastAsia="WenQuanYi Micro Hei"/>
+          <w:b w:val="0"/>
+          <w:i w:val="0"/>
+          <w:color w:val="1A1A1A"/>
+          <w:sz w:val="19"/>
+        </w:rPr>
+        <w:t>）</w:t>
       </w:r>
     </w:p>
     <w:p>
       <w:pPr>
-        <w:tabs>
-          <w:tab w:pos="9354" w:val="right"/>
-        </w:tabs>
-        <w:spacing w:before="100" w:after="20" w:line="276" w:lineRule="auto"/>
+        <w:autoSpaceDN w:val="0"/>
+        <w:autoSpaceDE w:val="0"/>
+        <w:widowControl/>
+        <w:spacing w:line="222" w:lineRule="exact" w:before="168" w:after="0"/>
+        <w:ind w:left="0" w:right="0" w:firstLine="0"/>
+        <w:jc w:val="left"/>
       </w:pPr>
       <w:r>
         <w:rPr>
-          <w:rFonts w:ascii="Calibri" w:hAnsi="Calibri" w:eastAsia="微软雅黑"/>
-          <w:b/>
-          <w:sz w:val="21"/>
+          <w:rFonts w:ascii="Type3 (31 0 R)" w:hAnsi="Type3 (31 0 R)" w:eastAsia="Type3 (31 0 R)"/>
+          <w:b w:val="0"/>
+          <w:i w:val="0"/>
+          <w:color w:val="1A1A1A"/>
+          <w:sz w:val="22"/>
         </w:rPr>
-        <w:t>ELEGOO（深圳市智能派科技有限公司）｜海外技术支持工程师</w:t>
+        <w:t>自</w:t>
       </w:r>
       <w:r>
         <w:rPr>
-          <w:rFonts w:ascii="Calibri" w:hAnsi="Calibri" w:eastAsia="微软雅黑"/>
+          <w:rFonts w:ascii="Type3 (40 0 R)" w:hAnsi="Type3 (40 0 R)" w:eastAsia="Type3 (40 0 R)"/>
           <w:b w:val="0"/>
-          <w:color w:val="555555"/>
-          <w:sz w:val="20"/>
+          <w:i w:val="0"/>
+          <w:color w:val="1A1A1A"/>
+          <w:sz w:val="22"/>
         </w:rPr>
-        <w:tab/>
-        <w:t>2025.08 – 2025.10</w:t>
+        <w:t>我</w:t>
+      </w:r>
+      <w:r>
+        <w:rPr>
+          <w:rFonts w:ascii="Type3 (41 0 R)" w:hAnsi="Type3 (41 0 R)" w:eastAsia="Type3 (41 0 R)"/>
+          <w:b w:val="0"/>
+          <w:i w:val="0"/>
+          <w:color w:val="1A1A1A"/>
+          <w:sz w:val="22"/>
+        </w:rPr>
+        <w:t>评</w:t>
+      </w:r>
+      <w:r>
+        <w:rPr>
+          <w:rFonts w:ascii="Type3 (6 0 R)" w:hAnsi="Type3 (6 0 R)" w:eastAsia="Type3 (6 0 R)"/>
+          <w:b w:val="0"/>
+          <w:i w:val="0"/>
+          <w:color w:val="1A1A1A"/>
+          <w:sz w:val="22"/>
+        </w:rPr>
+        <w:t>价</w:t>
       </w:r>
     </w:p>
     <w:p>
       <w:pPr>
-        <w:spacing w:before="0" w:after="20" w:line="276" w:lineRule="auto"/>
+        <w:autoSpaceDN w:val="0"/>
+        <w:autoSpaceDE w:val="0"/>
+        <w:widowControl/>
+        <w:spacing w:line="245" w:lineRule="auto" w:before="304" w:after="0"/>
+        <w:ind w:left="0" w:right="0" w:firstLine="0"/>
+        <w:jc w:val="left"/>
       </w:pPr>
       <w:r>
         <w:rPr>
-          <w:rFonts w:ascii="Calibri" w:hAnsi="Calibri" w:eastAsia="微软雅黑"/>
+          <w:w w:val="101.05263559441818"/>
+          <w:rFonts w:ascii="WenQuanYi Micro Hei" w:hAnsi="WenQuanYi Micro Hei" w:eastAsia="WenQuanYi Micro Hei"/>
           <w:b w:val="0"/>
-          <w:color w:val="555555"/>
+          <w:i w:val="0"/>
+          <w:color w:val="1A1A1A"/>
           <w:sz w:val="19"/>
         </w:rPr>
-        <w:t>3D 打印出海｜远程服务欧美客户技术咨询与问题闭环</w:t>
-      </w:r>
-    </w:p>
-    <w:p>
-      <w:pPr>
-        <w:spacing w:before="0" w:after="20" w:line="288" w:lineRule="auto"/>
-      </w:pPr>
-      <w:r>
-        <w:rPr>
-          <w:rFonts w:ascii="Calibri" w:hAnsi="Calibri" w:eastAsia="微软雅黑"/>
-          <w:b w:val="0"/>
-          <w:sz w:val="19"/>
-        </w:rPr>
-        <w:t>❖ 快速掌握产品线，独立处理欧美客户技术问题；整理典型案例与解决方案，搭建个人知识库并训练 AI Agent 提升响应效率。</w:t>
-      </w:r>
-    </w:p>
-    <w:p>
-      <w:pPr>
-        <w:spacing w:before="0" w:after="20" w:line="288" w:lineRule="auto"/>
-      </w:pPr>
-      <w:r>
-        <w:rPr>
-          <w:rFonts w:ascii="Calibri" w:hAnsi="Calibri" w:eastAsia="微软雅黑"/>
-          <w:b w:val="0"/>
-          <w:sz w:val="19"/>
-        </w:rPr>
-        <w:t>❖ 将一线高频问题、设计缺陷与改进建议系统反馈产品/技术部门，形成可复用的迭代输入。</w:t>
-      </w:r>
-    </w:p>
-    <w:p>
-      <w:pPr>
-        <w:spacing w:before="160" w:after="40" w:line="264" w:lineRule="auto"/>
-        <w:pBdr>
-          <w:bottom w:val="single" w:sz="12" w:space="1" w:color="222222"/>
-        </w:pBdr>
-      </w:pPr>
-      <w:r>
-        <w:rPr>
-          <w:rFonts w:ascii="Calibri" w:hAnsi="Calibri" w:eastAsia="微软雅黑"/>
-          <w:b/>
-          <w:sz w:val="24"/>
-        </w:rPr>
-        <w:t>教育背景</w:t>
-      </w:r>
-    </w:p>
-    <w:p>
-      <w:pPr>
-        <w:tabs>
-          <w:tab w:pos="9354" w:val="right"/>
-        </w:tabs>
-        <w:spacing w:before="100" w:after="20" w:line="276" w:lineRule="auto"/>
-      </w:pPr>
-      <w:r>
-        <w:rPr>
-          <w:rFonts w:ascii="Calibri" w:hAnsi="Calibri" w:eastAsia="微软雅黑"/>
-          <w:b/>
-          <w:sz w:val="21"/>
-        </w:rPr>
-        <w:t>浙江科技大学｜自动化｜本科｜GPA 3.04（专业前15%）</w:t>
+        <w:t>沟通协调强、学习速度快，擅长在客户现场与研发之间把问题说清楚、把方案推落地。目标先深耕海外技术支持，积累设备与</w:t>
       </w:r>
       <w:r>
         <w:rPr>
-          <w:rFonts w:ascii="Calibri" w:hAnsi="Calibri" w:eastAsia="微软雅黑"/>
+          <w:w w:val="101.05263559441818"/>
+          <w:rFonts w:ascii="WenQuanYi Micro Hei" w:hAnsi="WenQuanYi Micro Hei" w:eastAsia="WenQuanYi Micro Hei"/>
           <w:b w:val="0"/>
-          <w:color w:val="555555"/>
-          <w:sz w:val="20"/>
+          <w:i w:val="0"/>
+          <w:color w:val="1A1A1A"/>
+          <w:sz w:val="19"/>
         </w:rPr>
-        <w:tab/>
-        <w:t>2021.09 – 2025.06</w:t>
+        <w:t>行业经验后向海外销售</w:t>
       </w:r>
-    </w:p>
-    <w:p>
-      <w:pPr>
-        <w:spacing w:before="0" w:after="20" w:line="288" w:lineRule="auto"/>
-      </w:pPr>
       <w:r>
         <w:rPr>
-          <w:rFonts w:ascii="Calibri" w:hAnsi="Calibri" w:eastAsia="微软雅黑"/>
+          <w:w w:val="101.05263559441818"/>
+          <w:rFonts w:ascii="Noto Sans" w:hAnsi="Noto Sans" w:eastAsia="Noto Sans"/>
           <w:b w:val="0"/>
+          <w:i w:val="0"/>
+          <w:color w:val="1A1A1A"/>
           <w:sz w:val="19"/>
         </w:rPr>
-        <w:t>❖ 智能车实验室 3 年：英飞凌 TC264/TC377 惯导定位越野车（GPS+IMU 融合、PID 整定），获第十八届全国大学生智能车竞赛浙江省二等奖（省第四）。</w:t>
+        <w:t>/</w:t>
       </w:r>
-    </w:p>
-    <w:p>
-      <w:pPr>
-        <w:spacing w:before="0" w:after="20" w:line="288" w:lineRule="auto"/>
-      </w:pPr>
       <w:r>
         <w:rPr>
-          <w:rFonts w:ascii="Calibri" w:hAnsi="Calibri" w:eastAsia="微软雅黑"/>
+          <w:w w:val="101.05263559441818"/>
+          <w:rFonts w:ascii="WenQuanYi Micro Hei" w:hAnsi="WenQuanYi Micro Hei" w:eastAsia="WenQuanYi Micro Hei"/>
           <w:b w:val="0"/>
+          <w:i w:val="0"/>
+          <w:color w:val="1A1A1A"/>
           <w:sz w:val="19"/>
         </w:rPr>
-        <w:t>❖ 具备 STM32 / 传感器驱动 / UART·SPI / FreeRTOS 基础，以及 PCB 识图、焊接、万用表调试与嵌入式 C 实践经验。</w:t>
-      </w:r>
-    </w:p>
-    <w:p>
-      <w:pPr>
-        <w:spacing w:before="160" w:after="40" w:line="264" w:lineRule="auto"/>
-        <w:pBdr>
-          <w:bottom w:val="single" w:sz="12" w:space="1" w:color="222222"/>
-        </w:pBdr>
-      </w:pPr>
-      <w:r>
-        <w:rPr>
-          <w:rFonts w:ascii="Calibri" w:hAnsi="Calibri" w:eastAsia="微软雅黑"/>
-          <w:b/>
-          <w:sz w:val="24"/>
-        </w:rPr>
-        <w:t>技能特长</w:t>
-      </w:r>
-    </w:p>
-    <w:p>
-      <w:pPr>
-        <w:spacing w:before="0" w:after="20" w:line="288" w:lineRule="auto"/>
-      </w:pPr>
-      <w:r>
-        <w:rPr>
-          <w:rFonts w:ascii="Calibri" w:hAnsi="Calibri" w:eastAsia="微软雅黑"/>
-          <w:b w:val="0"/>
-          <w:sz w:val="19"/>
-        </w:rPr>
-        <w:t>❖ 语言：英语 CET-6；可独立完成海外客户技术沟通、现场培训与英文邮件/文档处理。</w:t>
-      </w:r>
-    </w:p>
-    <w:p>
-      <w:pPr>
-        <w:spacing w:before="0" w:after="20" w:line="288" w:lineRule="auto"/>
-      </w:pPr>
-      <w:r>
-        <w:rPr>
-          <w:rFonts w:ascii="Calibri" w:hAnsi="Calibri" w:eastAsia="微软雅黑"/>
-          <w:b w:val="0"/>
-          <w:sz w:val="19"/>
-        </w:rPr>
-        <w:t>❖ 支持能力：多产品线售后诊断、售前培训、需求转译、跨部门协调（客户 ↔ 研发 ↔ 销售）。</w:t>
-      </w:r>
-    </w:p>
-    <w:p>
-      <w:pPr>
-        <w:spacing w:before="0" w:after="20" w:line="288" w:lineRule="auto"/>
-      </w:pPr>
-      <w:r>
-        <w:rPr>
-          <w:rFonts w:ascii="Calibri" w:hAnsi="Calibri" w:eastAsia="微软雅黑"/>
-          <w:b w:val="0"/>
-          <w:sz w:val="19"/>
-        </w:rPr>
-        <w:t>❖ 技术基础：嵌入式与自动化背景；Python/Matlab 数据分析；Cursor / AI 工具提效；流程文档与知识库建设。</w:t>
-      </w:r>
-    </w:p>
-    <w:p>
-      <w:pPr>
-        <w:spacing w:before="0" w:after="20" w:line="288" w:lineRule="auto"/>
-      </w:pPr>
-      <w:r>
-        <w:rPr>
-          <w:rFonts w:ascii="Calibri" w:hAnsi="Calibri" w:eastAsia="微软雅黑"/>
-          <w:b w:val="0"/>
-          <w:sz w:val="19"/>
-        </w:rPr>
-        <w:t>❖ 出差意愿：约 1 年 3 次，单次约 1 个月；工作地期望深圳。</w:t>
-      </w:r>
-    </w:p>
-    <w:p>
-      <w:pPr>
-        <w:spacing w:before="160" w:after="40" w:line="264" w:lineRule="auto"/>
-        <w:pBdr>
-          <w:bottom w:val="single" w:sz="12" w:space="1" w:color="222222"/>
-        </w:pBdr>
-      </w:pPr>
-      <w:r>
-        <w:rPr>
-          <w:rFonts w:ascii="Calibri" w:hAnsi="Calibri" w:eastAsia="微软雅黑"/>
-          <w:b/>
-          <w:sz w:val="24"/>
-        </w:rPr>
-        <w:t>奖项荣誉</w:t>
-      </w:r>
-    </w:p>
-    <w:p>
-      <w:pPr>
-        <w:spacing w:before="0" w:after="20" w:line="288" w:lineRule="auto"/>
-      </w:pPr>
-      <w:r>
-        <w:rPr>
-          <w:rFonts w:ascii="Calibri" w:hAnsi="Calibri" w:eastAsia="微软雅黑"/>
-          <w:b w:val="0"/>
-          <w:sz w:val="19"/>
-        </w:rPr>
-        <w:t>❖ 第十八届全国大学生智能车竞赛 浙江省二等奖（2023.07）｜浙江省大学生英语竞赛 校一等奖（2022.05）</w:t>
-      </w:r>
-    </w:p>
-    <w:p>
-      <w:pPr>
-        <w:spacing w:before="0" w:after="20" w:line="288" w:lineRule="auto"/>
-      </w:pPr>
-      <w:r>
-        <w:rPr>
-          <w:rFonts w:ascii="Calibri" w:hAnsi="Calibri" w:eastAsia="微软雅黑"/>
-          <w:b w:val="0"/>
-          <w:sz w:val="19"/>
-        </w:rPr>
-        <w:t>❖ 第六届普译奖全国大学生英语写作大赛 全国三等奖（2023.12）｜学业优秀奖学金 / 美仪企业奖学金（7/92）</w:t>
-      </w:r>
-    </w:p>
-    <w:p>
-      <w:pPr>
-        <w:spacing w:before="160" w:after="40" w:line="264" w:lineRule="auto"/>
-        <w:pBdr>
-          <w:bottom w:val="single" w:sz="12" w:space="1" w:color="222222"/>
-        </w:pBdr>
-      </w:pPr>
-      <w:r>
-        <w:rPr>
-          <w:rFonts w:ascii="Calibri" w:hAnsi="Calibri" w:eastAsia="微软雅黑"/>
-          <w:b/>
-          <w:sz w:val="24"/>
-        </w:rPr>
-        <w:t>自我评价</w:t>
-      </w:r>
-    </w:p>
-    <w:p>
-      <w:pPr>
-        <w:spacing w:before="0" w:after="40" w:line="276" w:lineRule="auto"/>
-      </w:pPr>
-      <w:r>
-        <w:rPr>
-          <w:rFonts w:ascii="Calibri" w:hAnsi="Calibri" w:eastAsia="微软雅黑"/>
-          <w:b w:val="0"/>
-          <w:sz w:val="19"/>
-        </w:rPr>
-        <w:t>沟通协调强、学习速度快，擅长在客户现场与研发之间把问题说清楚、把方案推落地。目标先深耕海外技术支持，积累设备与行业经验后向海外销售/复合型客户成功路径发展。</w:t>
+        <w:t>复合型客户成功路径发展。</w:t>
       </w:r>
     </w:p>
     <w:sectPr>
-      <w:pgSz w:w="11906" w:h="16838"/>
-      <w:pgMar w:top="680" w:right="794" w:bottom="680" w:left="794" w:header="720" w:footer="720" w:gutter="0"/>
-      <w:cols w:space="720"/>
+      <w:pgSz w:w="11899" w:h="16838"/>
+      <w:pgMar w:top="284" w:right="584" w:bottom="1408" w:left="630" w:header="720" w:footer="720" w:gutter="0"/>
+      <w:cols/>
       <w:docGrid w:linePitch="360"/>
     </w:sectPr>
   </w:body>
